--- a/Volume 1/Chapter 04 - Databases/SPA_Vol1_Ch4_Lesson4_12_Indexes.docx
+++ b/Volume 1/Chapter 04 - Databases/SPA_Vol1_Ch4_Lesson4_12_Indexes.docx
@@ -161,7 +161,7 @@
         <w:keepNext/>
       </w:pPr>
       <w:r>
-        <w:t>idx_contacts_name (sorted by name)      contacts (stored in id order)</w:t>
+        <w:t>idx_contacts_c_name (sorted by name)    contacts_c (stored in id order)</w:t>
       </w:r>
     </w:p>
     <w:p>
@@ -243,7 +243,7 @@
         <w:pStyle w:val="ListBullet"/>
       </w:pPr>
       <w:r>
-        <w:t>Write work. Every INSERT adds an entry to every index of the table, every DELETE removes one, and an UPDATE that changes an indexed column moves its entry. A UNIQUE index is also searched for a duplicate first. After this lesson, contacts has four indexes, so one new contact means four sorted places to update, not one.</w:t>
+        <w:t>Write work. Every INSERT adds an entry to every index of the table, every DELETE removes one, and an UPDATE that changes an indexed column moves its entry. A UNIQUE index is also searched for a duplicate first. After this lesson, each language's contacts table has four indexes, so one new contact means four sorted places to update, not one.</w:t>
       </w:r>
     </w:p>
     <w:p>
@@ -294,7 +294,7 @@
         <w:keepNext/>
       </w:pPr>
       <w:r>
-        <w:t>CREATE INDEX idx_contacts_name ON contacts (name);</w:t>
+        <w:t>CREATE INDEX idx_contacts_c_name ON contacts_c (name);</w:t>
       </w:r>
     </w:p>
     <w:p>
@@ -302,7 +302,17 @@
         <w:pStyle w:val="RequiredOutput"/>
       </w:pPr>
       <w:r>
-        <w:t>DROP INDEX idx_contacts_name ON contacts;</w:t>
+        <w:t>DROP INDEX idx_contacts_c_name ON contacts_c;</w:t>
+      </w:r>
+    </w:p>
+    <w:p>
+      <w:pPr>
+        <w:keepNext/>
+      </w:pPr>
+    </w:p>
+    <w:p>
+      <w:r>
+        <w:t>Remember, each language has its own tables (Lesson 4.4): contacts_c is the C programs' table, so its index is idx_contacts_c_name, and the other programs index contacts_cpp, contacts_go, and so on, each with its own index.</w:t>
       </w:r>
     </w:p>
     <w:p>
@@ -315,7 +325,7 @@
         <w:pStyle w:val="ListBullet"/>
       </w:pPr>
       <w:r>
-        <w:t>CREATE INDEX names the new index, the table, and in round brackets the column. The name is yours to choose, and must be new within the table; idx_ followed by the table and column is a common convention, so the name says what the index is for. The server builds the index from the rows already in the table, then keeps it up to date by itself. The programs send the statement as fixed text: it has no values, so it has no placeholders.</w:t>
+        <w:t>CREATE INDEX names the new index, the table, and in round brackets the column. The name is yours to choose, and must be new within the table; idx_ followed by the table and column is a common convention, so the name says what the index is for: idx_contacts_c_name is the index of contacts_c on name. The server builds the index from the rows already in the table, then keeps it up to date by itself. The programs send the statement as fixed text: it has no values, so it has no placeholders.</w:t>
       </w:r>
     </w:p>
     <w:p>
@@ -323,7 +333,7 @@
         <w:pStyle w:val="ListBullet"/>
       </w:pPr>
       <w:r>
-        <w:t>An index belongs to its table, and stays until it is dropped: it is not part of one connection or one program run. A second CREATE INDEX with the same name is refused with error 1061, Duplicate key name 'idx_contacts_name'. MySQL has no CREATE INDEX IF NOT EXISTS, so this lesson's reset drops the table, which drops its indexes with it.</w:t>
+        <w:t>An index belongs to its table, and stays until it is dropped: it is not part of one connection or one program run. A second CREATE INDEX with the same name is refused with error 1061, Duplicate key name 'idx_contacts_c_name'. MySQL has no CREATE INDEX IF NOT EXISTS, so this lesson's reset drops the table, which drops its indexes with it.</w:t>
       </w:r>
     </w:p>
     <w:p>
@@ -339,10 +349,10 @@
         <w:pStyle w:val="ListBullet"/>
       </w:pPr>
       <w:r>
-        <w:t>Forms you will meet in other people's SQL: CREATE UNIQUE INDEX makes an index that also refuses duplicates, which is what Lesson 4.4's UNIQUE on email does for you. An index can be declared inside CREATE TABLE, as a line INDEX idx_contacts_name (name), written KEY in some code: KEY and INDEX mean the same. ALTER TABLE contacts ADD INDEX idx_contacts_name (name) adds one to an existing table, like CREATE INDEX. An index on two columns, (group_id, name), sorts by group_id and then by name: it helps a lookup b</w:t>
-      </w:r>
-      <w:r>
-        <w:t>y group_id, or by group_id and name together, but not by name alone, just as a phone book sorted by last name, then first name, cannot find everyone called Alan.</w:t>
+        <w:t>Forms you will meet in other people's SQL: CREATE UNIQUE INDEX makes an index that also refuses duplicates, which is what Lesson 4.4's UNIQUE on email does for you. An index can be declared inside CREATE TABLE, as a line INDEX idx_contacts_c_name (name), written KEY in some code: KEY and INDEX mean the same. ALTER TABLE contacts_c ADD INDEX idx_contacts_c_name (name) adds one to an existing table, like CREATE INDEX. An index on two columns, (group_id, name), sorts by group_id and then by name: it helps a lo</w:t>
+      </w:r>
+      <w:r>
+        <w:t>okup by group_id, or by group_id and name together, but not by name alone, just as a phone book sorted by last name, then first name, cannot find everyone called Alan.</w:t>
       </w:r>
     </w:p>
     <w:p>
@@ -365,7 +375,7 @@
     </w:p>
     <w:p>
       <w:r>
-        <w:t>SHOW INDEX FROM contacts lists a table's indexes, one row per indexed column. Its answer has 15 columns on this server; the programs read three of them: Key_name, the index's name; Column_name, its column; and Non_unique, 0 for an index that refuses duplicates and 1 for one that does not. Before this lesson's CREATE INDEX, contacts already has three:</w:t>
+        <w:t>SHOW INDEX FROM contacts_c lists a table's indexes, one row per indexed column. Its answer has 15 columns on this server; the programs read three of them: Key_name, the index's name; Column_name, its column; and Non_unique, 0 for an index that refuses duplicates and 1 for one that does not. Before this lesson's CREATE INDEX, contacts_c, like every language's contacts table, already has three:</w:t>
       </w:r>
     </w:p>
     <w:p>
@@ -394,17 +404,17 @@
         <w:pStyle w:val="ListBullet"/>
       </w:pPr>
       <w:r>
-        <w:t>group_id on group_id, not unique. A FOREIGN KEY needs an index on its column (Lesson 4.11), so MySQL created one, named after the column, when it created the table. It lets the server find a group's contacts quickly: to refuse deleting a group that still has contacts (error 1451), and for a join ON contacts.group_id = contact_groups.id.</w:t>
-      </w:r>
-    </w:p>
-    <w:p>
-      <w:pPr>
-        <w:keepNext/>
-      </w:pPr>
-    </w:p>
-    <w:p>
-      <w:r>
-        <w:t>contact_groups has two, for the same reasons: PRIMARY on id, and name on name, unique, for Lesson 4.11's UNIQUE group name.</w:t>
+        <w:t>group_id on group_id, not unique. A FOREIGN KEY needs an index on its column (Lesson 4.11), so MySQL created one, named after the column, when it created the table. It lets the server find a group's contacts quickly: to refuse deleting a group that still has contacts (error 1451), and for a join ON contacts_c.group_id = contact_groups_c.id.</w:t>
+      </w:r>
+    </w:p>
+    <w:p>
+      <w:pPr>
+        <w:keepNext/>
+      </w:pPr>
+    </w:p>
+    <w:p>
+      <w:r>
+        <w:t>contact_groups_c has two, for the same reasons: PRIMARY on id, and name on name, unique, for Lesson 4.11's UNIQUE group name.</w:t>
       </w:r>
     </w:p>
     <w:p>
@@ -449,7 +459,7 @@
         <w:pStyle w:val="RequiredOutput"/>
       </w:pPr>
       <w:r>
-        <w:t>SELECT id, name, email, phone FROM contacts WHERE name = ?</w:t>
+        <w:t>SELECT id, name, email, phone FROM contacts_c WHERE name = ?</w:t>
       </w:r>
     </w:p>
     <w:p>
@@ -692,10 +702,10 @@
         <w:pStyle w:val="ListBullet"/>
       </w:pPr>
       <w:r>
-        <w:t>The plan is for the whole query. The lesson's lookup leaves out Lesson 4.6's ORDER BY id on purpose: EXPLAIN returns no contacts to put in order, and with ORDER BY id the plan before the index becomes type index, key PRIMARY, which reads every row in id order through the primary key. key then names an index, yet every row is still read: key says which index is used, and type says how much of it. After the index, the same query with ORDER BY id is type ref, key idx_contacts_name, because entries with the sam</w:t>
-      </w:r>
-      <w:r>
-        <w:t>e name are kept in id order.</w:t>
+        <w:t>The plan is for the whole query. The lesson's lookup leaves out Lesson 4.6's ORDER BY id on purpose: EXPLAIN returns no contacts to put in order, and with ORDER BY id the plan before the index becomes type index, key PRIMARY, which reads every row in id order through the primary key. key then names an index, yet every row is still read: key says which index is used, and type says how much of it. After the index, the same query with ORDER BY id is type ref, key idx_contacts_c_name, because entries with the s</w:t>
+      </w:r>
+      <w:r>
+        <w:t>ame name are kept in id order.</w:t>
       </w:r>
     </w:p>
     <w:p>
@@ -735,7 +745,7 @@
         <w:keepNext/>
       </w:pPr>
       <w:r>
-        <w:t>Setup: Reset contacts and contact_groups (No Index on name)</w:t>
+        <w:t>Setup: Reset the Language's Two Tables (No Index on name)</w:t>
       </w:r>
     </w:p>
     <w:p>
@@ -789,7 +799,7 @@
         <w:keepNext/>
       </w:pPr>
       <w:r>
-        <w:t>CREATE INDEX idx_contacts_name ON contacts (name)</w:t>
+        <w:t>CREATE INDEX on name in the Language's Table (idx_contacts_c_name in C)</w:t>
       </w:r>
     </w:p>
     <w:p>
@@ -807,7 +817,7 @@
         <w:keepNext/>
       </w:pPr>
       <w:r>
-        <w:t>EXPLAIN Again: type ref, key idx_contacts_name (Straight to the Row)</w:t>
+        <w:t>EXPLAIN Again: type ref, key the New Index (Straight to the Row)</w:t>
       </w:r>
     </w:p>
     <w:p>
@@ -824,7 +834,7 @@
         <w:pStyle w:val="WorkflowText"/>
       </w:pPr>
       <w:r>
-        <w:t>SHOW INDEX FROM contacts and contact_groups: Four Indexes and Two</w:t>
+        <w:t>SHOW INDEX FROM the Language's Two Tables: Four Indexes and Two</w:t>
       </w:r>
     </w:p>
     <w:p>
@@ -855,7 +865,10 @@
         <w:pStyle w:val="ListBullet"/>
       </w:pPr>
       <w:r>
-        <w:t>Project Setup's Data Reset is Lesson 4.11's: it drops contacts, then contact_groups, creates contact_groups (id, name UNIQUE), then contacts with Lesson 4.4's four columns plus group_id and its FOREIGN KEY, and inserts Lesson 4.6's three contacts with no group. Dropping contacts drops idx_contacts_name, so every Build and Run block, which runs the reset file again before its program, starts without it.</w:t>
+        <w:t>Each language has its own two tables (Lesson 4.4): contacts_c and contact_groups_c for C, contacts_cpp and contact_groups_cpp for C++, and so on for csharp, go, python, and typescript, each reset by its own file, sql/reset_contacts_c.sql and so on. Project Setup's Data Reset runs all six; each is Lesson 4.11's reset for one language: it drops contacts_c, then contact_groups_c, creates contact_groups_c (id, name UNIQUE), then contacts_c with Lesson 4.4's four columns plus group_id and its FOREIGN KEY, and in</w:t>
+      </w:r>
+      <w:r>
+        <w:t>serts Lesson 4.6's three contacts with no group. Dropping contacts_c drops idx_contacts_c_name, so every Build and Run block, which runs its language's reset file again before its program, starts without it.</w:t>
       </w:r>
     </w:p>
     <w:p>
@@ -871,7 +884,7 @@
         <w:pStyle w:val="ListBullet"/>
       </w:pPr>
       <w:r>
-        <w:t>Every program asks for EXPLAIN FORMAT=TRADITIONAL SELECT id, name, email, phone FROM contacts WHERE name = ? with Alan Turing as the parameter (C# @name or @value, Python %s), and prints only type and key: Plan before the index: type ALL, key (none).</w:t>
+        <w:t>Every program asks for EXPLAIN FORMAT=TRADITIONAL SELECT id, name, email, phone FROM contacts_c WHERE name = ?, with its own language's table, with Alan Turing as the parameter (C# @name or @value, Python %s), and prints only type and key: Plan before the index: type ALL, key (none).</w:t>
       </w:r>
     </w:p>
     <w:p>
@@ -879,7 +892,7 @@
         <w:pStyle w:val="ListBullet"/>
       </w:pPr>
       <w:r>
-        <w:t>Every program then sends CREATE INDEX idx_contacts_name ON contacts (name), prints Created index idx_contacts_name on contacts (name), asks again, and prints Plan after the index: type ref, key idx_contacts_name.</w:t>
+        <w:t>Every program then sends CREATE INDEX idx_contacts_c_name ON contacts_c (name), prints Created index idx_contacts_c_name on contacts_c (name), asks again, and prints Plan after the index: type ref, key idx_contacts_c_name; each language uses its own table and names its index idx_contacts_cpp_name, idx_contacts_go_name, and so on, by the idx_&lt;table&gt;_&lt;column&gt; rule.</w:t>
       </w:r>
     </w:p>
     <w:p>
@@ -887,7 +900,7 @@
         <w:pStyle w:val="ListBullet"/>
       </w:pPr>
       <w:r>
-        <w:t>Every program then lists SHOW INDEX FROM contacts under Indexes on contacts: (PRIMARY, email, group_id, idx_contacts_name) and SHOW INDEX FROM contact_groups under Indexes on contact_groups: (PRIMARY, name), each line giving the index's name, its column, and unique or not unique.</w:t>
+        <w:t>Every program then lists SHOW INDEX FROM contacts_c under Indexes on contacts_c: (PRIMARY, email, group_id, idx_contacts_c_name) and SHOW INDEX FROM contact_groups_c under Indexes on contact_groups_c: (PRIMARY, name), each with its own language's tables, each line giving the index's name, its column, and unique or not unique.</w:t>
       </w:r>
     </w:p>
     <w:p>
@@ -903,7 +916,7 @@
         <w:pStyle w:val="ListBullet"/>
       </w:pPr>
       <w:r>
-        <w:t>Every line is the same in every language.</w:t>
+        <w:t>Every line is the same in every language, except that each names its own tables and index.</w:t>
       </w:r>
     </w:p>
     <w:p>
@@ -944,7 +957,47 @@
         <w:keepNext/>
       </w:pPr>
       <w:r>
-        <w:t xml:space="preserve">  sql/reset_contacts.sql</w:t>
+        <w:t xml:space="preserve">  sql/reset_contacts_c.sql</w:t>
+      </w:r>
+    </w:p>
+    <w:p>
+      <w:pPr>
+        <w:pStyle w:val="CommandBlock"/>
+      </w:pPr>
+      <w:r>
+        <w:t xml:space="preserve">  sql/reset_contacts_cpp.sql</w:t>
+      </w:r>
+    </w:p>
+    <w:p>
+      <w:pPr>
+        <w:pStyle w:val="CommandBlock"/>
+      </w:pPr>
+      <w:r>
+        <w:t xml:space="preserve">  sql/reset_contacts_csharp.sql</w:t>
+      </w:r>
+    </w:p>
+    <w:p>
+      <w:pPr>
+        <w:pStyle w:val="CommandBlock"/>
+      </w:pPr>
+      <w:r>
+        <w:t xml:space="preserve">  sql/reset_contacts_go.sql</w:t>
+      </w:r>
+    </w:p>
+    <w:p>
+      <w:pPr>
+        <w:pStyle w:val="CommandBlock"/>
+      </w:pPr>
+      <w:r>
+        <w:t xml:space="preserve">  sql/reset_contacts_python.sql</w:t>
+      </w:r>
+    </w:p>
+    <w:p>
+      <w:pPr>
+        <w:pStyle w:val="CommandBlock"/>
+      </w:pPr>
+      <w:r>
+        <w:t xml:space="preserve">  sql/reset_contacts_typescript.sql</w:t>
       </w:r>
     </w:p>
     <w:p>
@@ -2170,10 +2223,13 @@
     </w:p>
     <w:p>
       <w:r>
-        <w:t xml:space="preserve">This step resets both lesson tables to Lesson 4.11's known state. It drops contacts and contact_groups, with any rows and any index earlier lessons or your own experiments left on them, creates contact_groups empty, creates contacts with Lesson 4.4's four columns plus group_id and its foreign key, and inserts Lesson 4.6's three contacts, none of them in a group. Dropping a table drops its indexes, so after the reset contacts has no index on name. The programs create that index, so every run must start from </w:t>
-      </w:r>
-      <w:r>
-        <w:t>exactly this state; that is why every Build and Run block runs this file again. The rows it removes were practice rows; the Chapter 4 project keeps its own data and never resets it. Earlier lessons' reset files before Lesson 4.11 drop only contacts, so after you run one of them, run this lesson's reset again before its programs.</w:t>
+        <w:t>This step resets every language's two lesson tables to Lesson 4.11's known state. Remember, each language has its own tables and its own reset file (Lesson 4.4): reset_contacts_c.sql resets contacts_c and contact_groups_c, and never touches another language's tables; the six files differ only in the language's name. Each drops its language's contacts and contact_groups tables, with any rows and any index earlier lessons or your own experiments left on them, creates the contact_groups table empty, creates th</w:t>
+      </w:r>
+      <w:r>
+        <w:t>e contacts table with Lesson 4.4's four columns plus group_id and its foreign key, and inserts Lesson 4.6's three contacts, none of them in a group. Dropping a table drops its indexes, so after the reset contacts_c has no index on name. The programs create that index, so every run must start from exactly this state; that is why every Build and Run block runs its language's file again. The rows it removes were practice rows; the Chapter 4 project keeps its own data and never resets it. Earlier lessons' reset</w:t>
+      </w:r>
+      <w:r>
+        <w:t xml:space="preserve"> files before Lesson 4.11 drop only contacts, so after you run one of them, run this lesson's reset again before its programs.</w:t>
       </w:r>
     </w:p>
     <w:p>
@@ -2196,25 +2252,358 @@
         <w:pStyle w:val="Heading3"/>
       </w:pPr>
       <w:r>
-        <w:t>sql/reset_contacts.sql</w:t>
-      </w:r>
-    </w:p>
-    <w:p>
-      <w:pPr>
-        <w:pStyle w:val="SourceCode"/>
-        <w:keepNext/>
-      </w:pPr>
-      <w:r>
-        <w:t>-- Lesson 4.12's known state: Lesson 4.11's two tables, rebuilt. This file</w:t>
-      </w:r>
-    </w:p>
-    <w:p>
-      <w:pPr>
-        <w:pStyle w:val="SourceCode"/>
-        <w:keepNext/>
-      </w:pPr>
-      <w:r>
-        <w:t>-- drops both lesson tables, with any rows and any index earlier lessons or</w:t>
+        <w:t>sql/reset_contacts_c.sql</w:t>
+      </w:r>
+    </w:p>
+    <w:p>
+      <w:pPr>
+        <w:pStyle w:val="SourceCode"/>
+        <w:keepNext/>
+      </w:pPr>
+      <w:r>
+        <w:t>-- Lesson 4.12's known state for C: Lesson 4.11's two tables, rebuilt. This</w:t>
+      </w:r>
+    </w:p>
+    <w:p>
+      <w:pPr>
+        <w:pStyle w:val="SourceCode"/>
+        <w:keepNext/>
+      </w:pPr>
+      <w:r>
+        <w:t>-- file resets contact_groups_c and contacts_c, the C programs' own tables:</w:t>
+      </w:r>
+    </w:p>
+    <w:p>
+      <w:pPr>
+        <w:pStyle w:val="SourceCode"/>
+      </w:pPr>
+      <w:r>
+        <w:t>-- it drops both, with any rows and any index earlier lessons or your own</w:t>
+      </w:r>
+    </w:p>
+    <w:p>
+      <w:pPr>
+        <w:pStyle w:val="SourceCode"/>
+      </w:pPr>
+      <w:r>
+        <w:t>-- experiments left on them, and builds them again: an empty</w:t>
+      </w:r>
+    </w:p>
+    <w:p>
+      <w:pPr>
+        <w:pStyle w:val="SourceCode"/>
+      </w:pPr>
+      <w:r>
+        <w:t>-- contact_groups_c, and contacts_c with Lesson 4.6's three contacts.</w:t>
+      </w:r>
+    </w:p>
+    <w:p>
+      <w:pPr>
+        <w:pStyle w:val="SourceCode"/>
+      </w:pPr>
+      <w:r>
+        <w:t>-- Dropping a table drops its indexes too, so after this file contacts_c has</w:t>
+      </w:r>
+    </w:p>
+    <w:p>
+      <w:pPr>
+        <w:pStyle w:val="SourceCode"/>
+      </w:pPr>
+      <w:r>
+        <w:t>-- no index on name.</w:t>
+      </w:r>
+    </w:p>
+    <w:p>
+      <w:pPr>
+        <w:pStyle w:val="SourceCode"/>
+      </w:pPr>
+    </w:p>
+    <w:p>
+      <w:pPr>
+        <w:pStyle w:val="SourceCode"/>
+      </w:pPr>
+      <w:r>
+        <w:t>-- Remember, contacts_c goes first: its foreign key points at</w:t>
+      </w:r>
+    </w:p>
+    <w:p>
+      <w:pPr>
+        <w:pStyle w:val="SourceCode"/>
+      </w:pPr>
+      <w:r>
+        <w:t>-- contact_groups_c, and the server refuses to drop a table that a foreign</w:t>
+      </w:r>
+    </w:p>
+    <w:p>
+      <w:pPr>
+        <w:pStyle w:val="SourceCode"/>
+      </w:pPr>
+      <w:r>
+        <w:t>-- key still points at (Lesson 4.11). IF EXISTS skips a missing table.</w:t>
+      </w:r>
+    </w:p>
+    <w:p>
+      <w:pPr>
+        <w:pStyle w:val="SourceCode"/>
+      </w:pPr>
+      <w:r>
+        <w:t>DROP TABLE IF EXISTS contacts_c;</w:t>
+      </w:r>
+    </w:p>
+    <w:p>
+      <w:pPr>
+        <w:pStyle w:val="SourceCode"/>
+      </w:pPr>
+      <w:r>
+        <w:t>DROP TABLE IF EXISTS contact_groups_c;</w:t>
+      </w:r>
+    </w:p>
+    <w:p>
+      <w:pPr>
+        <w:pStyle w:val="SourceCode"/>
+      </w:pPr>
+    </w:p>
+    <w:p>
+      <w:pPr>
+        <w:pStyle w:val="SourceCode"/>
+      </w:pPr>
+      <w:r>
+        <w:t>-- Remember, one row per group (Lesson 4.11). UNIQUE refuses a second group</w:t>
+      </w:r>
+    </w:p>
+    <w:p>
+      <w:pPr>
+        <w:pStyle w:val="SourceCode"/>
+      </w:pPr>
+      <w:r>
+        <w:t>-- with the same name, and the server keeps an index to check it.</w:t>
+      </w:r>
+    </w:p>
+    <w:p>
+      <w:pPr>
+        <w:pStyle w:val="SourceCode"/>
+      </w:pPr>
+      <w:r>
+        <w:t>CREATE TABLE contact_groups_c (</w:t>
+      </w:r>
+    </w:p>
+    <w:p>
+      <w:pPr>
+        <w:pStyle w:val="SourceCode"/>
+      </w:pPr>
+      <w:r>
+        <w:t xml:space="preserve">    id   INT AUTO_INCREMENT PRIMARY KEY,</w:t>
+      </w:r>
+    </w:p>
+    <w:p>
+      <w:pPr>
+        <w:pStyle w:val="SourceCode"/>
+      </w:pPr>
+      <w:r>
+        <w:t xml:space="preserve">    name VARCHAR(50) NOT NULL UNIQUE</w:t>
+      </w:r>
+    </w:p>
+    <w:p>
+      <w:pPr>
+        <w:pStyle w:val="SourceCode"/>
+      </w:pPr>
+      <w:r>
+        <w:t>) CHARACTER SET utf8mb4;</w:t>
+      </w:r>
+    </w:p>
+    <w:p>
+      <w:pPr>
+        <w:pStyle w:val="SourceCode"/>
+      </w:pPr>
+    </w:p>
+    <w:p>
+      <w:pPr>
+        <w:pStyle w:val="SourceCode"/>
+      </w:pPr>
+      <w:r>
+        <w:t>-- Remember, Lesson 4.4's contacts table with Lesson 4.11's group_id. The</w:t>
+      </w:r>
+    </w:p>
+    <w:p>
+      <w:pPr>
+        <w:pStyle w:val="SourceCode"/>
+      </w:pPr>
+      <w:r>
+        <w:t>-- PRIMARY KEY, the UNIQUE email, and the FOREIGN KEY each come with an</w:t>
+      </w:r>
+    </w:p>
+    <w:p>
+      <w:pPr>
+        <w:pStyle w:val="SourceCode"/>
+      </w:pPr>
+      <w:r>
+        <w:t>-- index the server builds by itself; this lesson's programs list them.</w:t>
+      </w:r>
+    </w:p>
+    <w:p>
+      <w:pPr>
+        <w:pStyle w:val="SourceCode"/>
+      </w:pPr>
+      <w:r>
+        <w:t>CREATE TABLE contacts_c (</w:t>
+      </w:r>
+    </w:p>
+    <w:p>
+      <w:pPr>
+        <w:pStyle w:val="SourceCode"/>
+      </w:pPr>
+      <w:r>
+        <w:t xml:space="preserve">    id       INT AUTO_INCREMENT PRIMARY KEY,</w:t>
+      </w:r>
+    </w:p>
+    <w:p>
+      <w:pPr>
+        <w:pStyle w:val="SourceCode"/>
+      </w:pPr>
+      <w:r>
+        <w:t xml:space="preserve">    name     VARCHAR(100) NOT NULL,</w:t>
+      </w:r>
+    </w:p>
+    <w:p>
+      <w:pPr>
+        <w:pStyle w:val="SourceCode"/>
+      </w:pPr>
+      <w:r>
+        <w:t xml:space="preserve">    email    VARCHAR(254) NOT NULL UNIQUE,</w:t>
+      </w:r>
+    </w:p>
+    <w:p>
+      <w:pPr>
+        <w:pStyle w:val="SourceCode"/>
+      </w:pPr>
+      <w:r>
+        <w:t xml:space="preserve">    phone    VARCHAR(20)  NULL,</w:t>
+      </w:r>
+    </w:p>
+    <w:p>
+      <w:pPr>
+        <w:pStyle w:val="SourceCode"/>
+      </w:pPr>
+      <w:r>
+        <w:t xml:space="preserve">    group_id INT          NULL,</w:t>
+      </w:r>
+    </w:p>
+    <w:p>
+      <w:pPr>
+        <w:pStyle w:val="SourceCode"/>
+      </w:pPr>
+      <w:r>
+        <w:t xml:space="preserve">    FOREIGN KEY (group_id) REFERENCES contact_groups_c (id)</w:t>
+      </w:r>
+    </w:p>
+    <w:p>
+      <w:pPr>
+        <w:pStyle w:val="SourceCode"/>
+      </w:pPr>
+      <w:r>
+        <w:t>) CHARACTER SET utf8mb4;</w:t>
+      </w:r>
+    </w:p>
+    <w:p>
+      <w:pPr>
+        <w:pStyle w:val="SourceCode"/>
+      </w:pPr>
+    </w:p>
+    <w:p>
+      <w:pPr>
+        <w:pStyle w:val="SourceCode"/>
+      </w:pPr>
+      <w:r>
+        <w:t>-- Lesson 4.6's three contacts, ids 1, 2, 3, none of them in a group.</w:t>
+      </w:r>
+    </w:p>
+    <w:p>
+      <w:pPr>
+        <w:pStyle w:val="SourceCode"/>
+      </w:pPr>
+      <w:r>
+        <w:t>INSERT INTO contacts_c (name, email, phone)</w:t>
+      </w:r>
+    </w:p>
+    <w:p>
+      <w:pPr>
+        <w:pStyle w:val="SourceCode"/>
+      </w:pPr>
+      <w:r>
+        <w:t xml:space="preserve">    VALUES ('Ada Lovelace', 'ada@example.com', '555-0100');</w:t>
+      </w:r>
+    </w:p>
+    <w:p>
+      <w:pPr>
+        <w:pStyle w:val="SourceCode"/>
+      </w:pPr>
+      <w:r>
+        <w:t>INSERT INTO contacts_c (name, email, phone)</w:t>
+      </w:r>
+    </w:p>
+    <w:p>
+      <w:pPr>
+        <w:pStyle w:val="SourceCode"/>
+        <w:keepNext/>
+      </w:pPr>
+      <w:r>
+        <w:t xml:space="preserve">    VALUES ('Grace Hopper', 'grace@example.com', NULL);</w:t>
+      </w:r>
+    </w:p>
+    <w:p>
+      <w:pPr>
+        <w:pStyle w:val="SourceCode"/>
+        <w:keepNext/>
+      </w:pPr>
+      <w:r>
+        <w:t>INSERT INTO contacts_c (name, email, phone)</w:t>
+      </w:r>
+    </w:p>
+    <w:p>
+      <w:pPr>
+        <w:pStyle w:val="SourceCode"/>
+      </w:pPr>
+      <w:r>
+        <w:t xml:space="preserve">    VALUES ('Alan Turing', 'alan@example.com', '555-0102');</w:t>
+      </w:r>
+    </w:p>
+    <w:p>
+      <w:pPr>
+        <w:keepNext/>
+      </w:pPr>
+    </w:p>
+    <w:p>
+      <w:pPr>
+        <w:pStyle w:val="Heading3"/>
+      </w:pPr>
+      <w:r>
+        <w:t>sql/reset_contacts_cpp.sql</w:t>
+      </w:r>
+    </w:p>
+    <w:p>
+      <w:pPr>
+        <w:pStyle w:val="SourceCode"/>
+        <w:keepNext/>
+      </w:pPr>
+      <w:r>
+        <w:t>-- Lesson 4.12's known state for C++: Lesson 4.11's two tables, rebuilt.</w:t>
+      </w:r>
+    </w:p>
+    <w:p>
+      <w:pPr>
+        <w:pStyle w:val="SourceCode"/>
+        <w:keepNext/>
+      </w:pPr>
+      <w:r>
+        <w:t>-- This file resets contact_groups_cpp and contacts_cpp, the C++ programs'</w:t>
+      </w:r>
+    </w:p>
+    <w:p>
+      <w:pPr>
+        <w:pStyle w:val="SourceCode"/>
+      </w:pPr>
+      <w:r>
+        <w:t>-- own tables: it drops both, with any rows and any index earlier lessons or</w:t>
       </w:r>
     </w:p>
     <w:p>
@@ -2230,7 +2619,332 @@
         <w:pStyle w:val="SourceCode"/>
       </w:pPr>
       <w:r>
-        <w:t>-- contact_groups table, and the contacts table with Lesson 4.6's three</w:t>
+        <w:t>-- contact_groups_cpp, and contacts_cpp with Lesson 4.6's three contacts.</w:t>
+      </w:r>
+    </w:p>
+    <w:p>
+      <w:pPr>
+        <w:pStyle w:val="SourceCode"/>
+      </w:pPr>
+      <w:r>
+        <w:t>-- Dropping a table drops its indexes too, so after this file contacts_cpp</w:t>
+      </w:r>
+    </w:p>
+    <w:p>
+      <w:pPr>
+        <w:pStyle w:val="SourceCode"/>
+      </w:pPr>
+      <w:r>
+        <w:t>-- has no index on name.</w:t>
+      </w:r>
+    </w:p>
+    <w:p>
+      <w:pPr>
+        <w:pStyle w:val="SourceCode"/>
+      </w:pPr>
+    </w:p>
+    <w:p>
+      <w:pPr>
+        <w:pStyle w:val="SourceCode"/>
+      </w:pPr>
+      <w:r>
+        <w:t>-- Remember, contacts_cpp goes first: its foreign key points at</w:t>
+      </w:r>
+    </w:p>
+    <w:p>
+      <w:pPr>
+        <w:pStyle w:val="SourceCode"/>
+      </w:pPr>
+      <w:r>
+        <w:t>-- contact_groups_cpp, and the server refuses to drop a table that a foreign</w:t>
+      </w:r>
+    </w:p>
+    <w:p>
+      <w:pPr>
+        <w:pStyle w:val="SourceCode"/>
+      </w:pPr>
+      <w:r>
+        <w:t>-- key still points at (Lesson 4.11). IF EXISTS skips a missing table.</w:t>
+      </w:r>
+    </w:p>
+    <w:p>
+      <w:pPr>
+        <w:pStyle w:val="SourceCode"/>
+      </w:pPr>
+      <w:r>
+        <w:t>DROP TABLE IF EXISTS contacts_cpp;</w:t>
+      </w:r>
+    </w:p>
+    <w:p>
+      <w:pPr>
+        <w:pStyle w:val="SourceCode"/>
+      </w:pPr>
+      <w:r>
+        <w:t>DROP TABLE IF EXISTS contact_groups_cpp;</w:t>
+      </w:r>
+    </w:p>
+    <w:p>
+      <w:pPr>
+        <w:pStyle w:val="SourceCode"/>
+      </w:pPr>
+    </w:p>
+    <w:p>
+      <w:pPr>
+        <w:pStyle w:val="SourceCode"/>
+      </w:pPr>
+      <w:r>
+        <w:t>-- Remember, one row per group (Lesson 4.11). UNIQUE refuses a second group</w:t>
+      </w:r>
+    </w:p>
+    <w:p>
+      <w:pPr>
+        <w:pStyle w:val="SourceCode"/>
+      </w:pPr>
+      <w:r>
+        <w:t>-- with the same name, and the server keeps an index to check it.</w:t>
+      </w:r>
+    </w:p>
+    <w:p>
+      <w:pPr>
+        <w:pStyle w:val="SourceCode"/>
+      </w:pPr>
+      <w:r>
+        <w:t>CREATE TABLE contact_groups_cpp (</w:t>
+      </w:r>
+    </w:p>
+    <w:p>
+      <w:pPr>
+        <w:pStyle w:val="SourceCode"/>
+      </w:pPr>
+      <w:r>
+        <w:t xml:space="preserve">    id   INT AUTO_INCREMENT PRIMARY KEY,</w:t>
+      </w:r>
+    </w:p>
+    <w:p>
+      <w:pPr>
+        <w:pStyle w:val="SourceCode"/>
+      </w:pPr>
+      <w:r>
+        <w:t xml:space="preserve">    name VARCHAR(50) NOT NULL UNIQUE</w:t>
+      </w:r>
+    </w:p>
+    <w:p>
+      <w:pPr>
+        <w:pStyle w:val="SourceCode"/>
+      </w:pPr>
+      <w:r>
+        <w:t>) CHARACTER SET utf8mb4;</w:t>
+      </w:r>
+    </w:p>
+    <w:p>
+      <w:pPr>
+        <w:pStyle w:val="SourceCode"/>
+      </w:pPr>
+    </w:p>
+    <w:p>
+      <w:pPr>
+        <w:pStyle w:val="SourceCode"/>
+      </w:pPr>
+      <w:r>
+        <w:t>-- Remember, Lesson 4.4's contacts table with Lesson 4.11's group_id. The</w:t>
+      </w:r>
+    </w:p>
+    <w:p>
+      <w:pPr>
+        <w:pStyle w:val="SourceCode"/>
+      </w:pPr>
+      <w:r>
+        <w:t>-- PRIMARY KEY, the UNIQUE email, and the FOREIGN KEY each come with an</w:t>
+      </w:r>
+    </w:p>
+    <w:p>
+      <w:pPr>
+        <w:pStyle w:val="SourceCode"/>
+      </w:pPr>
+      <w:r>
+        <w:t>-- index the server builds by itself; this lesson's programs list them.</w:t>
+      </w:r>
+    </w:p>
+    <w:p>
+      <w:pPr>
+        <w:pStyle w:val="SourceCode"/>
+      </w:pPr>
+      <w:r>
+        <w:t>CREATE TABLE contacts_cpp (</w:t>
+      </w:r>
+    </w:p>
+    <w:p>
+      <w:pPr>
+        <w:pStyle w:val="SourceCode"/>
+      </w:pPr>
+      <w:r>
+        <w:t xml:space="preserve">    id       INT AUTO_INCREMENT PRIMARY KEY,</w:t>
+      </w:r>
+    </w:p>
+    <w:p>
+      <w:pPr>
+        <w:pStyle w:val="SourceCode"/>
+      </w:pPr>
+      <w:r>
+        <w:t xml:space="preserve">    name     VARCHAR(100) NOT NULL,</w:t>
+      </w:r>
+    </w:p>
+    <w:p>
+      <w:pPr>
+        <w:pStyle w:val="SourceCode"/>
+      </w:pPr>
+      <w:r>
+        <w:t xml:space="preserve">    email    VARCHAR(254) NOT NULL UNIQUE,</w:t>
+      </w:r>
+    </w:p>
+    <w:p>
+      <w:pPr>
+        <w:pStyle w:val="SourceCode"/>
+      </w:pPr>
+      <w:r>
+        <w:t xml:space="preserve">    phone    VARCHAR(20)  NULL,</w:t>
+      </w:r>
+    </w:p>
+    <w:p>
+      <w:pPr>
+        <w:pStyle w:val="SourceCode"/>
+      </w:pPr>
+      <w:r>
+        <w:t xml:space="preserve">    group_id INT          NULL,</w:t>
+      </w:r>
+    </w:p>
+    <w:p>
+      <w:pPr>
+        <w:pStyle w:val="SourceCode"/>
+      </w:pPr>
+      <w:r>
+        <w:t xml:space="preserve">    FOREIGN KEY (group_id) REFERENCES contact_groups_cpp (id)</w:t>
+      </w:r>
+    </w:p>
+    <w:p>
+      <w:pPr>
+        <w:pStyle w:val="SourceCode"/>
+      </w:pPr>
+      <w:r>
+        <w:t>) CHARACTER SET utf8mb4;</w:t>
+      </w:r>
+    </w:p>
+    <w:p>
+      <w:pPr>
+        <w:pStyle w:val="SourceCode"/>
+      </w:pPr>
+    </w:p>
+    <w:p>
+      <w:pPr>
+        <w:pStyle w:val="SourceCode"/>
+      </w:pPr>
+      <w:r>
+        <w:t>-- Lesson 4.6's three contacts, ids 1, 2, 3, none of them in a group.</w:t>
+      </w:r>
+    </w:p>
+    <w:p>
+      <w:pPr>
+        <w:pStyle w:val="SourceCode"/>
+      </w:pPr>
+      <w:r>
+        <w:t>INSERT INTO contacts_cpp (name, email, phone)</w:t>
+      </w:r>
+    </w:p>
+    <w:p>
+      <w:pPr>
+        <w:pStyle w:val="SourceCode"/>
+      </w:pPr>
+      <w:r>
+        <w:t xml:space="preserve">    VALUES ('Ada Lovelace', 'ada@example.com', '555-0100');</w:t>
+      </w:r>
+    </w:p>
+    <w:p>
+      <w:pPr>
+        <w:pStyle w:val="SourceCode"/>
+      </w:pPr>
+      <w:r>
+        <w:t>INSERT INTO contacts_cpp (name, email, phone)</w:t>
+      </w:r>
+    </w:p>
+    <w:p>
+      <w:pPr>
+        <w:pStyle w:val="SourceCode"/>
+        <w:keepNext/>
+      </w:pPr>
+      <w:r>
+        <w:t xml:space="preserve">    VALUES ('Grace Hopper', 'grace@example.com', NULL);</w:t>
+      </w:r>
+    </w:p>
+    <w:p>
+      <w:pPr>
+        <w:pStyle w:val="SourceCode"/>
+        <w:keepNext/>
+      </w:pPr>
+      <w:r>
+        <w:t>INSERT INTO contacts_cpp (name, email, phone)</w:t>
+      </w:r>
+    </w:p>
+    <w:p>
+      <w:pPr>
+        <w:pStyle w:val="SourceCode"/>
+      </w:pPr>
+      <w:r>
+        <w:t xml:space="preserve">    VALUES ('Alan Turing', 'alan@example.com', '555-0102');</w:t>
+      </w:r>
+    </w:p>
+    <w:p>
+      <w:pPr>
+        <w:keepNext/>
+      </w:pPr>
+    </w:p>
+    <w:p>
+      <w:pPr>
+        <w:pStyle w:val="Heading3"/>
+      </w:pPr>
+      <w:r>
+        <w:t>sql/reset_contacts_csharp.sql</w:t>
+      </w:r>
+    </w:p>
+    <w:p>
+      <w:pPr>
+        <w:pStyle w:val="SourceCode"/>
+        <w:keepNext/>
+      </w:pPr>
+      <w:r>
+        <w:t>-- Lesson 4.12's known state for C#: Lesson 4.11's two tables, rebuilt. This</w:t>
+      </w:r>
+    </w:p>
+    <w:p>
+      <w:pPr>
+        <w:pStyle w:val="SourceCode"/>
+        <w:keepNext/>
+      </w:pPr>
+      <w:r>
+        <w:t>-- file resets contact_groups_csharp and contacts_csharp, the C# programs'</w:t>
+      </w:r>
+    </w:p>
+    <w:p>
+      <w:pPr>
+        <w:pStyle w:val="SourceCode"/>
+      </w:pPr>
+      <w:r>
+        <w:t>-- own tables: it drops both, with any rows and any index earlier lessons or</w:t>
+      </w:r>
+    </w:p>
+    <w:p>
+      <w:pPr>
+        <w:pStyle w:val="SourceCode"/>
+      </w:pPr>
+      <w:r>
+        <w:t>-- your own experiments left on them, and builds them again: an empty</w:t>
+      </w:r>
+    </w:p>
+    <w:p>
+      <w:pPr>
+        <w:pStyle w:val="SourceCode"/>
+      </w:pPr>
+      <w:r>
+        <w:t>-- contact_groups_csharp, and contacts_csharp with Lesson 4.6's three</w:t>
       </w:r>
     </w:p>
     <w:p>
@@ -2246,28 +2960,361 @@
         <w:pStyle w:val="SourceCode"/>
       </w:pPr>
       <w:r>
-        <w:t>-- contacts has no index on name.</w:t>
-      </w:r>
-    </w:p>
-    <w:p>
-      <w:pPr>
-        <w:pStyle w:val="SourceCode"/>
-      </w:pPr>
-    </w:p>
-    <w:p>
-      <w:pPr>
-        <w:pStyle w:val="SourceCode"/>
-      </w:pPr>
-      <w:r>
-        <w:t>-- Remember, contacts goes first: its foreign key points at</w:t>
-      </w:r>
-    </w:p>
-    <w:p>
-      <w:pPr>
-        <w:pStyle w:val="SourceCode"/>
-      </w:pPr>
-      <w:r>
-        <w:t>-- contact_groups, and the server refuses to drop a table that a foreign</w:t>
+        <w:t>-- contacts_csharp has no index on name.</w:t>
+      </w:r>
+    </w:p>
+    <w:p>
+      <w:pPr>
+        <w:pStyle w:val="SourceCode"/>
+      </w:pPr>
+    </w:p>
+    <w:p>
+      <w:pPr>
+        <w:pStyle w:val="SourceCode"/>
+      </w:pPr>
+      <w:r>
+        <w:t>-- Remember, contacts_csharp goes first: its foreign key points at</w:t>
+      </w:r>
+    </w:p>
+    <w:p>
+      <w:pPr>
+        <w:pStyle w:val="SourceCode"/>
+      </w:pPr>
+      <w:r>
+        <w:t>-- contact_groups_csharp, and the server refuses to drop a table that a</w:t>
+      </w:r>
+    </w:p>
+    <w:p>
+      <w:pPr>
+        <w:pStyle w:val="SourceCode"/>
+      </w:pPr>
+      <w:r>
+        <w:t>-- foreign key still points at (Lesson 4.11). IF EXISTS skips a missing</w:t>
+      </w:r>
+    </w:p>
+    <w:p>
+      <w:pPr>
+        <w:pStyle w:val="SourceCode"/>
+      </w:pPr>
+      <w:r>
+        <w:t>-- table.</w:t>
+      </w:r>
+    </w:p>
+    <w:p>
+      <w:pPr>
+        <w:pStyle w:val="SourceCode"/>
+      </w:pPr>
+      <w:r>
+        <w:t>DROP TABLE IF EXISTS contacts_csharp;</w:t>
+      </w:r>
+    </w:p>
+    <w:p>
+      <w:pPr>
+        <w:pStyle w:val="SourceCode"/>
+      </w:pPr>
+      <w:r>
+        <w:t>DROP TABLE IF EXISTS contact_groups_csharp;</w:t>
+      </w:r>
+    </w:p>
+    <w:p>
+      <w:pPr>
+        <w:pStyle w:val="SourceCode"/>
+      </w:pPr>
+    </w:p>
+    <w:p>
+      <w:pPr>
+        <w:pStyle w:val="SourceCode"/>
+      </w:pPr>
+      <w:r>
+        <w:t>-- Remember, one row per group (Lesson 4.11). UNIQUE refuses a second group</w:t>
+      </w:r>
+    </w:p>
+    <w:p>
+      <w:pPr>
+        <w:pStyle w:val="SourceCode"/>
+      </w:pPr>
+      <w:r>
+        <w:t>-- with the same name, and the server keeps an index to check it.</w:t>
+      </w:r>
+    </w:p>
+    <w:p>
+      <w:pPr>
+        <w:pStyle w:val="SourceCode"/>
+      </w:pPr>
+      <w:r>
+        <w:t>CREATE TABLE contact_groups_csharp (</w:t>
+      </w:r>
+    </w:p>
+    <w:p>
+      <w:pPr>
+        <w:pStyle w:val="SourceCode"/>
+      </w:pPr>
+      <w:r>
+        <w:t xml:space="preserve">    id   INT AUTO_INCREMENT PRIMARY KEY,</w:t>
+      </w:r>
+    </w:p>
+    <w:p>
+      <w:pPr>
+        <w:pStyle w:val="SourceCode"/>
+      </w:pPr>
+      <w:r>
+        <w:t xml:space="preserve">    name VARCHAR(50) NOT NULL UNIQUE</w:t>
+      </w:r>
+    </w:p>
+    <w:p>
+      <w:pPr>
+        <w:pStyle w:val="SourceCode"/>
+      </w:pPr>
+      <w:r>
+        <w:t>) CHARACTER SET utf8mb4;</w:t>
+      </w:r>
+    </w:p>
+    <w:p>
+      <w:pPr>
+        <w:pStyle w:val="SourceCode"/>
+      </w:pPr>
+    </w:p>
+    <w:p>
+      <w:pPr>
+        <w:pStyle w:val="SourceCode"/>
+      </w:pPr>
+      <w:r>
+        <w:t>-- Remember, Lesson 4.4's contacts table with Lesson 4.11's group_id. The</w:t>
+      </w:r>
+    </w:p>
+    <w:p>
+      <w:pPr>
+        <w:pStyle w:val="SourceCode"/>
+      </w:pPr>
+      <w:r>
+        <w:t>-- PRIMARY KEY, the UNIQUE email, and the FOREIGN KEY each come with an</w:t>
+      </w:r>
+    </w:p>
+    <w:p>
+      <w:pPr>
+        <w:pStyle w:val="SourceCode"/>
+      </w:pPr>
+      <w:r>
+        <w:t>-- index the server builds by itself; this lesson's programs list them.</w:t>
+      </w:r>
+    </w:p>
+    <w:p>
+      <w:pPr>
+        <w:pStyle w:val="SourceCode"/>
+      </w:pPr>
+      <w:r>
+        <w:t>CREATE TABLE contacts_csharp (</w:t>
+      </w:r>
+    </w:p>
+    <w:p>
+      <w:pPr>
+        <w:pStyle w:val="SourceCode"/>
+      </w:pPr>
+      <w:r>
+        <w:t xml:space="preserve">    id       INT AUTO_INCREMENT PRIMARY KEY,</w:t>
+      </w:r>
+    </w:p>
+    <w:p>
+      <w:pPr>
+        <w:pStyle w:val="SourceCode"/>
+      </w:pPr>
+      <w:r>
+        <w:t xml:space="preserve">    name     VARCHAR(100) NOT NULL,</w:t>
+      </w:r>
+    </w:p>
+    <w:p>
+      <w:pPr>
+        <w:pStyle w:val="SourceCode"/>
+      </w:pPr>
+      <w:r>
+        <w:t xml:space="preserve">    email    VARCHAR(254) NOT NULL UNIQUE,</w:t>
+      </w:r>
+    </w:p>
+    <w:p>
+      <w:pPr>
+        <w:pStyle w:val="SourceCode"/>
+      </w:pPr>
+      <w:r>
+        <w:t xml:space="preserve">    phone    VARCHAR(20)  NULL,</w:t>
+      </w:r>
+    </w:p>
+    <w:p>
+      <w:pPr>
+        <w:pStyle w:val="SourceCode"/>
+      </w:pPr>
+      <w:r>
+        <w:t xml:space="preserve">    group_id INT          NULL,</w:t>
+      </w:r>
+    </w:p>
+    <w:p>
+      <w:pPr>
+        <w:pStyle w:val="SourceCode"/>
+      </w:pPr>
+      <w:r>
+        <w:t xml:space="preserve">    FOREIGN KEY (group_id) REFERENCES contact_groups_csharp (id)</w:t>
+      </w:r>
+    </w:p>
+    <w:p>
+      <w:pPr>
+        <w:pStyle w:val="SourceCode"/>
+      </w:pPr>
+      <w:r>
+        <w:t>) CHARACTER SET utf8mb4;</w:t>
+      </w:r>
+    </w:p>
+    <w:p>
+      <w:pPr>
+        <w:pStyle w:val="SourceCode"/>
+      </w:pPr>
+    </w:p>
+    <w:p>
+      <w:pPr>
+        <w:pStyle w:val="SourceCode"/>
+      </w:pPr>
+      <w:r>
+        <w:t>-- Lesson 4.6's three contacts, ids 1, 2, 3, none of them in a group.</w:t>
+      </w:r>
+    </w:p>
+    <w:p>
+      <w:pPr>
+        <w:pStyle w:val="SourceCode"/>
+      </w:pPr>
+      <w:r>
+        <w:t>INSERT INTO contacts_csharp (name, email, phone)</w:t>
+      </w:r>
+    </w:p>
+    <w:p>
+      <w:pPr>
+        <w:pStyle w:val="SourceCode"/>
+      </w:pPr>
+      <w:r>
+        <w:t xml:space="preserve">    VALUES ('Ada Lovelace', 'ada@example.com', '555-0100');</w:t>
+      </w:r>
+    </w:p>
+    <w:p>
+      <w:pPr>
+        <w:pStyle w:val="SourceCode"/>
+      </w:pPr>
+      <w:r>
+        <w:t>INSERT INTO contacts_csharp (name, email, phone)</w:t>
+      </w:r>
+    </w:p>
+    <w:p>
+      <w:pPr>
+        <w:pStyle w:val="SourceCode"/>
+        <w:keepNext/>
+      </w:pPr>
+      <w:r>
+        <w:t xml:space="preserve">    VALUES ('Grace Hopper', 'grace@example.com', NULL);</w:t>
+      </w:r>
+    </w:p>
+    <w:p>
+      <w:pPr>
+        <w:pStyle w:val="SourceCode"/>
+        <w:keepNext/>
+      </w:pPr>
+      <w:r>
+        <w:t>INSERT INTO contacts_csharp (name, email, phone)</w:t>
+      </w:r>
+    </w:p>
+    <w:p>
+      <w:pPr>
+        <w:pStyle w:val="SourceCode"/>
+      </w:pPr>
+      <w:r>
+        <w:t xml:space="preserve">    VALUES ('Alan Turing', 'alan@example.com', '555-0102');</w:t>
+      </w:r>
+    </w:p>
+    <w:p>
+      <w:pPr>
+        <w:keepNext/>
+      </w:pPr>
+    </w:p>
+    <w:p>
+      <w:pPr>
+        <w:pStyle w:val="Heading3"/>
+      </w:pPr>
+      <w:r>
+        <w:t>sql/reset_contacts_go.sql</w:t>
+      </w:r>
+    </w:p>
+    <w:p>
+      <w:pPr>
+        <w:pStyle w:val="SourceCode"/>
+        <w:keepNext/>
+      </w:pPr>
+      <w:r>
+        <w:t>-- Lesson 4.12's known state for Go: Lesson 4.11's two tables, rebuilt. This</w:t>
+      </w:r>
+    </w:p>
+    <w:p>
+      <w:pPr>
+        <w:pStyle w:val="SourceCode"/>
+        <w:keepNext/>
+      </w:pPr>
+      <w:r>
+        <w:t>-- file resets contact_groups_go and contacts_go, the Go programs' own</w:t>
+      </w:r>
+    </w:p>
+    <w:p>
+      <w:pPr>
+        <w:pStyle w:val="SourceCode"/>
+      </w:pPr>
+      <w:r>
+        <w:t>-- tables: it drops both, with any rows and any index earlier lessons or</w:t>
+      </w:r>
+    </w:p>
+    <w:p>
+      <w:pPr>
+        <w:pStyle w:val="SourceCode"/>
+      </w:pPr>
+      <w:r>
+        <w:t>-- your own experiments left on them, and builds them again: an empty</w:t>
+      </w:r>
+    </w:p>
+    <w:p>
+      <w:pPr>
+        <w:pStyle w:val="SourceCode"/>
+      </w:pPr>
+      <w:r>
+        <w:t>-- contact_groups_go, and contacts_go with Lesson 4.6's three contacts.</w:t>
+      </w:r>
+    </w:p>
+    <w:p>
+      <w:pPr>
+        <w:pStyle w:val="SourceCode"/>
+      </w:pPr>
+      <w:r>
+        <w:t>-- Dropping a table drops its indexes too, so after this file contacts_go</w:t>
+      </w:r>
+    </w:p>
+    <w:p>
+      <w:pPr>
+        <w:pStyle w:val="SourceCode"/>
+      </w:pPr>
+      <w:r>
+        <w:t>-- has no index on name.</w:t>
+      </w:r>
+    </w:p>
+    <w:p>
+      <w:pPr>
+        <w:pStyle w:val="SourceCode"/>
+      </w:pPr>
+    </w:p>
+    <w:p>
+      <w:pPr>
+        <w:pStyle w:val="SourceCode"/>
+      </w:pPr>
+      <w:r>
+        <w:t>-- Remember, contacts_go goes first: its foreign key points at</w:t>
+      </w:r>
+    </w:p>
+    <w:p>
+      <w:pPr>
+        <w:pStyle w:val="SourceCode"/>
+      </w:pPr>
+      <w:r>
+        <w:t>-- contact_groups_go, and the server refuses to drop a table that a foreign</w:t>
       </w:r>
     </w:p>
     <w:p>
@@ -2283,44 +3330,44 @@
         <w:pStyle w:val="SourceCode"/>
       </w:pPr>
       <w:r>
-        <w:t>DROP TABLE IF EXISTS contacts;</w:t>
-      </w:r>
-    </w:p>
-    <w:p>
-      <w:pPr>
-        <w:pStyle w:val="SourceCode"/>
-      </w:pPr>
-      <w:r>
-        <w:t>DROP TABLE IF EXISTS contact_groups;</w:t>
-      </w:r>
-    </w:p>
-    <w:p>
-      <w:pPr>
-        <w:pStyle w:val="SourceCode"/>
-      </w:pPr>
-    </w:p>
-    <w:p>
-      <w:pPr>
-        <w:pStyle w:val="SourceCode"/>
-      </w:pPr>
-      <w:r>
-        <w:t>-- Remember, one row per group (Lesson 4.11). UNIQUE refuses a second</w:t>
-      </w:r>
-    </w:p>
-    <w:p>
-      <w:pPr>
-        <w:pStyle w:val="SourceCode"/>
-      </w:pPr>
-      <w:r>
-        <w:t>-- group with the same name, and the server keeps an index to check it.</w:t>
-      </w:r>
-    </w:p>
-    <w:p>
-      <w:pPr>
-        <w:pStyle w:val="SourceCode"/>
-      </w:pPr>
-      <w:r>
-        <w:t>CREATE TABLE contact_groups (</w:t>
+        <w:t>DROP TABLE IF EXISTS contacts_go;</w:t>
+      </w:r>
+    </w:p>
+    <w:p>
+      <w:pPr>
+        <w:pStyle w:val="SourceCode"/>
+      </w:pPr>
+      <w:r>
+        <w:t>DROP TABLE IF EXISTS contact_groups_go;</w:t>
+      </w:r>
+    </w:p>
+    <w:p>
+      <w:pPr>
+        <w:pStyle w:val="SourceCode"/>
+      </w:pPr>
+    </w:p>
+    <w:p>
+      <w:pPr>
+        <w:pStyle w:val="SourceCode"/>
+      </w:pPr>
+      <w:r>
+        <w:t>-- Remember, one row per group (Lesson 4.11). UNIQUE refuses a second group</w:t>
+      </w:r>
+    </w:p>
+    <w:p>
+      <w:pPr>
+        <w:pStyle w:val="SourceCode"/>
+      </w:pPr>
+      <w:r>
+        <w:t>-- with the same name, and the server keeps an index to check it.</w:t>
+      </w:r>
+    </w:p>
+    <w:p>
+      <w:pPr>
+        <w:pStyle w:val="SourceCode"/>
+      </w:pPr>
+      <w:r>
+        <w:t>CREATE TABLE contact_groups_go (</w:t>
       </w:r>
     </w:p>
     <w:p>
@@ -2357,31 +3404,31 @@
         <w:pStyle w:val="SourceCode"/>
       </w:pPr>
       <w:r>
-        <w:t>-- Remember, Lesson 4.4's contacts table with Lesson 4.11's group_id.</w:t>
-      </w:r>
-    </w:p>
-    <w:p>
-      <w:pPr>
-        <w:pStyle w:val="SourceCode"/>
-      </w:pPr>
-      <w:r>
-        <w:t>-- The PRIMARY KEY, the UNIQUE email, and the FOREIGN KEY each come with</w:t>
-      </w:r>
-    </w:p>
-    <w:p>
-      <w:pPr>
-        <w:pStyle w:val="SourceCode"/>
-      </w:pPr>
-      <w:r>
-        <w:t>-- an index the server builds by itself; this lesson's programs list them.</w:t>
-      </w:r>
-    </w:p>
-    <w:p>
-      <w:pPr>
-        <w:pStyle w:val="SourceCode"/>
-      </w:pPr>
-      <w:r>
-        <w:t>CREATE TABLE contacts (</w:t>
+        <w:t>-- Remember, Lesson 4.4's contacts table with Lesson 4.11's group_id. The</w:t>
+      </w:r>
+    </w:p>
+    <w:p>
+      <w:pPr>
+        <w:pStyle w:val="SourceCode"/>
+      </w:pPr>
+      <w:r>
+        <w:t>-- PRIMARY KEY, the UNIQUE email, and the FOREIGN KEY each come with an</w:t>
+      </w:r>
+    </w:p>
+    <w:p>
+      <w:pPr>
+        <w:pStyle w:val="SourceCode"/>
+      </w:pPr>
+      <w:r>
+        <w:t>-- index the server builds by itself; this lesson's programs list them.</w:t>
+      </w:r>
+    </w:p>
+    <w:p>
+      <w:pPr>
+        <w:pStyle w:val="SourceCode"/>
+      </w:pPr>
+      <w:r>
+        <w:t>CREATE TABLE contacts_go (</w:t>
       </w:r>
     </w:p>
     <w:p>
@@ -2429,7 +3476,7 @@
         <w:pStyle w:val="SourceCode"/>
       </w:pPr>
       <w:r>
-        <w:t xml:space="preserve">    FOREIGN KEY (group_id) REFERENCES contact_groups (id)</w:t>
+        <w:t xml:space="preserve">    FOREIGN KEY (group_id) REFERENCES contact_groups_go (id)</w:t>
       </w:r>
     </w:p>
     <w:p>
@@ -2458,7 +3505,7 @@
         <w:pStyle w:val="SourceCode"/>
       </w:pPr>
       <w:r>
-        <w:t>INSERT INTO contacts (name, email, phone)</w:t>
+        <w:t>INSERT INTO contacts_go (name, email, phone)</w:t>
       </w:r>
     </w:p>
     <w:p>
@@ -2474,7 +3521,7 @@
         <w:pStyle w:val="SourceCode"/>
       </w:pPr>
       <w:r>
-        <w:t>INSERT INTO contacts (name, email, phone)</w:t>
+        <w:t>INSERT INTO contacts_go (name, email, phone)</w:t>
       </w:r>
     </w:p>
     <w:p>
@@ -2492,7 +3539,7 @@
         <w:keepNext/>
       </w:pPr>
       <w:r>
-        <w:t>INSERT INTO contacts (name, email, phone)</w:t>
+        <w:t>INSERT INTO contacts_go (name, email, phone)</w:t>
       </w:r>
     </w:p>
     <w:p>
@@ -2509,23 +3556,697 @@
       </w:pPr>
     </w:p>
     <w:p>
-      <w:r>
-        <w:t xml:space="preserve">The first client command is Lesson 4.2's CREATE DATABASE IF NOT EXISTS spa_contacts, so this lesson works even if you start here. The second runs the file. Remember, source is the mysql client's own command, and it runs every statement in a file, in order, printing nothing when they succeed; the client runs its own commands from -e only when --commands is given (Lesson 4.6). On Linux or macOS, &lt; sends the file to the client's input instead, which does the same. The third shows the contacts table. Remember, </w:t>
-      </w:r>
-      <w:r>
-        <w:t>MYSQL_PWD lasts only until the block's last line, -D names the database, and -t prints the answer as a table.</w:t>
-      </w:r>
-    </w:p>
-    <w:p>
-      <w:pPr>
-        <w:keepNext/>
-      </w:pPr>
-    </w:p>
-    <w:p>
       <w:pPr>
         <w:pStyle w:val="Heading3"/>
       </w:pPr>
       <w:r>
+        <w:t>sql/reset_contacts_python.sql</w:t>
+      </w:r>
+    </w:p>
+    <w:p>
+      <w:pPr>
+        <w:pStyle w:val="SourceCode"/>
+        <w:keepNext/>
+      </w:pPr>
+      <w:r>
+        <w:t>-- Lesson 4.12's known state for Python: Lesson 4.11's two tables, rebuilt.</w:t>
+      </w:r>
+    </w:p>
+    <w:p>
+      <w:pPr>
+        <w:pStyle w:val="SourceCode"/>
+        <w:keepNext/>
+      </w:pPr>
+      <w:r>
+        <w:t>-- This file resets contact_groups_python and contacts_python, the Python</w:t>
+      </w:r>
+    </w:p>
+    <w:p>
+      <w:pPr>
+        <w:pStyle w:val="SourceCode"/>
+      </w:pPr>
+      <w:r>
+        <w:t>-- programs' own tables: it drops both, with any rows and any index earlier</w:t>
+      </w:r>
+    </w:p>
+    <w:p>
+      <w:pPr>
+        <w:pStyle w:val="SourceCode"/>
+      </w:pPr>
+      <w:r>
+        <w:t>-- lessons or your own experiments left on them, and builds them again: an</w:t>
+      </w:r>
+    </w:p>
+    <w:p>
+      <w:pPr>
+        <w:pStyle w:val="SourceCode"/>
+      </w:pPr>
+      <w:r>
+        <w:t>-- empty contact_groups_python, and contacts_python with Lesson 4.6's three</w:t>
+      </w:r>
+    </w:p>
+    <w:p>
+      <w:pPr>
+        <w:pStyle w:val="SourceCode"/>
+      </w:pPr>
+      <w:r>
+        <w:t>-- contacts. Dropping a table drops its indexes too, so after this file</w:t>
+      </w:r>
+    </w:p>
+    <w:p>
+      <w:pPr>
+        <w:pStyle w:val="SourceCode"/>
+      </w:pPr>
+      <w:r>
+        <w:t>-- contacts_python has no index on name.</w:t>
+      </w:r>
+    </w:p>
+    <w:p>
+      <w:pPr>
+        <w:pStyle w:val="SourceCode"/>
+      </w:pPr>
+    </w:p>
+    <w:p>
+      <w:pPr>
+        <w:pStyle w:val="SourceCode"/>
+      </w:pPr>
+      <w:r>
+        <w:t>-- Remember, contacts_python goes first: its foreign key points at</w:t>
+      </w:r>
+    </w:p>
+    <w:p>
+      <w:pPr>
+        <w:pStyle w:val="SourceCode"/>
+      </w:pPr>
+      <w:r>
+        <w:t>-- contact_groups_python, and the server refuses to drop a table that a</w:t>
+      </w:r>
+    </w:p>
+    <w:p>
+      <w:pPr>
+        <w:pStyle w:val="SourceCode"/>
+      </w:pPr>
+      <w:r>
+        <w:t>-- foreign key still points at (Lesson 4.11). IF EXISTS skips a missing</w:t>
+      </w:r>
+    </w:p>
+    <w:p>
+      <w:pPr>
+        <w:pStyle w:val="SourceCode"/>
+      </w:pPr>
+      <w:r>
+        <w:t>-- table.</w:t>
+      </w:r>
+    </w:p>
+    <w:p>
+      <w:pPr>
+        <w:pStyle w:val="SourceCode"/>
+      </w:pPr>
+      <w:r>
+        <w:t>DROP TABLE IF EXISTS contacts_python;</w:t>
+      </w:r>
+    </w:p>
+    <w:p>
+      <w:pPr>
+        <w:pStyle w:val="SourceCode"/>
+      </w:pPr>
+      <w:r>
+        <w:t>DROP TABLE IF EXISTS contact_groups_python;</w:t>
+      </w:r>
+    </w:p>
+    <w:p>
+      <w:pPr>
+        <w:pStyle w:val="SourceCode"/>
+      </w:pPr>
+    </w:p>
+    <w:p>
+      <w:pPr>
+        <w:pStyle w:val="SourceCode"/>
+      </w:pPr>
+      <w:r>
+        <w:t>-- Remember, one row per group (Lesson 4.11). UNIQUE refuses a second group</w:t>
+      </w:r>
+    </w:p>
+    <w:p>
+      <w:pPr>
+        <w:pStyle w:val="SourceCode"/>
+      </w:pPr>
+      <w:r>
+        <w:t>-- with the same name, and the server keeps an index to check it.</w:t>
+      </w:r>
+    </w:p>
+    <w:p>
+      <w:pPr>
+        <w:pStyle w:val="SourceCode"/>
+      </w:pPr>
+      <w:r>
+        <w:t>CREATE TABLE contact_groups_python (</w:t>
+      </w:r>
+    </w:p>
+    <w:p>
+      <w:pPr>
+        <w:pStyle w:val="SourceCode"/>
+      </w:pPr>
+      <w:r>
+        <w:t xml:space="preserve">    id   INT AUTO_INCREMENT PRIMARY KEY,</w:t>
+      </w:r>
+    </w:p>
+    <w:p>
+      <w:pPr>
+        <w:pStyle w:val="SourceCode"/>
+      </w:pPr>
+      <w:r>
+        <w:t xml:space="preserve">    name VARCHAR(50) NOT NULL UNIQUE</w:t>
+      </w:r>
+    </w:p>
+    <w:p>
+      <w:pPr>
+        <w:pStyle w:val="SourceCode"/>
+      </w:pPr>
+      <w:r>
+        <w:t>) CHARACTER SET utf8mb4;</w:t>
+      </w:r>
+    </w:p>
+    <w:p>
+      <w:pPr>
+        <w:pStyle w:val="SourceCode"/>
+      </w:pPr>
+    </w:p>
+    <w:p>
+      <w:pPr>
+        <w:pStyle w:val="SourceCode"/>
+      </w:pPr>
+      <w:r>
+        <w:t>-- Remember, Lesson 4.4's contacts table with Lesson 4.11's group_id. The</w:t>
+      </w:r>
+    </w:p>
+    <w:p>
+      <w:pPr>
+        <w:pStyle w:val="SourceCode"/>
+      </w:pPr>
+      <w:r>
+        <w:t>-- PRIMARY KEY, the UNIQUE email, and the FOREIGN KEY each come with an</w:t>
+      </w:r>
+    </w:p>
+    <w:p>
+      <w:pPr>
+        <w:pStyle w:val="SourceCode"/>
+      </w:pPr>
+      <w:r>
+        <w:t>-- index the server builds by itself; this lesson's programs list them.</w:t>
+      </w:r>
+    </w:p>
+    <w:p>
+      <w:pPr>
+        <w:pStyle w:val="SourceCode"/>
+      </w:pPr>
+      <w:r>
+        <w:t>CREATE TABLE contacts_python (</w:t>
+      </w:r>
+    </w:p>
+    <w:p>
+      <w:pPr>
+        <w:pStyle w:val="SourceCode"/>
+      </w:pPr>
+      <w:r>
+        <w:t xml:space="preserve">    id       INT AUTO_INCREMENT PRIMARY KEY,</w:t>
+      </w:r>
+    </w:p>
+    <w:p>
+      <w:pPr>
+        <w:pStyle w:val="SourceCode"/>
+      </w:pPr>
+      <w:r>
+        <w:t xml:space="preserve">    name     VARCHAR(100) NOT NULL,</w:t>
+      </w:r>
+    </w:p>
+    <w:p>
+      <w:pPr>
+        <w:pStyle w:val="SourceCode"/>
+      </w:pPr>
+      <w:r>
+        <w:t xml:space="preserve">    email    VARCHAR(254) NOT NULL UNIQUE,</w:t>
+      </w:r>
+    </w:p>
+    <w:p>
+      <w:pPr>
+        <w:pStyle w:val="SourceCode"/>
+      </w:pPr>
+      <w:r>
+        <w:t xml:space="preserve">    phone    VARCHAR(20)  NULL,</w:t>
+      </w:r>
+    </w:p>
+    <w:p>
+      <w:pPr>
+        <w:pStyle w:val="SourceCode"/>
+      </w:pPr>
+      <w:r>
+        <w:t xml:space="preserve">    group_id INT          NULL,</w:t>
+      </w:r>
+    </w:p>
+    <w:p>
+      <w:pPr>
+        <w:pStyle w:val="SourceCode"/>
+      </w:pPr>
+      <w:r>
+        <w:t xml:space="preserve">    FOREIGN KEY (group_id) REFERENCES contact_groups_python (id)</w:t>
+      </w:r>
+    </w:p>
+    <w:p>
+      <w:pPr>
+        <w:pStyle w:val="SourceCode"/>
+      </w:pPr>
+      <w:r>
+        <w:t>) CHARACTER SET utf8mb4;</w:t>
+      </w:r>
+    </w:p>
+    <w:p>
+      <w:pPr>
+        <w:pStyle w:val="SourceCode"/>
+      </w:pPr>
+    </w:p>
+    <w:p>
+      <w:pPr>
+        <w:pStyle w:val="SourceCode"/>
+      </w:pPr>
+      <w:r>
+        <w:t>-- Lesson 4.6's three contacts, ids 1, 2, 3, none of them in a group.</w:t>
+      </w:r>
+    </w:p>
+    <w:p>
+      <w:pPr>
+        <w:pStyle w:val="SourceCode"/>
+      </w:pPr>
+      <w:r>
+        <w:t>INSERT INTO contacts_python (name, email, phone)</w:t>
+      </w:r>
+    </w:p>
+    <w:p>
+      <w:pPr>
+        <w:pStyle w:val="SourceCode"/>
+      </w:pPr>
+      <w:r>
+        <w:t xml:space="preserve">    VALUES ('Ada Lovelace', 'ada@example.com', '555-0100');</w:t>
+      </w:r>
+    </w:p>
+    <w:p>
+      <w:pPr>
+        <w:pStyle w:val="SourceCode"/>
+      </w:pPr>
+      <w:r>
+        <w:t>INSERT INTO contacts_python (name, email, phone)</w:t>
+      </w:r>
+    </w:p>
+    <w:p>
+      <w:pPr>
+        <w:pStyle w:val="SourceCode"/>
+        <w:keepNext/>
+      </w:pPr>
+      <w:r>
+        <w:t xml:space="preserve">    VALUES ('Grace Hopper', 'grace@example.com', NULL);</w:t>
+      </w:r>
+    </w:p>
+    <w:p>
+      <w:pPr>
+        <w:pStyle w:val="SourceCode"/>
+        <w:keepNext/>
+      </w:pPr>
+      <w:r>
+        <w:t>INSERT INTO contacts_python (name, email, phone)</w:t>
+      </w:r>
+    </w:p>
+    <w:p>
+      <w:pPr>
+        <w:pStyle w:val="SourceCode"/>
+      </w:pPr>
+      <w:r>
+        <w:t xml:space="preserve">    VALUES ('Alan Turing', 'alan@example.com', '555-0102');</w:t>
+      </w:r>
+    </w:p>
+    <w:p>
+      <w:pPr>
+        <w:keepNext/>
+      </w:pPr>
+    </w:p>
+    <w:p>
+      <w:pPr>
+        <w:pStyle w:val="Heading3"/>
+      </w:pPr>
+      <w:r>
+        <w:t>sql/reset_contacts_typescript.sql</w:t>
+      </w:r>
+    </w:p>
+    <w:p>
+      <w:pPr>
+        <w:pStyle w:val="SourceCode"/>
+        <w:keepNext/>
+      </w:pPr>
+      <w:r>
+        <w:t>-- Lesson 4.12's known state for TypeScript: Lesson 4.11's two tables,</w:t>
+      </w:r>
+    </w:p>
+    <w:p>
+      <w:pPr>
+        <w:pStyle w:val="SourceCode"/>
+        <w:keepNext/>
+      </w:pPr>
+      <w:r>
+        <w:t>-- rebuilt. This file resets contact_groups_typescript and</w:t>
+      </w:r>
+    </w:p>
+    <w:p>
+      <w:pPr>
+        <w:pStyle w:val="SourceCode"/>
+      </w:pPr>
+      <w:r>
+        <w:t>-- contacts_typescript, the TypeScript programs' own tables: it drops both,</w:t>
+      </w:r>
+    </w:p>
+    <w:p>
+      <w:pPr>
+        <w:pStyle w:val="SourceCode"/>
+      </w:pPr>
+      <w:r>
+        <w:t>-- with any rows and any index earlier lessons or your own experiments left</w:t>
+      </w:r>
+    </w:p>
+    <w:p>
+      <w:pPr>
+        <w:pStyle w:val="SourceCode"/>
+      </w:pPr>
+      <w:r>
+        <w:t>-- on them, and builds them again: an empty contact_groups_typescript, and</w:t>
+      </w:r>
+    </w:p>
+    <w:p>
+      <w:pPr>
+        <w:pStyle w:val="SourceCode"/>
+      </w:pPr>
+      <w:r>
+        <w:t>-- contacts_typescript with Lesson 4.6's three contacts. Dropping a table</w:t>
+      </w:r>
+    </w:p>
+    <w:p>
+      <w:pPr>
+        <w:pStyle w:val="SourceCode"/>
+      </w:pPr>
+      <w:r>
+        <w:t>-- drops its indexes too, so after this file contacts_typescript has no</w:t>
+      </w:r>
+    </w:p>
+    <w:p>
+      <w:pPr>
+        <w:pStyle w:val="SourceCode"/>
+      </w:pPr>
+      <w:r>
+        <w:t>-- index on name.</w:t>
+      </w:r>
+    </w:p>
+    <w:p>
+      <w:pPr>
+        <w:pStyle w:val="SourceCode"/>
+      </w:pPr>
+    </w:p>
+    <w:p>
+      <w:pPr>
+        <w:pStyle w:val="SourceCode"/>
+      </w:pPr>
+      <w:r>
+        <w:t>-- Remember, contacts_typescript goes first: its foreign key points at</w:t>
+      </w:r>
+    </w:p>
+    <w:p>
+      <w:pPr>
+        <w:pStyle w:val="SourceCode"/>
+      </w:pPr>
+      <w:r>
+        <w:t>-- contact_groups_typescript, and the server refuses to drop a table that a</w:t>
+      </w:r>
+    </w:p>
+    <w:p>
+      <w:pPr>
+        <w:pStyle w:val="SourceCode"/>
+      </w:pPr>
+      <w:r>
+        <w:t>-- foreign key still points at (Lesson 4.11). IF EXISTS skips a missing</w:t>
+      </w:r>
+    </w:p>
+    <w:p>
+      <w:pPr>
+        <w:pStyle w:val="SourceCode"/>
+      </w:pPr>
+      <w:r>
+        <w:t>-- table.</w:t>
+      </w:r>
+    </w:p>
+    <w:p>
+      <w:pPr>
+        <w:pStyle w:val="SourceCode"/>
+      </w:pPr>
+      <w:r>
+        <w:t>DROP TABLE IF EXISTS contacts_typescript;</w:t>
+      </w:r>
+    </w:p>
+    <w:p>
+      <w:pPr>
+        <w:pStyle w:val="SourceCode"/>
+      </w:pPr>
+      <w:r>
+        <w:t>DROP TABLE IF EXISTS contact_groups_typescript;</w:t>
+      </w:r>
+    </w:p>
+    <w:p>
+      <w:pPr>
+        <w:pStyle w:val="SourceCode"/>
+      </w:pPr>
+    </w:p>
+    <w:p>
+      <w:pPr>
+        <w:pStyle w:val="SourceCode"/>
+      </w:pPr>
+      <w:r>
+        <w:t>-- Remember, one row per group (Lesson 4.11). UNIQUE refuses a second group</w:t>
+      </w:r>
+    </w:p>
+    <w:p>
+      <w:pPr>
+        <w:pStyle w:val="SourceCode"/>
+      </w:pPr>
+      <w:r>
+        <w:t>-- with the same name, and the server keeps an index to check it.</w:t>
+      </w:r>
+    </w:p>
+    <w:p>
+      <w:pPr>
+        <w:pStyle w:val="SourceCode"/>
+      </w:pPr>
+      <w:r>
+        <w:t>CREATE TABLE contact_groups_typescript (</w:t>
+      </w:r>
+    </w:p>
+    <w:p>
+      <w:pPr>
+        <w:pStyle w:val="SourceCode"/>
+      </w:pPr>
+      <w:r>
+        <w:t xml:space="preserve">    id   INT AUTO_INCREMENT PRIMARY KEY,</w:t>
+      </w:r>
+    </w:p>
+    <w:p>
+      <w:pPr>
+        <w:pStyle w:val="SourceCode"/>
+      </w:pPr>
+      <w:r>
+        <w:t xml:space="preserve">    name VARCHAR(50) NOT NULL UNIQUE</w:t>
+      </w:r>
+    </w:p>
+    <w:p>
+      <w:pPr>
+        <w:pStyle w:val="SourceCode"/>
+      </w:pPr>
+      <w:r>
+        <w:t>) CHARACTER SET utf8mb4;</w:t>
+      </w:r>
+    </w:p>
+    <w:p>
+      <w:pPr>
+        <w:pStyle w:val="SourceCode"/>
+      </w:pPr>
+    </w:p>
+    <w:p>
+      <w:pPr>
+        <w:pStyle w:val="SourceCode"/>
+      </w:pPr>
+      <w:r>
+        <w:t>-- Remember, Lesson 4.4's contacts table with Lesson 4.11's group_id. The</w:t>
+      </w:r>
+    </w:p>
+    <w:p>
+      <w:pPr>
+        <w:pStyle w:val="SourceCode"/>
+      </w:pPr>
+      <w:r>
+        <w:t>-- PRIMARY KEY, the UNIQUE email, and the FOREIGN KEY each come with an</w:t>
+      </w:r>
+    </w:p>
+    <w:p>
+      <w:pPr>
+        <w:pStyle w:val="SourceCode"/>
+      </w:pPr>
+      <w:r>
+        <w:t>-- index the server builds by itself; this lesson's programs list them.</w:t>
+      </w:r>
+    </w:p>
+    <w:p>
+      <w:pPr>
+        <w:pStyle w:val="SourceCode"/>
+      </w:pPr>
+      <w:r>
+        <w:t>CREATE TABLE contacts_typescript (</w:t>
+      </w:r>
+    </w:p>
+    <w:p>
+      <w:pPr>
+        <w:pStyle w:val="SourceCode"/>
+      </w:pPr>
+      <w:r>
+        <w:t xml:space="preserve">    id       INT AUTO_INCREMENT PRIMARY KEY,</w:t>
+      </w:r>
+    </w:p>
+    <w:p>
+      <w:pPr>
+        <w:pStyle w:val="SourceCode"/>
+      </w:pPr>
+      <w:r>
+        <w:t xml:space="preserve">    name     VARCHAR(100) NOT NULL,</w:t>
+      </w:r>
+    </w:p>
+    <w:p>
+      <w:pPr>
+        <w:pStyle w:val="SourceCode"/>
+      </w:pPr>
+      <w:r>
+        <w:t xml:space="preserve">    email    VARCHAR(254) NOT NULL UNIQUE,</w:t>
+      </w:r>
+    </w:p>
+    <w:p>
+      <w:pPr>
+        <w:pStyle w:val="SourceCode"/>
+      </w:pPr>
+      <w:r>
+        <w:t xml:space="preserve">    phone    VARCHAR(20)  NULL,</w:t>
+      </w:r>
+    </w:p>
+    <w:p>
+      <w:pPr>
+        <w:pStyle w:val="SourceCode"/>
+      </w:pPr>
+      <w:r>
+        <w:t xml:space="preserve">    group_id INT          NULL,</w:t>
+      </w:r>
+    </w:p>
+    <w:p>
+      <w:pPr>
+        <w:pStyle w:val="SourceCode"/>
+      </w:pPr>
+      <w:r>
+        <w:t xml:space="preserve">    FOREIGN KEY (group_id) REFERENCES contact_groups_typescript (id)</w:t>
+      </w:r>
+    </w:p>
+    <w:p>
+      <w:pPr>
+        <w:pStyle w:val="SourceCode"/>
+      </w:pPr>
+      <w:r>
+        <w:t>) CHARACTER SET utf8mb4;</w:t>
+      </w:r>
+    </w:p>
+    <w:p>
+      <w:pPr>
+        <w:pStyle w:val="SourceCode"/>
+      </w:pPr>
+    </w:p>
+    <w:p>
+      <w:pPr>
+        <w:pStyle w:val="SourceCode"/>
+      </w:pPr>
+      <w:r>
+        <w:t>-- Lesson 4.6's three contacts, ids 1, 2, 3, none of them in a group.</w:t>
+      </w:r>
+    </w:p>
+    <w:p>
+      <w:pPr>
+        <w:pStyle w:val="SourceCode"/>
+      </w:pPr>
+      <w:r>
+        <w:t>INSERT INTO contacts_typescript (name, email, phone)</w:t>
+      </w:r>
+    </w:p>
+    <w:p>
+      <w:pPr>
+        <w:pStyle w:val="SourceCode"/>
+      </w:pPr>
+      <w:r>
+        <w:t xml:space="preserve">    VALUES ('Ada Lovelace', 'ada@example.com', '555-0100');</w:t>
+      </w:r>
+    </w:p>
+    <w:p>
+      <w:pPr>
+        <w:pStyle w:val="SourceCode"/>
+      </w:pPr>
+      <w:r>
+        <w:t>INSERT INTO contacts_typescript (name, email, phone)</w:t>
+      </w:r>
+    </w:p>
+    <w:p>
+      <w:pPr>
+        <w:pStyle w:val="SourceCode"/>
+        <w:keepNext/>
+      </w:pPr>
+      <w:r>
+        <w:t xml:space="preserve">    VALUES ('Grace Hopper', 'grace@example.com', NULL);</w:t>
+      </w:r>
+    </w:p>
+    <w:p>
+      <w:pPr>
+        <w:pStyle w:val="SourceCode"/>
+        <w:keepNext/>
+      </w:pPr>
+      <w:r>
+        <w:t>INSERT INTO contacts_typescript (name, email, phone)</w:t>
+      </w:r>
+    </w:p>
+    <w:p>
+      <w:pPr>
+        <w:pStyle w:val="SourceCode"/>
+      </w:pPr>
+      <w:r>
+        <w:t xml:space="preserve">    VALUES ('Alan Turing', 'alan@example.com', '555-0102');</w:t>
+      </w:r>
+    </w:p>
+    <w:p>
+      <w:pPr>
+        <w:keepNext/>
+      </w:pPr>
+    </w:p>
+    <w:p>
+      <w:r>
+        <w:t>The first client command is Lesson 4.2's CREATE DATABASE IF NOT EXISTS spa_contacts, so this lesson works even if you start here. The next six run the files, one per language. Remember, source is the mysql client's own command, and it runs every statement in a file, in order, printing nothing when they succeed; the client runs its own commands from -e only when --commands is given (Lesson 4.6). On Linux or macOS, &lt; sends the file to the client's input instead, which does the same. The last shows the C progr</w:t>
+      </w:r>
+      <w:r>
+        <w:t>ams' table, contacts_c; put your language's table in its place to see that one: it holds the same rows. Remember, MYSQL_PWD lasts only until the block's last line, -D names the database, and -t prints the answer as a table.</w:t>
+      </w:r>
+    </w:p>
+    <w:p>
+      <w:pPr>
+        <w:keepNext/>
+      </w:pPr>
+    </w:p>
+    <w:p>
+      <w:pPr>
+        <w:pStyle w:val="Heading3"/>
+      </w:pPr>
+      <w:r>
         <w:t>Windows PowerShell Data Reset</w:t>
       </w:r>
     </w:p>
@@ -2550,7 +4271,6 @@
     <w:p>
       <w:pPr>
         <w:pStyle w:val="CommandBlock"/>
-        <w:keepNext/>
       </w:pPr>
       <w:r>
         <w:t>&amp; $mysql -u devuser -h 127.0.0.1 -P 3306 `</w:t>
@@ -2559,7 +4279,6 @@
     <w:p>
       <w:pPr>
         <w:pStyle w:val="CommandBlock"/>
-        <w:keepNext/>
       </w:pPr>
       <w:r>
         <w:t xml:space="preserve">    -e "CREATE DATABASE IF NOT EXISTS spa_contacts"</w:t>
@@ -2568,7 +4287,6 @@
     <w:p>
       <w:pPr>
         <w:pStyle w:val="CommandBlock"/>
-        <w:keepNext/>
       </w:pPr>
       <w:r>
         <w:t>&amp; $mysql -u devuser -h 127.0.0.1 -P 3306 -D spa_contacts --commands `</w:t>
@@ -2577,15 +4295,94 @@
     <w:p>
       <w:pPr>
         <w:pStyle w:val="CommandBlock"/>
-        <w:keepNext/>
-      </w:pPr>
-      <w:r>
-        <w:t xml:space="preserve">    -e "source ./sql/reset_contacts.sql"</w:t>
+      </w:pPr>
+      <w:r>
+        <w:t xml:space="preserve">    -e "source ./sql/reset_contacts_c.sql"</w:t>
       </w:r>
     </w:p>
     <w:p>
       <w:pPr>
         <w:pStyle w:val="CommandBlock"/>
+      </w:pPr>
+      <w:r>
+        <w:t>&amp; $mysql -u devuser -h 127.0.0.1 -P 3306 -D spa_contacts --commands `</w:t>
+      </w:r>
+    </w:p>
+    <w:p>
+      <w:pPr>
+        <w:pStyle w:val="CommandBlock"/>
+      </w:pPr>
+      <w:r>
+        <w:t xml:space="preserve">    -e "source ./sql/reset_contacts_cpp.sql"</w:t>
+      </w:r>
+    </w:p>
+    <w:p>
+      <w:pPr>
+        <w:pStyle w:val="CommandBlock"/>
+      </w:pPr>
+      <w:r>
+        <w:t>&amp; $mysql -u devuser -h 127.0.0.1 -P 3306 -D spa_contacts --commands `</w:t>
+      </w:r>
+    </w:p>
+    <w:p>
+      <w:pPr>
+        <w:pStyle w:val="CommandBlock"/>
+      </w:pPr>
+      <w:r>
+        <w:t xml:space="preserve">    -e "source ./sql/reset_contacts_csharp.sql"</w:t>
+      </w:r>
+    </w:p>
+    <w:p>
+      <w:pPr>
+        <w:pStyle w:val="CommandBlock"/>
+      </w:pPr>
+      <w:r>
+        <w:t>&amp; $mysql -u devuser -h 127.0.0.1 -P 3306 -D spa_contacts --commands `</w:t>
+      </w:r>
+    </w:p>
+    <w:p>
+      <w:pPr>
+        <w:pStyle w:val="CommandBlock"/>
+      </w:pPr>
+      <w:r>
+        <w:t xml:space="preserve">    -e "source ./sql/reset_contacts_go.sql"</w:t>
+      </w:r>
+    </w:p>
+    <w:p>
+      <w:pPr>
+        <w:pStyle w:val="CommandBlock"/>
+      </w:pPr>
+      <w:r>
+        <w:t>&amp; $mysql -u devuser -h 127.0.0.1 -P 3306 -D spa_contacts --commands `</w:t>
+      </w:r>
+    </w:p>
+    <w:p>
+      <w:pPr>
+        <w:pStyle w:val="CommandBlock"/>
+      </w:pPr>
+      <w:r>
+        <w:t xml:space="preserve">    -e "source ./sql/reset_contacts_python.sql"</w:t>
+      </w:r>
+    </w:p>
+    <w:p>
+      <w:pPr>
+        <w:pStyle w:val="CommandBlock"/>
+      </w:pPr>
+      <w:r>
+        <w:t>&amp; $mysql -u devuser -h 127.0.0.1 -P 3306 -D spa_contacts --commands `</w:t>
+      </w:r>
+    </w:p>
+    <w:p>
+      <w:pPr>
+        <w:pStyle w:val="CommandBlock"/>
+      </w:pPr>
+      <w:r>
+        <w:t xml:space="preserve">    -e "source ./sql/reset_contacts_typescript.sql"</w:t>
+      </w:r>
+    </w:p>
+    <w:p>
+      <w:pPr>
+        <w:pStyle w:val="CommandBlock"/>
         <w:keepNext/>
       </w:pPr>
       <w:r>
@@ -2598,7 +4395,7 @@
         <w:keepNext/>
       </w:pPr>
       <w:r>
-        <w:t xml:space="preserve">    -e "SELECT id, name, email, phone, group_id FROM contacts ORDER BY id"</w:t>
+        <w:t xml:space="preserve">    -e "SELECT id, name, email, phone, group_id FROM contacts_c ORDER BY id"</w:t>
       </w:r>
     </w:p>
     <w:p>
@@ -2643,7 +4440,6 @@
     <w:p>
       <w:pPr>
         <w:pStyle w:val="CommandBlock"/>
-        <w:keepNext/>
       </w:pPr>
       <w:r>
         <w:t xml:space="preserve">    -e "CREATE DATABASE IF NOT EXISTS spa_contacts"</w:t>
@@ -2652,15 +4448,102 @@
     <w:p>
       <w:pPr>
         <w:pStyle w:val="CommandBlock"/>
-        <w:keepNext/>
-      </w:pPr>
-      <w:r>
-        <w:t>mysql -u devuser -h 127.0.0.1 -P 3306 -D spa_contacts &lt; ./sql/reset_contacts.sql</w:t>
+      </w:pPr>
+      <w:r>
+        <w:t>mysql -u devuser -h 127.0.0.1 -P 3306 -D spa_contacts \</w:t>
       </w:r>
     </w:p>
     <w:p>
       <w:pPr>
         <w:pStyle w:val="CommandBlock"/>
+      </w:pPr>
+      <w:r>
+        <w:t xml:space="preserve">    &lt; ./sql/reset_contacts_c.sql</w:t>
+      </w:r>
+    </w:p>
+    <w:p>
+      <w:pPr>
+        <w:pStyle w:val="CommandBlock"/>
+      </w:pPr>
+      <w:r>
+        <w:t>mysql -u devuser -h 127.0.0.1 -P 3306 -D spa_contacts \</w:t>
+      </w:r>
+    </w:p>
+    <w:p>
+      <w:pPr>
+        <w:pStyle w:val="CommandBlock"/>
+      </w:pPr>
+      <w:r>
+        <w:t xml:space="preserve">    &lt; ./sql/reset_contacts_cpp.sql</w:t>
+      </w:r>
+    </w:p>
+    <w:p>
+      <w:pPr>
+        <w:pStyle w:val="CommandBlock"/>
+      </w:pPr>
+      <w:r>
+        <w:t>mysql -u devuser -h 127.0.0.1 -P 3306 -D spa_contacts \</w:t>
+      </w:r>
+    </w:p>
+    <w:p>
+      <w:pPr>
+        <w:pStyle w:val="CommandBlock"/>
+      </w:pPr>
+      <w:r>
+        <w:t xml:space="preserve">    &lt; ./sql/reset_contacts_csharp.sql</w:t>
+      </w:r>
+    </w:p>
+    <w:p>
+      <w:pPr>
+        <w:pStyle w:val="CommandBlock"/>
+      </w:pPr>
+      <w:r>
+        <w:t>mysql -u devuser -h 127.0.0.1 -P 3306 -D spa_contacts \</w:t>
+      </w:r>
+    </w:p>
+    <w:p>
+      <w:pPr>
+        <w:pStyle w:val="CommandBlock"/>
+      </w:pPr>
+      <w:r>
+        <w:t xml:space="preserve">    &lt; ./sql/reset_contacts_go.sql</w:t>
+      </w:r>
+    </w:p>
+    <w:p>
+      <w:pPr>
+        <w:pStyle w:val="CommandBlock"/>
+      </w:pPr>
+      <w:r>
+        <w:t>mysql -u devuser -h 127.0.0.1 -P 3306 -D spa_contacts \</w:t>
+      </w:r>
+    </w:p>
+    <w:p>
+      <w:pPr>
+        <w:pStyle w:val="CommandBlock"/>
+      </w:pPr>
+      <w:r>
+        <w:t xml:space="preserve">    &lt; ./sql/reset_contacts_python.sql</w:t>
+      </w:r>
+    </w:p>
+    <w:p>
+      <w:pPr>
+        <w:pStyle w:val="CommandBlock"/>
+      </w:pPr>
+      <w:r>
+        <w:t>mysql -u devuser -h 127.0.0.1 -P 3306 -D spa_contacts \</w:t>
+      </w:r>
+    </w:p>
+    <w:p>
+      <w:pPr>
+        <w:pStyle w:val="CommandBlock"/>
+      </w:pPr>
+      <w:r>
+        <w:t xml:space="preserve">    &lt; ./sql/reset_contacts_typescript.sql</w:t>
+      </w:r>
+    </w:p>
+    <w:p>
+      <w:pPr>
+        <w:pStyle w:val="CommandBlock"/>
         <w:keepNext/>
       </w:pPr>
       <w:r>
@@ -2673,7 +4556,7 @@
         <w:keepNext/>
       </w:pPr>
       <w:r>
-        <w:t xml:space="preserve">    -e "SELECT id, name, email, phone, group_id FROM contacts ORDER BY id"</w:t>
+        <w:t xml:space="preserve">    -e "SELECT id, name, email, phone, group_id FROM contacts_c ORDER BY id"</w:t>
       </w:r>
     </w:p>
     <w:p>
@@ -2694,7 +4577,7 @@
         <w:keepNext/>
       </w:pPr>
       <w:r>
-        <w:t>The first two commands print nothing. The query prints exactly this table:</w:t>
+        <w:t>The first seven commands print nothing. The query prints exactly this table:</w:t>
       </w:r>
     </w:p>
     <w:p>
@@ -2790,7 +4673,7 @@
         <w:pStyle w:val="ListBullet"/>
       </w:pPr>
       <w:r>
-        <w:t>ERROR 3730 (HY000) Cannot drop table 'contact_groups' referenced by a foreign key constraint means the two DROP TABLE lines are in the wrong order: contacts must be dropped first (Lesson 4.11).</w:t>
+        <w:t>ERROR 3730 (HY000) Cannot drop table 'contact_groups_c' referenced by a foreign key constraint (your language's table in place of contact_groups_c) means the two DROP TABLE lines are in the wrong order: the contacts table must be dropped first (Lesson 4.11).</w:t>
       </w:r>
     </w:p>
     <w:p>
@@ -2850,7 +4733,7 @@
         <w:pStyle w:val="ListBullet"/>
       </w:pPr>
       <w:r>
-        <w:t>Unknown database 'spa_contacts' (error 1049), or Table 'spa_contacts.contact_groups' doesn't exist (error 1146): this lesson's Data Reset has not run yet. Run it.</w:t>
+        <w:t>Unknown database 'spa_contacts' (error 1049), or Table 'spa_contacts.contact_groups_c' doesn't exist (error 1146; your language's table in place of contact_groups_c): this lesson's Data Reset has not run yet. Run it.</w:t>
       </w:r>
     </w:p>
     <w:p>
@@ -2858,7 +4741,7 @@
         <w:pStyle w:val="ListBullet"/>
       </w:pPr>
       <w:r>
-        <w:t>Duplicate key name 'idx_contacts_name' (error 1061): the index is left from an earlier run, because the program ran without this lesson's Data Reset. Run it, then the program.</w:t>
+        <w:t>Duplicate key name 'idx_contacts_c_name' (error 1061; your language's index in place of idx_contacts_c_name): the index is left from an earlier run, because the program ran without this lesson's Data Reset. Run it, then the program.</w:t>
       </w:r>
     </w:p>
     <w:p>
@@ -3076,28 +4959,28 @@
         <w:pStyle w:val="SourceCode"/>
       </w:pPr>
       <w:r>
-        <w:t xml:space="preserve">    "SELECT id, name, email, phone FROM contacts WHERE name = ?"</w:t>
-      </w:r>
-    </w:p>
-    <w:p>
-      <w:pPr>
-        <w:pStyle w:val="SourceCode"/>
-      </w:pPr>
-    </w:p>
-    <w:p>
-      <w:pPr>
-        <w:pStyle w:val="SourceCode"/>
-      </w:pPr>
-      <w:r>
-        <w:t>// CREATE INDEX builds an index named idx_contacts_name on the name column</w:t>
-      </w:r>
-    </w:p>
-    <w:p>
-      <w:pPr>
-        <w:pStyle w:val="SourceCode"/>
-      </w:pPr>
-      <w:r>
-        <w:t>// of contacts: a sorted copy of every name, each with its row's id, that</w:t>
+        <w:t xml:space="preserve">    "SELECT id, name, email, phone FROM contacts_c WHERE name = ?"</w:t>
+      </w:r>
+    </w:p>
+    <w:p>
+      <w:pPr>
+        <w:pStyle w:val="SourceCode"/>
+      </w:pPr>
+    </w:p>
+    <w:p>
+      <w:pPr>
+        <w:pStyle w:val="SourceCode"/>
+      </w:pPr>
+      <w:r>
+        <w:t>// CREATE INDEX builds an index named idx_contacts_c_name on the name column</w:t>
+      </w:r>
+    </w:p>
+    <w:p>
+      <w:pPr>
+        <w:pStyle w:val="SourceCode"/>
+      </w:pPr>
+      <w:r>
+        <w:t>// of contacts_c: a sorted copy of every name, each with its row's id, that</w:t>
       </w:r>
     </w:p>
     <w:p>
@@ -3113,7 +4996,15 @@
         <w:pStyle w:val="SourceCode"/>
       </w:pPr>
       <w:r>
-        <w:t>#define CREATE_NAME_INDEX "CREATE INDEX idx_contacts_name ON contacts (name)"</w:t>
+        <w:t>// Remember, each language has its own table (Lesson 4.4).</w:t>
+      </w:r>
+    </w:p>
+    <w:p>
+      <w:pPr>
+        <w:pStyle w:val="SourceCode"/>
+      </w:pPr>
+      <w:r>
+        <w:t>#define CREATE_NAME_INDEX "CREATE INDEX idx_contacts_c_name ON contacts_c (name)"</w:t>
       </w:r>
     </w:p>
     <w:p>
@@ -3134,15 +5025,15 @@
         <w:pStyle w:val="SourceCode"/>
       </w:pPr>
       <w:r>
-        <w:t>#define CONTACT_INDEXES "SHOW INDEX FROM contacts"</w:t>
-      </w:r>
-    </w:p>
-    <w:p>
-      <w:pPr>
-        <w:pStyle w:val="SourceCode"/>
-      </w:pPr>
-      <w:r>
-        <w:t>#define GROUP_INDEXES "SHOW INDEX FROM contact_groups"</w:t>
+        <w:t>#define CONTACT_INDEXES "SHOW INDEX FROM contacts_c"</w:t>
+      </w:r>
+    </w:p>
+    <w:p>
+      <w:pPr>
+        <w:pStyle w:val="SourceCode"/>
+      </w:pPr>
+      <w:r>
+        <w:t>#define GROUP_INDEXES "SHOW INDEX FROM contact_groups_c"</w:t>
       </w:r>
     </w:p>
     <w:p>
@@ -3575,7 +5466,7 @@
         <w:pStyle w:val="SourceCode"/>
       </w:pPr>
       <w:r>
-        <w:t xml:space="preserve">    printf("Created index idx_contacts_name on contacts (name)\n");</w:t>
+        <w:t xml:space="preserve">    printf("Created index idx_contacts_c_name on contacts_c (name)\n");</w:t>
       </w:r>
     </w:p>
     <w:p>
@@ -4032,15 +5923,15 @@
         <w:pStyle w:val="SourceCode"/>
       </w:pPr>
       <w:r>
-        <w:t xml:space="preserve">    list_indexes(connection, "Indexes on contacts:", CONTACT_INDEXES);</w:t>
-      </w:r>
-    </w:p>
-    <w:p>
-      <w:pPr>
-        <w:pStyle w:val="SourceCode"/>
-      </w:pPr>
-      <w:r>
-        <w:t xml:space="preserve">    list_indexes(connection, "Indexes on contact_groups:", GROUP_INDEXES);</w:t>
+        <w:t xml:space="preserve">    list_indexes(connection, "Indexes on contacts_c:", CONTACT_INDEXES);</w:t>
+      </w:r>
+    </w:p>
+    <w:p>
+      <w:pPr>
+        <w:pStyle w:val="SourceCode"/>
+      </w:pPr>
+      <w:r>
+        <w:t xml:space="preserve">    list_indexes(connection, "Indexes on contact_groups_c:", GROUP_INDEXES);</w:t>
       </w:r>
     </w:p>
     <w:p>
@@ -4100,7 +5991,7 @@
         <w:keepNext/>
       </w:pPr>
       <w:r>
-        <w:t>Run the block from the lesson-4.12 folder, in a terminal that has SPA_DB_PASSWORD. The program creates an index, so the block runs the Data Reset's file again just before the program: every run then starts from the known state, without the index.</w:t>
+        <w:t>Run the block from the lesson-4.12 folder, in a terminal that has SPA_DB_PASSWORD. The program creates an index, so the block runs the language's own Data Reset file, reset_contacts_c.sql, again just before the program: every run then starts from the known state, without the index.</w:t>
       </w:r>
     </w:p>
     <w:p>
@@ -4177,7 +6068,7 @@
         <w:keepNext/>
       </w:pPr>
       <w:r>
-        <w:t xml:space="preserve">    -e "source ./sql/reset_contacts.sql"</w:t>
+        <w:t xml:space="preserve">    -e "source ./sql/reset_contacts_c.sql"</w:t>
       </w:r>
     </w:p>
     <w:p>
@@ -4243,7 +6134,7 @@
         <w:keepNext/>
       </w:pPr>
       <w:r>
-        <w:t>mysql -u devuser -h 127.0.0.1 -P 3306 -D spa_contacts &lt; ./sql/reset_contacts.sql</w:t>
+        <w:t>mysql -u devuser -h 127.0.0.1 -P 3306 -D spa_contacts \</w:t>
       </w:r>
     </w:p>
     <w:p>
@@ -4252,6 +6143,15 @@
         <w:keepNext/>
       </w:pPr>
       <w:r>
+        <w:t xml:space="preserve">    &lt; ./sql/reset_contacts_c.sql</w:t>
+      </w:r>
+    </w:p>
+    <w:p>
+      <w:pPr>
+        <w:pStyle w:val="CommandBlock"/>
+        <w:keepNext/>
+      </w:pPr>
+      <w:r>
         <w:t>unset MYSQL_PWD</w:t>
       </w:r>
     </w:p>
@@ -4313,7 +6213,7 @@
         <w:keepNext/>
       </w:pPr>
       <w:r>
-        <w:t>Created index idx_contacts_name on contacts (name)</w:t>
+        <w:t>Created index idx_contacts_c_name on contacts_c (name)</w:t>
       </w:r>
     </w:p>
     <w:p>
@@ -4322,7 +6222,7 @@
         <w:keepNext/>
       </w:pPr>
       <w:r>
-        <w:t>Plan after the index: type ref, key idx_contacts_name</w:t>
+        <w:t>Plan after the index: type ref, key idx_contacts_c_name</w:t>
       </w:r>
     </w:p>
     <w:p>
@@ -4331,7 +6231,7 @@
         <w:keepNext/>
       </w:pPr>
       <w:r>
-        <w:t>Indexes on contacts:</w:t>
+        <w:t>Indexes on contacts_c:</w:t>
       </w:r>
     </w:p>
     <w:p>
@@ -4367,7 +6267,7 @@
         <w:keepNext/>
       </w:pPr>
       <w:r>
-        <w:t xml:space="preserve">  idx_contacts_name on name, not unique</w:t>
+        <w:t xml:space="preserve">  idx_contacts_c_name on name, not unique</w:t>
       </w:r>
     </w:p>
     <w:p>
@@ -4376,7 +6276,7 @@
         <w:keepNext/>
       </w:pPr>
       <w:r>
-        <w:t>Indexes on contact_groups:</w:t>
+        <w:t>Indexes on contact_groups_c:</w:t>
       </w:r>
     </w:p>
     <w:p>
@@ -4422,7 +6322,7 @@
         <w:pStyle w:val="ListBullet"/>
       </w:pPr>
       <w:r>
-        <w:t>Created index idx_contacts_name on contacts (name) is printed after CREATE INDEX returned.</w:t>
+        <w:t>Created index idx_contacts_c_name on contacts_c (name) is printed after CREATE INDEX returned. Each language's table and index carry the language's name, contacts_c and idx_contacts_c_name here, so no program ever meets another language's index (Lesson 4.4).</w:t>
       </w:r>
     </w:p>
     <w:p>
@@ -4430,7 +6330,7 @@
         <w:pStyle w:val="ListBullet"/>
       </w:pPr>
       <w:r>
-        <w:t>Plan after the index: type ref, key idx_contacts_name proves the same question now has a different plan: the server would look Alan Turing up in the new index and go straight to his row. The answer to the SELECT would be the same row either way; only the way to it changed.</w:t>
+        <w:t>Plan after the index: type ref, key idx_contacts_c_name proves the same question now has a different plan: the server would look Alan Turing up in the new index and go straight to his row. The answer to the SELECT would be the same row either way; only the way to it changed.</w:t>
       </w:r>
     </w:p>
     <w:p>
@@ -4438,7 +6338,7 @@
         <w:pStyle w:val="ListBullet"/>
       </w:pPr>
       <w:r>
-        <w:t>The four lines under Indexes on contacts: prove SHOW INDEX lists every index of the table: three the server built by itself for the PRIMARY KEY, the UNIQUE email, and the FOREIGN KEY, and the one this program created. The two under Indexes on contact_groups: are its PRIMARY KEY and its UNIQUE name.</w:t>
+        <w:t>The four lines under Indexes on contacts_c: prove SHOW INDEX lists every index of the table: three the server built by itself for the PRIMARY KEY, the UNIQUE email, and the FOREIGN KEY, and the one this program created. The two under Indexes on contact_groups_c: are its PRIMARY KEY and its UNIQUE name.</w:t>
       </w:r>
     </w:p>
     <w:p>
@@ -4454,7 +6354,7 @@
         <w:pStyle w:val="ListBullet"/>
       </w:pPr>
       <w:r>
-        <w:t>If the program ran without the reset lines above it, after an earlier run, the index already exists: CREATE INDEX is refused with error 1061, Duplicate key name 'idx_contacts_name', and the Basic C checks nothing, so it still prints Created index, and both plans show type ref: the index was already there. Run the whole block again, reset lines included.</w:t>
+        <w:t>If the program ran without the reset lines above it, after an earlier run, the index already exists: CREATE INDEX is refused with error 1061, Duplicate key name 'idx_contacts_c_name', and the Basic C checks nothing, so it still prints Created index, and both plans show type ref: the index was already there. Run the whole block again, reset lines included.</w:t>
       </w:r>
     </w:p>
     <w:p>
@@ -4691,7 +6591,7 @@
         <w:pStyle w:val="SourceCode"/>
       </w:pPr>
       <w:r>
-        <w:t xml:space="preserve">    "SELECT id, name, email, phone FROM contacts WHERE name = ?"</w:t>
+        <w:t xml:space="preserve">    "SELECT id, name, email, phone FROM contacts_c WHERE name = ?"</w:t>
       </w:r>
     </w:p>
     <w:p>
@@ -4720,23 +6620,23 @@
         <w:pStyle w:val="SourceCode"/>
       </w:pPr>
       <w:r>
-        <w:t>#define CREATE_NAME_INDEX "CREATE INDEX idx_contacts_name ON contacts (name)"</w:t>
-      </w:r>
-    </w:p>
-    <w:p>
-      <w:pPr>
-        <w:pStyle w:val="SourceCode"/>
-      </w:pPr>
-      <w:r>
-        <w:t>#define CONTACT_INDEXES "SHOW INDEX FROM contacts"</w:t>
-      </w:r>
-    </w:p>
-    <w:p>
-      <w:pPr>
-        <w:pStyle w:val="SourceCode"/>
-      </w:pPr>
-      <w:r>
-        <w:t>#define GROUP_INDEXES "SHOW INDEX FROM contact_groups"</w:t>
+        <w:t>#define CREATE_NAME_INDEX "CREATE INDEX idx_contacts_c_name ON contacts_c (name)"</w:t>
+      </w:r>
+    </w:p>
+    <w:p>
+      <w:pPr>
+        <w:pStyle w:val="SourceCode"/>
+      </w:pPr>
+      <w:r>
+        <w:t>#define CONTACT_INDEXES "SHOW INDEX FROM contacts_c"</w:t>
+      </w:r>
+    </w:p>
+    <w:p>
+      <w:pPr>
+        <w:pStyle w:val="SourceCode"/>
+      </w:pPr>
+      <w:r>
+        <w:t>#define GROUP_INDEXES "SHOW INDEX FROM contact_groups_c"</w:t>
       </w:r>
     </w:p>
     <w:p>
@@ -5433,7 +7333,7 @@
         <w:pStyle w:val="SourceCode"/>
       </w:pPr>
       <w:r>
-        <w:t xml:space="preserve">    printf("Created index idx_contacts_name on contacts (name)\n");</w:t>
+        <w:t xml:space="preserve">    printf("Created index idx_contacts_c_name on contacts_c (name)\n");</w:t>
       </w:r>
     </w:p>
     <w:p>
@@ -5986,7 +7886,7 @@
         <w:pStyle w:val="SourceCode"/>
       </w:pPr>
       <w:r>
-        <w:t xml:space="preserve">    failures = failures + list_indexes(connection, "Indexes on contacts:",</w:t>
+        <w:t xml:space="preserve">    failures = failures + list_indexes(connection, "Indexes on contacts_c:",</w:t>
       </w:r>
     </w:p>
     <w:p>
@@ -6010,7 +7910,7 @@
         <w:pStyle w:val="SourceCode"/>
       </w:pPr>
       <w:r>
-        <w:t xml:space="preserve">                                       "Indexes on contact_groups:",</w:t>
+        <w:t xml:space="preserve">                                       "Indexes on contact_groups_c:",</w:t>
       </w:r>
     </w:p>
     <w:p>
@@ -6166,7 +8066,7 @@
         <w:keepNext/>
       </w:pPr>
       <w:r>
-        <w:t xml:space="preserve">    -e "source ./sql/reset_contacts.sql"</w:t>
+        <w:t xml:space="preserve">    -e "source ./sql/reset_contacts_c.sql"</w:t>
       </w:r>
     </w:p>
     <w:p>
@@ -6241,7 +8141,7 @@
         <w:keepNext/>
       </w:pPr>
       <w:r>
-        <w:t>mysql -u devuser -h 127.0.0.1 -P 3306 -D spa_contacts &lt; ./sql/reset_contacts.sql</w:t>
+        <w:t>mysql -u devuser -h 127.0.0.1 -P 3306 -D spa_contacts \</w:t>
       </w:r>
     </w:p>
     <w:p>
@@ -6250,6 +8150,15 @@
         <w:keepNext/>
       </w:pPr>
       <w:r>
+        <w:t xml:space="preserve">    &lt; ./sql/reset_contacts_c.sql</w:t>
+      </w:r>
+    </w:p>
+    <w:p>
+      <w:pPr>
+        <w:pStyle w:val="CommandBlock"/>
+        <w:keepNext/>
+      </w:pPr>
+      <w:r>
         <w:t>unset MYSQL_PWD</w:t>
       </w:r>
     </w:p>
@@ -6320,7 +8229,7 @@
         <w:keepNext/>
       </w:pPr>
       <w:r>
-        <w:t>Created index idx_contacts_name on contacts (name)</w:t>
+        <w:t>Created index idx_contacts_c_name on contacts_c (name)</w:t>
       </w:r>
     </w:p>
     <w:p>
@@ -6329,7 +8238,7 @@
         <w:keepNext/>
       </w:pPr>
       <w:r>
-        <w:t>Plan after the index: type ref, key idx_contacts_name</w:t>
+        <w:t>Plan after the index: type ref, key idx_contacts_c_name</w:t>
       </w:r>
     </w:p>
     <w:p>
@@ -6338,7 +8247,7 @@
         <w:keepNext/>
       </w:pPr>
       <w:r>
-        <w:t>Indexes on contacts:</w:t>
+        <w:t>Indexes on contacts_c:</w:t>
       </w:r>
     </w:p>
     <w:p>
@@ -6374,7 +8283,7 @@
         <w:keepNext/>
       </w:pPr>
       <w:r>
-        <w:t xml:space="preserve">  idx_contacts_name on name, not unique</w:t>
+        <w:t xml:space="preserve">  idx_contacts_c_name on name, not unique</w:t>
       </w:r>
     </w:p>
     <w:p>
@@ -6383,7 +8292,7 @@
         <w:keepNext/>
       </w:pPr>
       <w:r>
-        <w:t>Indexes on contact_groups:</w:t>
+        <w:t>Indexes on contact_groups_c:</w:t>
       </w:r>
     </w:p>
     <w:p>
@@ -6429,10 +8338,10 @@
         <w:pStyle w:val="ListBullet"/>
       </w:pPr>
       <w:r>
-        <w:t>Now run only the program line again, without the reset. The index is still there from the first run, because an index belongs to the table and stays until it is dropped: the first plan already shows type ref, key idx_contacts_name, the Created line becomes Error: Duplicate key name 'idx_contacts_name', the server's error 1061, and the exit code is 1. MySQL has no CREATE INDEX IF NOT EXISTS; the Project Connection shows how the project avoids this. Run the whole block again, reset lines included, to start fr</w:t>
-      </w:r>
-      <w:r>
-        <w:t>om the known state.</w:t>
+        <w:t>Now run only the program line again, without the reset. The index is still there from the first run, because an index belongs to the table and stays until it is dropped: the first plan already shows type ref, key idx_contacts_c_name, the Created line becomes Error: Duplicate key name 'idx_contacts_c_name', the server's error 1061, and the exit code is 1. MySQL has no CREATE INDEX IF NOT EXISTS; the Project Connection shows how the project avoids this. Run the whole block again, reset lines included, to star</w:t>
+      </w:r>
+      <w:r>
+        <w:t>t from the known state.</w:t>
       </w:r>
     </w:p>
     <w:p>
@@ -6524,10 +8433,10 @@
     </w:p>
     <w:p>
       <w:r>
-        <w:t>Both versions connect to spa_contacts with Lesson 4.7's rows-matched setting, ask for the plan of the name lookup, create idx_contacts_name, ask again, and list the indexes of both tables. The Basic version trusts every step and has the name lookup built into show_plan. The Production-Minded version passes the EXPLAIN's SQL and value to show_plan, so one function can show the plan of any lookup with one value; it reports a refused statement, such as a second CREATE INDEX, as one Error line with the server's</w:t>
-      </w:r>
-      <w:r>
-        <w:t xml:space="preserve"> own message, keeps going, and exits 1 if any step failed.</w:t>
+        <w:t>Both versions connect to spa_contacts with Lesson 4.7's rows-matched setting, ask for the plan of the name lookup, create idx_contacts_c_name, ask again, and list the indexes of both tables. The Basic version trusts every step and has the name lookup built into show_plan. The Production-Minded version passes the EXPLAIN's SQL and value to show_plan, so one function can show the plan of any lookup with one value; it reports a refused statement, such as a second CREATE INDEX, as one Error line with the server</w:t>
+      </w:r>
+      <w:r>
+        <w:t>'s own message, keeps going, and exits 1 if any step failed.</w:t>
       </w:r>
     </w:p>
     <w:p>
@@ -6737,36 +8646,44 @@
         <w:pStyle w:val="SourceCode"/>
       </w:pPr>
       <w:r>
-        <w:t xml:space="preserve">    "SELECT id, name, email, phone FROM contacts WHERE name = ?";</w:t>
-      </w:r>
-    </w:p>
-    <w:p>
-      <w:pPr>
-        <w:pStyle w:val="SourceCode"/>
-      </w:pPr>
-    </w:p>
-    <w:p>
-      <w:pPr>
-        <w:pStyle w:val="SourceCode"/>
-      </w:pPr>
-      <w:r>
-        <w:t>// CREATE INDEX builds an index named idx_contacts_name on the name column</w:t>
-      </w:r>
-    </w:p>
-    <w:p>
-      <w:pPr>
-        <w:pStyle w:val="SourceCode"/>
-      </w:pPr>
-      <w:r>
-        <w:t>// of contacts: a sorted copy of every name, each with its row's id, that</w:t>
-      </w:r>
-    </w:p>
-    <w:p>
-      <w:pPr>
-        <w:pStyle w:val="SourceCode"/>
-      </w:pPr>
-      <w:r>
-        <w:t>// the server keeps up to date on every INSERT, UPDATE, and DELETE.</w:t>
+        <w:t xml:space="preserve">    "SELECT id, name, email, phone FROM contacts_cpp WHERE name = ?";</w:t>
+      </w:r>
+    </w:p>
+    <w:p>
+      <w:pPr>
+        <w:pStyle w:val="SourceCode"/>
+      </w:pPr>
+    </w:p>
+    <w:p>
+      <w:pPr>
+        <w:pStyle w:val="SourceCode"/>
+      </w:pPr>
+      <w:r>
+        <w:t>// CREATE INDEX builds an index named idx_contacts_cpp_name on the name</w:t>
+      </w:r>
+    </w:p>
+    <w:p>
+      <w:pPr>
+        <w:pStyle w:val="SourceCode"/>
+      </w:pPr>
+      <w:r>
+        <w:t>// column of contacts_cpp: a sorted copy of every name, each with its row's</w:t>
+      </w:r>
+    </w:p>
+    <w:p>
+      <w:pPr>
+        <w:pStyle w:val="SourceCode"/>
+      </w:pPr>
+      <w:r>
+        <w:t>// id, that the server keeps up to date on every INSERT, UPDATE, and DELETE.</w:t>
+      </w:r>
+    </w:p>
+    <w:p>
+      <w:pPr>
+        <w:pStyle w:val="SourceCode"/>
+      </w:pPr>
+      <w:r>
+        <w:t>// Remember, each language has its own table (Lesson 4.4).</w:t>
       </w:r>
     </w:p>
     <w:p>
@@ -6782,7 +8699,7 @@
         <w:pStyle w:val="SourceCode"/>
       </w:pPr>
       <w:r>
-        <w:t xml:space="preserve">    "CREATE INDEX idx_contacts_name ON contacts (name)";</w:t>
+        <w:t xml:space="preserve">    "CREATE INDEX idx_contacts_cpp_name ON contacts_cpp (name)";</w:t>
       </w:r>
     </w:p>
     <w:p>
@@ -6803,15 +8720,15 @@
         <w:pStyle w:val="SourceCode"/>
       </w:pPr>
       <w:r>
-        <w:t>const std::string CONTACT_INDEXES = "SHOW INDEX FROM contacts";</w:t>
-      </w:r>
-    </w:p>
-    <w:p>
-      <w:pPr>
-        <w:pStyle w:val="SourceCode"/>
-      </w:pPr>
-      <w:r>
-        <w:t>const std::string GROUP_INDEXES = "SHOW INDEX FROM contact_groups";</w:t>
+        <w:t>const std::string CONTACT_INDEXES = "SHOW INDEX FROM contacts_cpp";</w:t>
+      </w:r>
+    </w:p>
+    <w:p>
+      <w:pPr>
+        <w:pStyle w:val="SourceCode"/>
+      </w:pPr>
+      <w:r>
+        <w:t>const std::string GROUP_INDEXES = "SHOW INDEX FROM contact_groups_cpp";</w:t>
       </w:r>
     </w:p>
     <w:p>
@@ -7066,7 +8983,7 @@
         <w:pStyle w:val="SourceCode"/>
       </w:pPr>
       <w:r>
-        <w:t xml:space="preserve">    std::cout &lt;&lt; "Created index idx_contacts_name on contacts (name)\n";</w:t>
+        <w:t xml:space="preserve">    std::cout &lt;&lt; "Created index idx_contacts_cpp_name on contacts_cpp (name)\n";</w:t>
       </w:r>
     </w:p>
     <w:p>
@@ -7499,16 +9416,16 @@
         <w:pStyle w:val="SourceCode"/>
       </w:pPr>
       <w:r>
-        <w:t xml:space="preserve">    listIndexes(*connection, "Indexes on contacts:", CONTACT_INDEXES);</w:t>
-      </w:r>
-    </w:p>
-    <w:p>
-      <w:pPr>
-        <w:pStyle w:val="SourceCode"/>
-        <w:keepNext/>
-      </w:pPr>
-      <w:r>
-        <w:t xml:space="preserve">    listIndexes(*connection, "Indexes on contact_groups:", GROUP_INDEXES);</w:t>
+        <w:t xml:space="preserve">    listIndexes(*connection, "Indexes on contacts_cpp:", CONTACT_INDEXES);</w:t>
+      </w:r>
+    </w:p>
+    <w:p>
+      <w:pPr>
+        <w:pStyle w:val="SourceCode"/>
+        <w:keepNext/>
+      </w:pPr>
+      <w:r>
+        <w:t xml:space="preserve">    listIndexes(*connection, "Indexes on contact_groups_cpp:", GROUP_INDEXES);</w:t>
       </w:r>
     </w:p>
     <w:p>
@@ -7546,7 +9463,7 @@
         <w:keepNext/>
       </w:pPr>
       <w:r>
-        <w:t>Run the block from the lesson-4.12 folder, in a terminal that has SPA_DB_PASSWORD. The program creates an index, so the block runs the Data Reset's file again just before the program: every run then starts from the known state, without the index.</w:t>
+        <w:t>Run the block from the lesson-4.12 folder, in a terminal that has SPA_DB_PASSWORD. The program creates an index, so the block runs the language's own Data Reset file, reset_contacts_cpp.sql, again just before the program: every run then starts from the known state, without the index.</w:t>
       </w:r>
     </w:p>
     <w:p>
@@ -7668,7 +9585,7 @@
         <w:keepNext/>
       </w:pPr>
       <w:r>
-        <w:t xml:space="preserve">    -e "source ./sql/reset_contacts.sql"</w:t>
+        <w:t xml:space="preserve">    -e "source ./sql/reset_contacts_cpp.sql"</w:t>
       </w:r>
     </w:p>
     <w:p>
@@ -7743,7 +9660,7 @@
         <w:keepNext/>
       </w:pPr>
       <w:r>
-        <w:t>mysql -u devuser -h 127.0.0.1 -P 3306 -D spa_contacts &lt; ./sql/reset_contacts.sql</w:t>
+        <w:t>mysql -u devuser -h 127.0.0.1 -P 3306 -D spa_contacts \</w:t>
       </w:r>
     </w:p>
     <w:p>
@@ -7752,6 +9669,15 @@
         <w:keepNext/>
       </w:pPr>
       <w:r>
+        <w:t xml:space="preserve">    &lt; ./sql/reset_contacts_cpp.sql</w:t>
+      </w:r>
+    </w:p>
+    <w:p>
+      <w:pPr>
+        <w:pStyle w:val="CommandBlock"/>
+        <w:keepNext/>
+      </w:pPr>
+      <w:r>
         <w:t>unset MYSQL_PWD</w:t>
       </w:r>
     </w:p>
@@ -7813,7 +9739,7 @@
         <w:keepNext/>
       </w:pPr>
       <w:r>
-        <w:t>Created index idx_contacts_name on contacts (name)</w:t>
+        <w:t>Created index idx_contacts_cpp_name on contacts_cpp (name)</w:t>
       </w:r>
     </w:p>
     <w:p>
@@ -7822,7 +9748,7 @@
         <w:keepNext/>
       </w:pPr>
       <w:r>
-        <w:t>Plan after the index: type ref, key idx_contacts_name</w:t>
+        <w:t>Plan after the index: type ref, key idx_contacts_cpp_name</w:t>
       </w:r>
     </w:p>
     <w:p>
@@ -7831,7 +9757,7 @@
         <w:keepNext/>
       </w:pPr>
       <w:r>
-        <w:t>Indexes on contacts:</w:t>
+        <w:t>Indexes on contacts_cpp:</w:t>
       </w:r>
     </w:p>
     <w:p>
@@ -7867,7 +9793,7 @@
         <w:keepNext/>
       </w:pPr>
       <w:r>
-        <w:t xml:space="preserve">  idx_contacts_name on name, not unique</w:t>
+        <w:t xml:space="preserve">  idx_contacts_cpp_name on name, not unique</w:t>
       </w:r>
     </w:p>
     <w:p>
@@ -7876,7 +9802,7 @@
         <w:keepNext/>
       </w:pPr>
       <w:r>
-        <w:t>Indexes on contact_groups:</w:t>
+        <w:t>Indexes on contact_groups_cpp:</w:t>
       </w:r>
     </w:p>
     <w:p>
@@ -7922,7 +9848,7 @@
         <w:pStyle w:val="ListBullet"/>
       </w:pPr>
       <w:r>
-        <w:t>Created index idx_contacts_name on contacts (name) is printed after CREATE INDEX returned.</w:t>
+        <w:t>Created index idx_contacts_cpp_name on contacts_cpp (name) is printed after CREATE INDEX returned. Each language's table and index carry the language's name, contacts_cpp and idx_contacts_cpp_name here, so no program ever meets another language's index (Lesson 4.4).</w:t>
       </w:r>
     </w:p>
     <w:p>
@@ -7930,7 +9856,7 @@
         <w:pStyle w:val="ListBullet"/>
       </w:pPr>
       <w:r>
-        <w:t>Plan after the index: type ref, key idx_contacts_name proves the same question now has a different plan: the server would look Alan Turing up in the new index and go straight to his row. The answer to the SELECT would be the same row either way; only the way to it changed.</w:t>
+        <w:t>Plan after the index: type ref, key idx_contacts_cpp_name proves the same question now has a different plan: the server would look Alan Turing up in the new index and go straight to his row. The answer to the SELECT would be the same row either way; only the way to it changed.</w:t>
       </w:r>
     </w:p>
     <w:p>
@@ -7938,7 +9864,7 @@
         <w:pStyle w:val="ListBullet"/>
       </w:pPr>
       <w:r>
-        <w:t>The four lines under Indexes on contacts: prove SHOW INDEX lists every index of the table: three the server built by itself for the PRIMARY KEY, the UNIQUE email, and the FOREIGN KEY, and the one this program created. The two under Indexes on contact_groups: are its PRIMARY KEY and its UNIQUE name.</w:t>
+        <w:t>The four lines under Indexes on contacts_cpp: prove SHOW INDEX lists every index of the table: three the server built by itself for the PRIMARY KEY, the UNIQUE email, and the FOREIGN KEY, and the one this program created. The two under Indexes on contact_groups_cpp: are its PRIMARY KEY and its UNIQUE name.</w:t>
       </w:r>
     </w:p>
     <w:p>
@@ -7954,7 +9880,7 @@
         <w:pStyle w:val="ListBullet"/>
       </w:pPr>
       <w:r>
-        <w:t>If the program ran without the reset lines above it, after an earlier run, the index already exists: CREATE INDEX is refused with error 1061, Duplicate key name 'idx_contacts_name', and the program stops at CREATE INDEX with an exit code such as -2147483645: the server refused it, and nothing caught the sql::SQLException. Lines printed before it may be lost too, because they were still waiting in the output buffer. Run the whole block again, reset lines included.</w:t>
+        <w:t>If the program ran without the reset lines above it, after an earlier run, the index already exists: CREATE INDEX is refused with error 1061, Duplicate key name 'idx_contacts_cpp_name', and the program stops at CREATE INDEX with an exit code such as -2147483645: the server refused it, and nothing caught the sql::SQLException. Lines printed before it may be lost too, because they were still waiting in the output buffer. Run the whole block again, reset lines included.</w:t>
       </w:r>
     </w:p>
     <w:p>
@@ -8199,7 +10125,7 @@
         <w:pStyle w:val="SourceCode"/>
       </w:pPr>
       <w:r>
-        <w:t xml:space="preserve">    "SELECT id, name, email, phone FROM contacts WHERE name = ?";</w:t>
+        <w:t xml:space="preserve">    "SELECT id, name, email, phone FROM contacts_cpp WHERE name = ?";</w:t>
       </w:r>
     </w:p>
     <w:p>
@@ -8228,23 +10154,23 @@
         <w:pStyle w:val="SourceCode"/>
       </w:pPr>
       <w:r>
-        <w:t xml:space="preserve">    "CREATE INDEX idx_contacts_name ON contacts (name)";</w:t>
-      </w:r>
-    </w:p>
-    <w:p>
-      <w:pPr>
-        <w:pStyle w:val="SourceCode"/>
-      </w:pPr>
-      <w:r>
-        <w:t>const std::string CONTACT_INDEXES = "SHOW INDEX FROM contacts";</w:t>
-      </w:r>
-    </w:p>
-    <w:p>
-      <w:pPr>
-        <w:pStyle w:val="SourceCode"/>
-      </w:pPr>
-      <w:r>
-        <w:t>const std::string GROUP_INDEXES = "SHOW INDEX FROM contact_groups";</w:t>
+        <w:t xml:space="preserve">    "CREATE INDEX idx_contacts_cpp_name ON contacts_cpp (name)";</w:t>
+      </w:r>
+    </w:p>
+    <w:p>
+      <w:pPr>
+        <w:pStyle w:val="SourceCode"/>
+      </w:pPr>
+      <w:r>
+        <w:t>const std::string CONTACT_INDEXES = "SHOW INDEX FROM contacts_cpp";</w:t>
+      </w:r>
+    </w:p>
+    <w:p>
+      <w:pPr>
+        <w:pStyle w:val="SourceCode"/>
+      </w:pPr>
+      <w:r>
+        <w:t>const std::string GROUP_INDEXES = "SHOW INDEX FROM contact_groups_cpp";</w:t>
       </w:r>
     </w:p>
     <w:p>
@@ -8723,7 +10649,15 @@
         <w:pStyle w:val="SourceCode"/>
       </w:pPr>
       <w:r>
-        <w:t xml:space="preserve">        std::cout &lt;&lt; "Created index idx_contacts_name on contacts (name)\n";</w:t>
+        <w:t xml:space="preserve">        std::cout</w:t>
+      </w:r>
+    </w:p>
+    <w:p>
+      <w:pPr>
+        <w:pStyle w:val="SourceCode"/>
+      </w:pPr>
+      <w:r>
+        <w:t xml:space="preserve">            &lt;&lt; "Created index idx_contacts_cpp_name on contacts_cpp (name)\n";</w:t>
       </w:r>
     </w:p>
     <w:p>
@@ -9186,7 +11120,7 @@
         <w:pStyle w:val="SourceCode"/>
       </w:pPr>
       <w:r>
-        <w:t xml:space="preserve">                                          "Indexes on contacts:",</w:t>
+        <w:t xml:space="preserve">                                          "Indexes on contacts_cpp:",</w:t>
       </w:r>
     </w:p>
     <w:p>
@@ -9210,7 +11144,7 @@
         <w:pStyle w:val="SourceCode"/>
       </w:pPr>
       <w:r>
-        <w:t xml:space="preserve">                                          "Indexes on contact_groups:",</w:t>
+        <w:t xml:space="preserve">                                          "Indexes on contact_groups_cpp:",</w:t>
       </w:r>
     </w:p>
     <w:p>
@@ -9424,7 +11358,7 @@
         <w:pStyle w:val="CommandBlock"/>
       </w:pPr>
       <w:r>
-        <w:t xml:space="preserve">    -e "source ./sql/reset_contacts.sql"</w:t>
+        <w:t xml:space="preserve">    -e "source ./sql/reset_contacts_cpp.sql"</w:t>
       </w:r>
     </w:p>
     <w:p>
@@ -9508,7 +11442,7 @@
         <w:keepNext/>
       </w:pPr>
       <w:r>
-        <w:t>mysql -u devuser -h 127.0.0.1 -P 3306 -D spa_contacts &lt; ./sql/reset_contacts.sql</w:t>
+        <w:t>mysql -u devuser -h 127.0.0.1 -P 3306 -D spa_contacts \</w:t>
       </w:r>
     </w:p>
     <w:p>
@@ -9517,6 +11451,15 @@
         <w:keepNext/>
       </w:pPr>
       <w:r>
+        <w:t xml:space="preserve">    &lt; ./sql/reset_contacts_cpp.sql</w:t>
+      </w:r>
+    </w:p>
+    <w:p>
+      <w:pPr>
+        <w:pStyle w:val="CommandBlock"/>
+        <w:keepNext/>
+      </w:pPr>
+      <w:r>
         <w:t>unset MYSQL_PWD</w:t>
       </w:r>
     </w:p>
@@ -9587,7 +11530,7 @@
         <w:keepNext/>
       </w:pPr>
       <w:r>
-        <w:t>Created index idx_contacts_name on contacts (name)</w:t>
+        <w:t>Created index idx_contacts_cpp_name on contacts_cpp (name)</w:t>
       </w:r>
     </w:p>
     <w:p>
@@ -9596,7 +11539,7 @@
         <w:keepNext/>
       </w:pPr>
       <w:r>
-        <w:t>Plan after the index: type ref, key idx_contacts_name</w:t>
+        <w:t>Plan after the index: type ref, key idx_contacts_cpp_name</w:t>
       </w:r>
     </w:p>
     <w:p>
@@ -9605,7 +11548,7 @@
         <w:keepNext/>
       </w:pPr>
       <w:r>
-        <w:t>Indexes on contacts:</w:t>
+        <w:t>Indexes on contacts_cpp:</w:t>
       </w:r>
     </w:p>
     <w:p>
@@ -9641,7 +11584,7 @@
         <w:keepNext/>
       </w:pPr>
       <w:r>
-        <w:t xml:space="preserve">  idx_contacts_name on name, not unique</w:t>
+        <w:t xml:space="preserve">  idx_contacts_cpp_name on name, not unique</w:t>
       </w:r>
     </w:p>
     <w:p>
@@ -9650,7 +11593,7 @@
         <w:keepNext/>
       </w:pPr>
       <w:r>
-        <w:t>Indexes on contact_groups:</w:t>
+        <w:t>Indexes on contact_groups_cpp:</w:t>
       </w:r>
     </w:p>
     <w:p>
@@ -9696,10 +11639,10 @@
         <w:pStyle w:val="ListBullet"/>
       </w:pPr>
       <w:r>
-        <w:t>Now run only the program line again, without the reset. The index is still there from the first run, because an index belongs to the table and stays until it is dropped: the first plan already shows type ref, key idx_contacts_name, the Created line becomes Error: Duplicate key name 'idx_contacts_name', the server's error 1061, and the exit code is 1. MySQL has no CREATE INDEX IF NOT EXISTS; the Project Connection shows how the project avoids this. Run the whole block again, reset lines included, to start fr</w:t>
-      </w:r>
-      <w:r>
-        <w:t>om the known state.</w:t>
+        <w:t xml:space="preserve">Now run only the program line again, without the reset. The index is still there from the first run, because an index belongs to the table and stays until it is dropped: the first plan already shows type ref, key idx_contacts_cpp_name, the Created line becomes Error: Duplicate key name 'idx_contacts_cpp_name', the server's error 1061, and the exit code is 1. MySQL has no CREATE INDEX IF NOT EXISTS; the Project Connection shows how the project avoids this. Run the whole block again, reset lines included, to </w:t>
+      </w:r>
+      <w:r>
+        <w:t>start from the known state.</w:t>
       </w:r>
     </w:p>
     <w:p>
@@ -9775,10 +11718,10 @@
     </w:p>
     <w:p>
       <w:r>
-        <w:t>Both versions connect to spa_contacts with Lesson 4.7's rows-matched setting, ask for the plan of the name lookup, create idx_contacts_name, ask again, and list the indexes of both tables. The Basic version trusts every step and has the name lookup built into showPlan. The Production-Minded version passes the EXPLAIN's SQL and value to showPlan, so one function can show the plan of any lookup with one value; it reports a refused statement, such as a second CREATE INDEX, as one Error line with the server's o</w:t>
-      </w:r>
-      <w:r>
-        <w:t>wn message, keeps going, and exits 1 if any step failed.</w:t>
+        <w:t>Both versions connect to spa_contacts with Lesson 4.7's rows-matched setting, ask for the plan of the name lookup, create idx_contacts_cpp_name, ask again, and list the indexes of both tables. The Basic version trusts every step and has the name lookup built into showPlan. The Production-Minded version passes the EXPLAIN's SQL and value to showPlan, so one function can show the plan of any lookup with one value; it reports a refused statement, such as a second CREATE INDEX, as one Error line with the server</w:t>
+      </w:r>
+      <w:r>
+        <w:t>'s own message, keeps going, and exits 1 if any step failed.</w:t>
       </w:r>
     </w:p>
     <w:p>
@@ -9972,44 +11915,52 @@
         <w:pStyle w:val="SourceCode"/>
       </w:pPr>
       <w:r>
-        <w:t xml:space="preserve">        "SELECT id, name, email, phone FROM contacts WHERE name = @name";</w:t>
-      </w:r>
-    </w:p>
-    <w:p>
-      <w:pPr>
-        <w:pStyle w:val="SourceCode"/>
-      </w:pPr>
-    </w:p>
-    <w:p>
-      <w:pPr>
-        <w:pStyle w:val="SourceCode"/>
-      </w:pPr>
-      <w:r>
-        <w:t xml:space="preserve">    // CREATE INDEX builds an index named idx_contacts_name on the name</w:t>
-      </w:r>
-    </w:p>
-    <w:p>
-      <w:pPr>
-        <w:pStyle w:val="SourceCode"/>
-      </w:pPr>
-      <w:r>
-        <w:t xml:space="preserve">    // column of contacts: a sorted copy of every name, each with its</w:t>
-      </w:r>
-    </w:p>
-    <w:p>
-      <w:pPr>
-        <w:pStyle w:val="SourceCode"/>
-      </w:pPr>
-      <w:r>
-        <w:t xml:space="preserve">    // row's id, that the server keeps up to date on every INSERT, UPDATE,</w:t>
-      </w:r>
-    </w:p>
-    <w:p>
-      <w:pPr>
-        <w:pStyle w:val="SourceCode"/>
-      </w:pPr>
-      <w:r>
-        <w:t xml:space="preserve">    // and DELETE.</w:t>
+        <w:t xml:space="preserve">        "SELECT id, name, email, phone FROM contacts_csharp WHERE name = @name";</w:t>
+      </w:r>
+    </w:p>
+    <w:p>
+      <w:pPr>
+        <w:pStyle w:val="SourceCode"/>
+      </w:pPr>
+    </w:p>
+    <w:p>
+      <w:pPr>
+        <w:pStyle w:val="SourceCode"/>
+      </w:pPr>
+      <w:r>
+        <w:t xml:space="preserve">    // CREATE INDEX builds an index named idx_contacts_csharp_name on the</w:t>
+      </w:r>
+    </w:p>
+    <w:p>
+      <w:pPr>
+        <w:pStyle w:val="SourceCode"/>
+      </w:pPr>
+      <w:r>
+        <w:t xml:space="preserve">    // name column of contacts_csharp: a sorted copy of every name, each</w:t>
+      </w:r>
+    </w:p>
+    <w:p>
+      <w:pPr>
+        <w:pStyle w:val="SourceCode"/>
+      </w:pPr>
+      <w:r>
+        <w:t xml:space="preserve">    // with its row's id, that the server keeps up to date on every INSERT,</w:t>
+      </w:r>
+    </w:p>
+    <w:p>
+      <w:pPr>
+        <w:pStyle w:val="SourceCode"/>
+      </w:pPr>
+      <w:r>
+        <w:t xml:space="preserve">    // UPDATE, and DELETE. Remember, each language has its own table (Lesson</w:t>
+      </w:r>
+    </w:p>
+    <w:p>
+      <w:pPr>
+        <w:pStyle w:val="SourceCode"/>
+      </w:pPr>
+      <w:r>
+        <w:t xml:space="preserve">    // 4.4).</w:t>
       </w:r>
     </w:p>
     <w:p>
@@ -10025,7 +11976,7 @@
         <w:pStyle w:val="SourceCode"/>
       </w:pPr>
       <w:r>
-        <w:t xml:space="preserve">        "CREATE INDEX idx_contacts_name ON contacts (name)";</w:t>
+        <w:t xml:space="preserve">        "CREATE INDEX idx_contacts_csharp_name ON contacts_csharp (name)";</w:t>
       </w:r>
     </w:p>
     <w:p>
@@ -10054,15 +12005,23 @@
         <w:pStyle w:val="SourceCode"/>
       </w:pPr>
       <w:r>
-        <w:t xml:space="preserve">    private const string ContactIndexesSql = "SHOW INDEX FROM contacts";</w:t>
-      </w:r>
-    </w:p>
-    <w:p>
-      <w:pPr>
-        <w:pStyle w:val="SourceCode"/>
-      </w:pPr>
-      <w:r>
-        <w:t xml:space="preserve">    private const string GroupIndexesSql = "SHOW INDEX FROM contact_groups";</w:t>
+        <w:t xml:space="preserve">    private const string ContactIndexesSql = "SHOW INDEX FROM contacts_csharp";</w:t>
+      </w:r>
+    </w:p>
+    <w:p>
+      <w:pPr>
+        <w:pStyle w:val="SourceCode"/>
+      </w:pPr>
+      <w:r>
+        <w:t xml:space="preserve">    private const string GroupIndexesSql =</w:t>
+      </w:r>
+    </w:p>
+    <w:p>
+      <w:pPr>
+        <w:pStyle w:val="SourceCode"/>
+      </w:pPr>
+      <w:r>
+        <w:t xml:space="preserve">        "SHOW INDEX FROM contact_groups_csharp";</w:t>
       </w:r>
     </w:p>
     <w:p>
@@ -10341,7 +12300,15 @@
         <w:pStyle w:val="SourceCode"/>
       </w:pPr>
       <w:r>
-        <w:t xml:space="preserve">        Console.WriteLine("Created index idx_contacts_name on contacts (name)");</w:t>
+        <w:t xml:space="preserve">        Console.WriteLine("Created index idx_contacts_csharp_name " +</w:t>
+      </w:r>
+    </w:p>
+    <w:p>
+      <w:pPr>
+        <w:pStyle w:val="SourceCode"/>
+      </w:pPr>
+      <w:r>
+        <w:t xml:space="preserve">            "on contacts_csharp (name)");</w:t>
       </w:r>
     </w:p>
     <w:p>
@@ -10830,15 +12797,15 @@
         <w:pStyle w:val="SourceCode"/>
       </w:pPr>
       <w:r>
-        <w:t xml:space="preserve">        ListIndexes(connection, "Indexes on contacts:", ContactIndexesSql);</w:t>
-      </w:r>
-    </w:p>
-    <w:p>
-      <w:pPr>
-        <w:pStyle w:val="SourceCode"/>
-      </w:pPr>
-      <w:r>
-        <w:t xml:space="preserve">        ListIndexes(connection, "Indexes on contact_groups:",</w:t>
+        <w:t xml:space="preserve">        ListIndexes(connection, "Indexes on contacts_csharp:", ContactIndexesSql);</w:t>
+      </w:r>
+    </w:p>
+    <w:p>
+      <w:pPr>
+        <w:pStyle w:val="SourceCode"/>
+      </w:pPr>
+      <w:r>
+        <w:t xml:space="preserve">        ListIndexes(connection, "Indexes on contact_groups_csharp:",</w:t>
       </w:r>
     </w:p>
     <w:p>
@@ -10893,7 +12860,7 @@
         <w:keepNext/>
       </w:pPr>
       <w:r>
-        <w:t>Run the block from the lesson-4.12 folder, in a terminal that has SPA_DB_PASSWORD. The program creates an index, so the block runs the Data Reset's file again just before the program: every run then starts from the known state, without the index.</w:t>
+        <w:t>Run the block from the lesson-4.12 folder, in a terminal that has SPA_DB_PASSWORD. The program creates an index, so the block runs the language's own Data Reset file, reset_contacts_csharp.sql, again just before the program: every run then starts from the known state, without the index.</w:t>
       </w:r>
     </w:p>
     <w:p>
@@ -10943,7 +12910,7 @@
         <w:keepNext/>
       </w:pPr>
       <w:r>
-        <w:t xml:space="preserve">    -e "source ./sql/reset_contacts.sql"</w:t>
+        <w:t xml:space="preserve">    -e "source ./sql/reset_contacts_csharp.sql"</w:t>
       </w:r>
     </w:p>
     <w:p>
@@ -11000,7 +12967,7 @@
         <w:keepNext/>
       </w:pPr>
       <w:r>
-        <w:t>mysql -u devuser -h 127.0.0.1 -P 3306 -D spa_contacts &lt; ./sql/reset_contacts.sql</w:t>
+        <w:t>mysql -u devuser -h 127.0.0.1 -P 3306 -D spa_contacts \</w:t>
       </w:r>
     </w:p>
     <w:p>
@@ -11009,6 +12976,15 @@
         <w:keepNext/>
       </w:pPr>
       <w:r>
+        <w:t xml:space="preserve">    &lt; ./sql/reset_contacts_csharp.sql</w:t>
+      </w:r>
+    </w:p>
+    <w:p>
+      <w:pPr>
+        <w:pStyle w:val="CommandBlock"/>
+        <w:keepNext/>
+      </w:pPr>
+      <w:r>
         <w:t>unset MYSQL_PWD</w:t>
       </w:r>
     </w:p>
@@ -11070,7 +13046,7 @@
         <w:keepNext/>
       </w:pPr>
       <w:r>
-        <w:t>Created index idx_contacts_name on contacts (name)</w:t>
+        <w:t>Created index idx_contacts_csharp_name on contacts_csharp (name)</w:t>
       </w:r>
     </w:p>
     <w:p>
@@ -11079,7 +13055,7 @@
         <w:keepNext/>
       </w:pPr>
       <w:r>
-        <w:t>Plan after the index: type ref, key idx_contacts_name</w:t>
+        <w:t>Plan after the index: type ref, key idx_contacts_csharp_name</w:t>
       </w:r>
     </w:p>
     <w:p>
@@ -11088,7 +13064,7 @@
         <w:keepNext/>
       </w:pPr>
       <w:r>
-        <w:t>Indexes on contacts:</w:t>
+        <w:t>Indexes on contacts_csharp:</w:t>
       </w:r>
     </w:p>
     <w:p>
@@ -11124,7 +13100,7 @@
         <w:keepNext/>
       </w:pPr>
       <w:r>
-        <w:t xml:space="preserve">  idx_contacts_name on name, not unique</w:t>
+        <w:t xml:space="preserve">  idx_contacts_csharp_name on name, not unique</w:t>
       </w:r>
     </w:p>
     <w:p>
@@ -11133,7 +13109,7 @@
         <w:keepNext/>
       </w:pPr>
       <w:r>
-        <w:t>Indexes on contact_groups:</w:t>
+        <w:t>Indexes on contact_groups_csharp:</w:t>
       </w:r>
     </w:p>
     <w:p>
@@ -11179,7 +13155,7 @@
         <w:pStyle w:val="ListBullet"/>
       </w:pPr>
       <w:r>
-        <w:t>Created index idx_contacts_name on contacts (name) is printed after CREATE INDEX returned.</w:t>
+        <w:t>Created index idx_contacts_csharp_name on contacts_csharp (name) is printed after CREATE INDEX returned. Each language's table and index carry the language's name, contacts_csharp and idx_contacts_csharp_name here, so no program ever meets another language's index (Lesson 4.4).</w:t>
       </w:r>
     </w:p>
     <w:p>
@@ -11187,7 +13163,7 @@
         <w:pStyle w:val="ListBullet"/>
       </w:pPr>
       <w:r>
-        <w:t>Plan after the index: type ref, key idx_contacts_name proves the same question now has a different plan: the server would look Alan Turing up in the new index and go straight to his row. The answer to the SELECT would be the same row either way; only the way to it changed.</w:t>
+        <w:t>Plan after the index: type ref, key idx_contacts_csharp_name proves the same question now has a different plan: the server would look Alan Turing up in the new index and go straight to his row. The answer to the SELECT would be the same row either way; only the way to it changed.</w:t>
       </w:r>
     </w:p>
     <w:p>
@@ -11195,7 +13171,7 @@
         <w:pStyle w:val="ListBullet"/>
       </w:pPr>
       <w:r>
-        <w:t>The four lines under Indexes on contacts: prove SHOW INDEX lists every index of the table: three the server built by itself for the PRIMARY KEY, the UNIQUE email, and the FOREIGN KEY, and the one this program created. The two under Indexes on contact_groups: are its PRIMARY KEY and its UNIQUE name.</w:t>
+        <w:t>The four lines under Indexes on contacts_csharp: prove SHOW INDEX lists every index of the table: three the server built by itself for the PRIMARY KEY, the UNIQUE email, and the FOREIGN KEY, and the one this program created. The two under Indexes on contact_groups_csharp: are its PRIMARY KEY and its UNIQUE name.</w:t>
       </w:r>
     </w:p>
     <w:p>
@@ -11211,7 +13187,7 @@
         <w:pStyle w:val="ListBullet"/>
       </w:pPr>
       <w:r>
-        <w:t>If the program ran without the reset lines above it, after an earlier run, the index already exists: CREATE INDEX is refused with error 1061, Duplicate key name 'idx_contacts_name', and the program stops with Unhandled exception. MySqlConnector.MySqlException (0x80004005): Duplicate key name 'idx_contacts_name'. Run the whole block again, reset lines included.</w:t>
+        <w:t>If the program ran without the reset lines above it, after an earlier run, the index already exists: CREATE INDEX is refused with error 1061, Duplicate key name 'idx_contacts_csharp_name', and the program stops with Unhandled exception. MySqlConnector.MySqlException (0x80004005): Duplicate key name 'idx_contacts_csharp_name'. Run the whole block again, reset lines included.</w:t>
       </w:r>
     </w:p>
     <w:p>
@@ -11440,7 +13416,7 @@
         <w:pStyle w:val="SourceCode"/>
       </w:pPr>
       <w:r>
-        <w:t xml:space="preserve">        "SELECT id, name, email, phone FROM contacts WHERE name = @value";</w:t>
+        <w:t xml:space="preserve">        "SELECT id, name, email, phone FROM contacts_csharp WHERE name = @value";</w:t>
       </w:r>
     </w:p>
     <w:p>
@@ -11477,23 +13453,31 @@
         <w:pStyle w:val="SourceCode"/>
       </w:pPr>
       <w:r>
-        <w:t xml:space="preserve">        "CREATE INDEX idx_contacts_name ON contacts (name)";</w:t>
-      </w:r>
-    </w:p>
-    <w:p>
-      <w:pPr>
-        <w:pStyle w:val="SourceCode"/>
-      </w:pPr>
-      <w:r>
-        <w:t xml:space="preserve">    private const string ContactIndexesSql = "SHOW INDEX FROM contacts";</w:t>
-      </w:r>
-    </w:p>
-    <w:p>
-      <w:pPr>
-        <w:pStyle w:val="SourceCode"/>
-      </w:pPr>
-      <w:r>
-        <w:t xml:space="preserve">    private const string GroupIndexesSql = "SHOW INDEX FROM contact_groups";</w:t>
+        <w:t xml:space="preserve">        "CREATE INDEX idx_contacts_csharp_name ON contacts_csharp (name)";</w:t>
+      </w:r>
+    </w:p>
+    <w:p>
+      <w:pPr>
+        <w:pStyle w:val="SourceCode"/>
+      </w:pPr>
+      <w:r>
+        <w:t xml:space="preserve">    private const string ContactIndexesSql = "SHOW INDEX FROM contacts_csharp";</w:t>
+      </w:r>
+    </w:p>
+    <w:p>
+      <w:pPr>
+        <w:pStyle w:val="SourceCode"/>
+      </w:pPr>
+      <w:r>
+        <w:t xml:space="preserve">    private const string GroupIndexesSql =</w:t>
+      </w:r>
+    </w:p>
+    <w:p>
+      <w:pPr>
+        <w:pStyle w:val="SourceCode"/>
+      </w:pPr>
+      <w:r>
+        <w:t xml:space="preserve">        "SHOW INDEX FROM contact_groups_csharp";</w:t>
       </w:r>
     </w:p>
     <w:p>
@@ -12068,15 +14052,15 @@
         <w:pStyle w:val="SourceCode"/>
       </w:pPr>
       <w:r>
-        <w:t xml:space="preserve">            Console.WriteLine(</w:t>
-      </w:r>
-    </w:p>
-    <w:p>
-      <w:pPr>
-        <w:pStyle w:val="SourceCode"/>
-      </w:pPr>
-      <w:r>
-        <w:t xml:space="preserve">                "Created index idx_contacts_name on contacts (name)");</w:t>
+        <w:t xml:space="preserve">            Console.WriteLine("Created index idx_contacts_csharp_name " +</w:t>
+      </w:r>
+    </w:p>
+    <w:p>
+      <w:pPr>
+        <w:pStyle w:val="SourceCode"/>
+      </w:pPr>
+      <w:r>
+        <w:t xml:space="preserve">                "on contacts_csharp (name)");</w:t>
       </w:r>
     </w:p>
     <w:p>
@@ -12611,7 +14595,7 @@
         <w:pStyle w:val="SourceCode"/>
       </w:pPr>
       <w:r>
-        <w:t xml:space="preserve">                "Indexes on contacts:", ContactIndexesSql);</w:t>
+        <w:t xml:space="preserve">                "Indexes on contacts_csharp:", ContactIndexesSql);</w:t>
       </w:r>
     </w:p>
     <w:p>
@@ -12627,7 +14611,7 @@
         <w:pStyle w:val="SourceCode"/>
       </w:pPr>
       <w:r>
-        <w:t xml:space="preserve">                "Indexes on contact_groups:", GroupIndexesSql);</w:t>
+        <w:t xml:space="preserve">                "Indexes on contact_groups_csharp:", GroupIndexesSql);</w:t>
       </w:r>
     </w:p>
     <w:p>
@@ -12804,7 +14788,7 @@
         <w:keepNext/>
       </w:pPr>
       <w:r>
-        <w:t xml:space="preserve">    -e "source ./sql/reset_contacts.sql"</w:t>
+        <w:t xml:space="preserve">    -e "source ./sql/reset_contacts_csharp.sql"</w:t>
       </w:r>
     </w:p>
     <w:p>
@@ -12870,7 +14854,7 @@
         <w:keepNext/>
       </w:pPr>
       <w:r>
-        <w:t>mysql -u devuser -h 127.0.0.1 -P 3306 -D spa_contacts &lt; ./sql/reset_contacts.sql</w:t>
+        <w:t>mysql -u devuser -h 127.0.0.1 -P 3306 -D spa_contacts \</w:t>
       </w:r>
     </w:p>
     <w:p>
@@ -12879,6 +14863,15 @@
         <w:keepNext/>
       </w:pPr>
       <w:r>
+        <w:t xml:space="preserve">    &lt; ./sql/reset_contacts_csharp.sql</w:t>
+      </w:r>
+    </w:p>
+    <w:p>
+      <w:pPr>
+        <w:pStyle w:val="CommandBlock"/>
+        <w:keepNext/>
+      </w:pPr>
+      <w:r>
         <w:t>unset MYSQL_PWD</w:t>
       </w:r>
     </w:p>
@@ -12949,7 +14942,7 @@
         <w:keepNext/>
       </w:pPr>
       <w:r>
-        <w:t>Created index idx_contacts_name on contacts (name)</w:t>
+        <w:t>Created index idx_contacts_csharp_name on contacts_csharp (name)</w:t>
       </w:r>
     </w:p>
     <w:p>
@@ -12958,7 +14951,7 @@
         <w:keepNext/>
       </w:pPr>
       <w:r>
-        <w:t>Plan after the index: type ref, key idx_contacts_name</w:t>
+        <w:t>Plan after the index: type ref, key idx_contacts_csharp_name</w:t>
       </w:r>
     </w:p>
     <w:p>
@@ -12967,7 +14960,7 @@
         <w:keepNext/>
       </w:pPr>
       <w:r>
-        <w:t>Indexes on contacts:</w:t>
+        <w:t>Indexes on contacts_csharp:</w:t>
       </w:r>
     </w:p>
     <w:p>
@@ -13003,7 +14996,7 @@
         <w:keepNext/>
       </w:pPr>
       <w:r>
-        <w:t xml:space="preserve">  idx_contacts_name on name, not unique</w:t>
+        <w:t xml:space="preserve">  idx_contacts_csharp_name on name, not unique</w:t>
       </w:r>
     </w:p>
     <w:p>
@@ -13012,7 +15005,7 @@
         <w:keepNext/>
       </w:pPr>
       <w:r>
-        <w:t>Indexes on contact_groups:</w:t>
+        <w:t>Indexes on contact_groups_csharp:</w:t>
       </w:r>
     </w:p>
     <w:p>
@@ -13058,10 +15051,10 @@
         <w:pStyle w:val="ListBullet"/>
       </w:pPr>
       <w:r>
-        <w:t>Now run only the program line again, without the reset. The index is still there from the first run, because an index belongs to the table and stays until it is dropped: the first plan already shows type ref, key idx_contacts_name, the Created line becomes Error: Duplicate key name 'idx_contacts_name', the server's error 1061, and the exit code is 1. MySQL has no CREATE INDEX IF NOT EXISTS; the Project Connection shows how the project avoids this. Run the whole block again, reset lines included, to start fr</w:t>
-      </w:r>
-      <w:r>
-        <w:t>om the known state.</w:t>
+        <w:t>Now run only the program line again, without the reset. The index is still there from the first run, because an index belongs to the table and stays until it is dropped: the first plan already shows type ref, key idx_contacts_csharp_name, the Created line becomes Error: Duplicate key name 'idx_contacts_csharp_name', the server's error 1061, and the exit code is 1. MySQL has no CREATE INDEX IF NOT EXISTS; the Project Connection shows how the project avoids this. Run the whole block again, reset lines include</w:t>
+      </w:r>
+      <w:r>
+        <w:t>d, to start from the known state.</w:t>
       </w:r>
     </w:p>
     <w:p>
@@ -13137,10 +15130,10 @@
     </w:p>
     <w:p>
       <w:r>
-        <w:t>Both versions connect to spa_contacts with Lesson 4.7's rows-matched setting, ask for the plan of the name lookup, create idx_contacts_name, ask again, and list the indexes of both tables. The Basic version trusts every step and has the name lookup built into ShowPlan. The Production-Minded version passes the EXPLAIN's SQL and value to ShowPlan, so one function can show the plan of any lookup with one value; it reports a refused statement, such as a second CREATE INDEX, as one Error line with the server's o</w:t>
-      </w:r>
-      <w:r>
-        <w:t>wn message, keeps going, and exits 1 if any step failed.</w:t>
+        <w:t>Both versions connect to spa_contacts with Lesson 4.7's rows-matched setting, ask for the plan of the name lookup, create idx_contacts_csharp_name, ask again, and list the indexes of both tables. The Basic version trusts every step and has the name lookup built into ShowPlan. The Production-Minded version passes the EXPLAIN's SQL and value to ShowPlan, so one function can show the plan of any lookup with one value; it reports a refused statement, such as a second CREATE INDEX, as one Error line with the ser</w:t>
+      </w:r>
+      <w:r>
+        <w:t>ver's own message, keeps going, and exits 1 if any step failed.</w:t>
       </w:r>
     </w:p>
     <w:p>
@@ -13361,44 +15354,60 @@
         <w:pStyle w:val="SourceCode"/>
       </w:pPr>
       <w:r>
-        <w:t xml:space="preserve">    "SELECT id, name, email, phone FROM contacts WHERE name = ?"</w:t>
-      </w:r>
-    </w:p>
-    <w:p>
-      <w:pPr>
-        <w:pStyle w:val="SourceCode"/>
-      </w:pPr>
-    </w:p>
-    <w:p>
-      <w:pPr>
-        <w:pStyle w:val="SourceCode"/>
-      </w:pPr>
-      <w:r>
-        <w:t>// CREATE INDEX builds an index named idx_contacts_name on the name column</w:t>
-      </w:r>
-    </w:p>
-    <w:p>
-      <w:pPr>
-        <w:pStyle w:val="SourceCode"/>
-      </w:pPr>
-      <w:r>
-        <w:t>// of contacts: a sorted copy of every name, each with its row's id, that</w:t>
-      </w:r>
-    </w:p>
-    <w:p>
-      <w:pPr>
-        <w:pStyle w:val="SourceCode"/>
-      </w:pPr>
-      <w:r>
-        <w:t>// the server keeps up to date on every INSERT, UPDATE, and DELETE.</w:t>
-      </w:r>
-    </w:p>
-    <w:p>
-      <w:pPr>
-        <w:pStyle w:val="SourceCode"/>
-      </w:pPr>
-      <w:r>
-        <w:t>const createNameIndexSQL = "CREATE INDEX idx_contacts_name ON contacts (name)"</w:t>
+        <w:t xml:space="preserve">    "SELECT id, name, email, phone FROM contacts_go WHERE name = ?"</w:t>
+      </w:r>
+    </w:p>
+    <w:p>
+      <w:pPr>
+        <w:pStyle w:val="SourceCode"/>
+      </w:pPr>
+    </w:p>
+    <w:p>
+      <w:pPr>
+        <w:pStyle w:val="SourceCode"/>
+      </w:pPr>
+      <w:r>
+        <w:t>// CREATE INDEX builds an index named idx_contacts_go_name on the name</w:t>
+      </w:r>
+    </w:p>
+    <w:p>
+      <w:pPr>
+        <w:pStyle w:val="SourceCode"/>
+      </w:pPr>
+      <w:r>
+        <w:t>// column of contacts_go: a sorted copy of every name, each with its row's</w:t>
+      </w:r>
+    </w:p>
+    <w:p>
+      <w:pPr>
+        <w:pStyle w:val="SourceCode"/>
+      </w:pPr>
+      <w:r>
+        <w:t>// id, that the server keeps up to date on every INSERT, UPDATE, and DELETE.</w:t>
+      </w:r>
+    </w:p>
+    <w:p>
+      <w:pPr>
+        <w:pStyle w:val="SourceCode"/>
+      </w:pPr>
+      <w:r>
+        <w:t>// Remember, each language has its own table (Lesson 4.4).</w:t>
+      </w:r>
+    </w:p>
+    <w:p>
+      <w:pPr>
+        <w:pStyle w:val="SourceCode"/>
+      </w:pPr>
+      <w:r>
+        <w:t>const createNameIndexSQL = "CREATE INDEX idx_contacts_go_name " +</w:t>
+      </w:r>
+    </w:p>
+    <w:p>
+      <w:pPr>
+        <w:pStyle w:val="SourceCode"/>
+      </w:pPr>
+      <w:r>
+        <w:t xml:space="preserve">    "ON contacts_go (name)"</w:t>
       </w:r>
     </w:p>
     <w:p>
@@ -13419,15 +15428,15 @@
         <w:pStyle w:val="SourceCode"/>
       </w:pPr>
       <w:r>
-        <w:t>const contactIndexesSQL = "SHOW INDEX FROM contacts"</w:t>
-      </w:r>
-    </w:p>
-    <w:p>
-      <w:pPr>
-        <w:pStyle w:val="SourceCode"/>
-      </w:pPr>
-      <w:r>
-        <w:t>const groupIndexesSQL = "SHOW INDEX FROM contact_groups"</w:t>
+        <w:t>const contactIndexesSQL = "SHOW INDEX FROM contacts_go"</w:t>
+      </w:r>
+    </w:p>
+    <w:p>
+      <w:pPr>
+        <w:pStyle w:val="SourceCode"/>
+      </w:pPr>
+      <w:r>
+        <w:t>const groupIndexesSQL = "SHOW INDEX FROM contact_groups_go"</w:t>
       </w:r>
     </w:p>
     <w:p>
@@ -13674,7 +15683,7 @@
         <w:pStyle w:val="SourceCode"/>
       </w:pPr>
       <w:r>
-        <w:t xml:space="preserve">    fmt.Println("Created index idx_contacts_name on contacts (name)")</w:t>
+        <w:t xml:space="preserve">    fmt.Println("Created index idx_contacts_go_name on contacts_go (name)")</w:t>
       </w:r>
     </w:p>
     <w:p>
@@ -14187,15 +16196,15 @@
         <w:pStyle w:val="SourceCode"/>
       </w:pPr>
       <w:r>
-        <w:t xml:space="preserve">    listIndexes(database, "Indexes on contacts:", contactIndexesSQL)</w:t>
-      </w:r>
-    </w:p>
-    <w:p>
-      <w:pPr>
-        <w:pStyle w:val="SourceCode"/>
-      </w:pPr>
-      <w:r>
-        <w:t xml:space="preserve">    listIndexes(database, "Indexes on contact_groups:", groupIndexesSQL)</w:t>
+        <w:t xml:space="preserve">    listIndexes(database, "Indexes on contacts_go:", contactIndexesSQL)</w:t>
+      </w:r>
+    </w:p>
+    <w:p>
+      <w:pPr>
+        <w:pStyle w:val="SourceCode"/>
+      </w:pPr>
+      <w:r>
+        <w:t xml:space="preserve">    listIndexes(database, "Indexes on contact_groups_go:", groupIndexesSQL)</w:t>
       </w:r>
     </w:p>
     <w:p>
@@ -14247,7 +16256,7 @@
         <w:keepNext/>
       </w:pPr>
       <w:r>
-        <w:t>Run the block from the lesson-4.12 folder, in a terminal that has SPA_DB_PASSWORD. The program creates an index, so the block runs the Data Reset's file again just before the program: every run then starts from the known state, without the index.</w:t>
+        <w:t>Run the block from the lesson-4.12 folder, in a terminal that has SPA_DB_PASSWORD. The program creates an index, so the block runs the language's own Data Reset file, reset_contacts_go.sql, again just before the program: every run then starts from the known state, without the index.</w:t>
       </w:r>
     </w:p>
     <w:p>
@@ -14297,7 +16306,7 @@
         <w:keepNext/>
       </w:pPr>
       <w:r>
-        <w:t xml:space="preserve">    -e "source ./sql/reset_contacts.sql"</w:t>
+        <w:t xml:space="preserve">    -e "source ./sql/reset_contacts_go.sql"</w:t>
       </w:r>
     </w:p>
     <w:p>
@@ -14354,7 +16363,7 @@
         <w:keepNext/>
       </w:pPr>
       <w:r>
-        <w:t>mysql -u devuser -h 127.0.0.1 -P 3306 -D spa_contacts &lt; ./sql/reset_contacts.sql</w:t>
+        <w:t>mysql -u devuser -h 127.0.0.1 -P 3306 -D spa_contacts \</w:t>
       </w:r>
     </w:p>
     <w:p>
@@ -14363,6 +16372,15 @@
         <w:keepNext/>
       </w:pPr>
       <w:r>
+        <w:t xml:space="preserve">    &lt; ./sql/reset_contacts_go.sql</w:t>
+      </w:r>
+    </w:p>
+    <w:p>
+      <w:pPr>
+        <w:pStyle w:val="CommandBlock"/>
+        <w:keepNext/>
+      </w:pPr>
+      <w:r>
         <w:t>unset MYSQL_PWD</w:t>
       </w:r>
     </w:p>
@@ -14424,7 +16442,7 @@
         <w:keepNext/>
       </w:pPr>
       <w:r>
-        <w:t>Created index idx_contacts_name on contacts (name)</w:t>
+        <w:t>Created index idx_contacts_go_name on contacts_go (name)</w:t>
       </w:r>
     </w:p>
     <w:p>
@@ -14433,7 +16451,7 @@
         <w:keepNext/>
       </w:pPr>
       <w:r>
-        <w:t>Plan after the index: type ref, key idx_contacts_name</w:t>
+        <w:t>Plan after the index: type ref, key idx_contacts_go_name</w:t>
       </w:r>
     </w:p>
     <w:p>
@@ -14442,7 +16460,7 @@
         <w:keepNext/>
       </w:pPr>
       <w:r>
-        <w:t>Indexes on contacts:</w:t>
+        <w:t>Indexes on contacts_go:</w:t>
       </w:r>
     </w:p>
     <w:p>
@@ -14478,7 +16496,7 @@
         <w:keepNext/>
       </w:pPr>
       <w:r>
-        <w:t xml:space="preserve">  idx_contacts_name on name, not unique</w:t>
+        <w:t xml:space="preserve">  idx_contacts_go_name on name, not unique</w:t>
       </w:r>
     </w:p>
     <w:p>
@@ -14487,7 +16505,7 @@
         <w:keepNext/>
       </w:pPr>
       <w:r>
-        <w:t>Indexes on contact_groups:</w:t>
+        <w:t>Indexes on contact_groups_go:</w:t>
       </w:r>
     </w:p>
     <w:p>
@@ -14533,7 +16551,7 @@
         <w:pStyle w:val="ListBullet"/>
       </w:pPr>
       <w:r>
-        <w:t>Created index idx_contacts_name on contacts (name) is printed after CREATE INDEX returned.</w:t>
+        <w:t>Created index idx_contacts_go_name on contacts_go (name) is printed after CREATE INDEX returned. Each language's table and index carry the language's name, contacts_go and idx_contacts_go_name here, so no program ever meets another language's index (Lesson 4.4).</w:t>
       </w:r>
     </w:p>
     <w:p>
@@ -14541,7 +16559,7 @@
         <w:pStyle w:val="ListBullet"/>
       </w:pPr>
       <w:r>
-        <w:t>Plan after the index: type ref, key idx_contacts_name proves the same question now has a different plan: the server would look Alan Turing up in the new index and go straight to his row. The answer to the SELECT would be the same row either way; only the way to it changed.</w:t>
+        <w:t>Plan after the index: type ref, key idx_contacts_go_name proves the same question now has a different plan: the server would look Alan Turing up in the new index and go straight to his row. The answer to the SELECT would be the same row either way; only the way to it changed.</w:t>
       </w:r>
     </w:p>
     <w:p>
@@ -14549,7 +16567,7 @@
         <w:pStyle w:val="ListBullet"/>
       </w:pPr>
       <w:r>
-        <w:t>The four lines under Indexes on contacts: prove SHOW INDEX lists every index of the table: three the server built by itself for the PRIMARY KEY, the UNIQUE email, and the FOREIGN KEY, and the one this program created. The two under Indexes on contact_groups: are its PRIMARY KEY and its UNIQUE name.</w:t>
+        <w:t>The four lines under Indexes on contacts_go: prove SHOW INDEX lists every index of the table: three the server built by itself for the PRIMARY KEY, the UNIQUE email, and the FOREIGN KEY, and the one this program created. The two under Indexes on contact_groups_go: are its PRIMARY KEY and its UNIQUE name.</w:t>
       </w:r>
     </w:p>
     <w:p>
@@ -14565,7 +16583,7 @@
         <w:pStyle w:val="ListBullet"/>
       </w:pPr>
       <w:r>
-        <w:t>If the program ran without the reset lines above it, after an earlier run, the index already exists: CREATE INDEX is refused with error 1061, Duplicate key name 'idx_contacts_name', and the Basic Go ignores Exec's error value, so it still prints Created index, and both plans show type ref: the index was already there. Run the whole block again, reset lines included.</w:t>
+        <w:t>If the program ran without the reset lines above it, after an earlier run, the index already exists: CREATE INDEX is refused with error 1061, Duplicate key name 'idx_contacts_go_name', and the Basic Go ignores Exec's error value, so it still prints Created index, and both plans show type ref: the index was already there. Run the whole block again, reset lines included.</w:t>
       </w:r>
     </w:p>
     <w:p>
@@ -14840,7 +16858,7 @@
         <w:pStyle w:val="SourceCode"/>
       </w:pPr>
       <w:r>
-        <w:t xml:space="preserve">    "SELECT id, name, email, phone FROM contacts WHERE name = ?"</w:t>
+        <w:t xml:space="preserve">    "SELECT id, name, email, phone FROM contacts_go WHERE name = ?"</w:t>
       </w:r>
     </w:p>
     <w:p>
@@ -14861,23 +16879,31 @@
         <w:pStyle w:val="SourceCode"/>
       </w:pPr>
       <w:r>
-        <w:t>const createNameIndexSQL = "CREATE INDEX idx_contacts_name ON contacts (name)"</w:t>
-      </w:r>
-    </w:p>
-    <w:p>
-      <w:pPr>
-        <w:pStyle w:val="SourceCode"/>
-      </w:pPr>
-      <w:r>
-        <w:t>const contactIndexesSQL = "SHOW INDEX FROM contacts"</w:t>
-      </w:r>
-    </w:p>
-    <w:p>
-      <w:pPr>
-        <w:pStyle w:val="SourceCode"/>
-      </w:pPr>
-      <w:r>
-        <w:t>const groupIndexesSQL = "SHOW INDEX FROM contact_groups"</w:t>
+        <w:t>const createNameIndexSQL = "CREATE INDEX idx_contacts_go_name " +</w:t>
+      </w:r>
+    </w:p>
+    <w:p>
+      <w:pPr>
+        <w:pStyle w:val="SourceCode"/>
+      </w:pPr>
+      <w:r>
+        <w:t xml:space="preserve">    "ON contacts_go (name)"</w:t>
+      </w:r>
+    </w:p>
+    <w:p>
+      <w:pPr>
+        <w:pStyle w:val="SourceCode"/>
+      </w:pPr>
+      <w:r>
+        <w:t>const contactIndexesSQL = "SHOW INDEX FROM contacts_go"</w:t>
+      </w:r>
+    </w:p>
+    <w:p>
+      <w:pPr>
+        <w:pStyle w:val="SourceCode"/>
+      </w:pPr>
+      <w:r>
+        <w:t>const groupIndexesSQL = "SHOW INDEX FROM contact_groups_go"</w:t>
       </w:r>
     </w:p>
     <w:p>
@@ -15444,7 +17470,7 @@
         <w:pStyle w:val="SourceCode"/>
       </w:pPr>
       <w:r>
-        <w:t xml:space="preserve">    fmt.Println("Created index idx_contacts_name on contacts (name)")</w:t>
+        <w:t xml:space="preserve">    fmt.Println("Created index idx_contacts_go_name on contacts_go (name)")</w:t>
       </w:r>
     </w:p>
     <w:p>
@@ -16003,7 +18029,7 @@
         <w:pStyle w:val="SourceCode"/>
       </w:pPr>
       <w:r>
-        <w:t xml:space="preserve">    failures = failures + listIndexes(database, "Indexes on contacts:",</w:t>
+        <w:t xml:space="preserve">    failures = failures + listIndexes(database, "Indexes on contacts_go:",</w:t>
       </w:r>
     </w:p>
     <w:p>
@@ -16027,7 +18053,7 @@
         <w:pStyle w:val="SourceCode"/>
       </w:pPr>
       <w:r>
-        <w:t xml:space="preserve">        "Indexes on contact_groups:", groupIndexesSQL)</w:t>
+        <w:t xml:space="preserve">        "Indexes on contact_groups_go:", groupIndexesSQL)</w:t>
       </w:r>
     </w:p>
     <w:p>
@@ -16294,7 +18320,7 @@
         <w:keepNext/>
       </w:pPr>
       <w:r>
-        <w:t xml:space="preserve">    -e "source ./sql/reset_contacts.sql"</w:t>
+        <w:t xml:space="preserve">    -e "source ./sql/reset_contacts_go.sql"</w:t>
       </w:r>
     </w:p>
     <w:p>
@@ -16360,7 +18386,7 @@
         <w:keepNext/>
       </w:pPr>
       <w:r>
-        <w:t>mysql -u devuser -h 127.0.0.1 -P 3306 -D spa_contacts &lt; ./sql/reset_contacts.sql</w:t>
+        <w:t>mysql -u devuser -h 127.0.0.1 -P 3306 -D spa_contacts \</w:t>
       </w:r>
     </w:p>
     <w:p>
@@ -16369,6 +18395,15 @@
         <w:keepNext/>
       </w:pPr>
       <w:r>
+        <w:t xml:space="preserve">    &lt; ./sql/reset_contacts_go.sql</w:t>
+      </w:r>
+    </w:p>
+    <w:p>
+      <w:pPr>
+        <w:pStyle w:val="CommandBlock"/>
+        <w:keepNext/>
+      </w:pPr>
+      <w:r>
         <w:t>unset MYSQL_PWD</w:t>
       </w:r>
     </w:p>
@@ -16439,7 +18474,7 @@
         <w:keepNext/>
       </w:pPr>
       <w:r>
-        <w:t>Created index idx_contacts_name on contacts (name)</w:t>
+        <w:t>Created index idx_contacts_go_name on contacts_go (name)</w:t>
       </w:r>
     </w:p>
     <w:p>
@@ -16448,7 +18483,7 @@
         <w:keepNext/>
       </w:pPr>
       <w:r>
-        <w:t>Plan after the index: type ref, key idx_contacts_name</w:t>
+        <w:t>Plan after the index: type ref, key idx_contacts_go_name</w:t>
       </w:r>
     </w:p>
     <w:p>
@@ -16457,7 +18492,7 @@
         <w:keepNext/>
       </w:pPr>
       <w:r>
-        <w:t>Indexes on contacts:</w:t>
+        <w:t>Indexes on contacts_go:</w:t>
       </w:r>
     </w:p>
     <w:p>
@@ -16493,7 +18528,7 @@
         <w:keepNext/>
       </w:pPr>
       <w:r>
-        <w:t xml:space="preserve">  idx_contacts_name on name, not unique</w:t>
+        <w:t xml:space="preserve">  idx_contacts_go_name on name, not unique</w:t>
       </w:r>
     </w:p>
     <w:p>
@@ -16502,7 +18537,7 @@
         <w:keepNext/>
       </w:pPr>
       <w:r>
-        <w:t>Indexes on contact_groups:</w:t>
+        <w:t>Indexes on contact_groups_go:</w:t>
       </w:r>
     </w:p>
     <w:p>
@@ -16548,10 +18583,10 @@
         <w:pStyle w:val="ListBullet"/>
       </w:pPr>
       <w:r>
-        <w:t>Now run only the program line again, without the reset. The index is still there from the first run, because an index belongs to the table and stays until it is dropped: the first plan already shows type ref, key idx_contacts_name, the Created line becomes Error: Duplicate key name 'idx_contacts_name', the server's error 1061, and the exit code is 1. MySQL has no CREATE INDEX IF NOT EXISTS; the Project Connection shows how the project avoids this. Run the whole block again, reset lines included, to start fr</w:t>
-      </w:r>
-      <w:r>
-        <w:t>om the known state.</w:t>
+        <w:t>Now run only the program line again, without the reset. The index is still there from the first run, because an index belongs to the table and stays until it is dropped: the first plan already shows type ref, key idx_contacts_go_name, the Created line becomes Error: Duplicate key name 'idx_contacts_go_name', the server's error 1061, and the exit code is 1. MySQL has no CREATE INDEX IF NOT EXISTS; the Project Connection shows how the project avoids this. Run the whole block again, reset lines included, to st</w:t>
+      </w:r>
+      <w:r>
+        <w:t>art from the known state.</w:t>
       </w:r>
     </w:p>
     <w:p>
@@ -16635,10 +18670,10 @@
     </w:p>
     <w:p>
       <w:r>
-        <w:t>Both versions connect to spa_contacts with Lesson 4.7's rows-matched setting, ask for the plan of the name lookup, create idx_contacts_name, ask again, and list the indexes of both tables. The Basic version trusts every step and has the name lookup built into showPlan. The Production-Minded version passes the EXPLAIN's SQL and value to showPlan, so one function can show the plan of any lookup with one value; it reports a refused statement, such as a second CREATE INDEX, as one Error line with the server's o</w:t>
-      </w:r>
-      <w:r>
-        <w:t>wn message, keeps going, and exits 1 if any step failed.</w:t>
+        <w:t>Both versions connect to spa_contacts with Lesson 4.7's rows-matched setting, ask for the plan of the name lookup, create idx_contacts_go_name, ask again, and list the indexes of both tables. The Basic version trusts every step and has the name lookup built into showPlan. The Production-Minded version passes the EXPLAIN's SQL and value to showPlan, so one function can show the plan of any lookup with one value; it reports a refused statement, such as a second CREATE INDEX, as one Error line with the server'</w:t>
+      </w:r>
+      <w:r>
+        <w:t>s own message, keeps going, and exits 1 if any step failed.</w:t>
       </w:r>
     </w:p>
     <w:p>
@@ -16845,7 +18880,7 @@
         <w:pStyle w:val="SourceCode"/>
       </w:pPr>
       <w:r>
-        <w:t xml:space="preserve">    "SELECT id, name, email, phone FROM contacts WHERE name = %s"</w:t>
+        <w:t xml:space="preserve">    "SELECT id, name, email, phone FROM contacts_python WHERE name = %s"</w:t>
       </w:r>
     </w:p>
     <w:p>
@@ -16866,31 +18901,55 @@
         <w:pStyle w:val="SourceCode"/>
       </w:pPr>
       <w:r>
-        <w:t># CREATE INDEX builds an index named idx_contacts_name on the name column</w:t>
-      </w:r>
-    </w:p>
-    <w:p>
-      <w:pPr>
-        <w:pStyle w:val="SourceCode"/>
-      </w:pPr>
-      <w:r>
-        <w:t># of contacts: a sorted copy of every name, each with its row's id, that</w:t>
-      </w:r>
-    </w:p>
-    <w:p>
-      <w:pPr>
-        <w:pStyle w:val="SourceCode"/>
-      </w:pPr>
-      <w:r>
-        <w:t># the server keeps up to date on every INSERT, UPDATE, and DELETE.</w:t>
-      </w:r>
-    </w:p>
-    <w:p>
-      <w:pPr>
-        <w:pStyle w:val="SourceCode"/>
-      </w:pPr>
-      <w:r>
-        <w:t>CREATE_NAME_INDEX = "CREATE INDEX idx_contacts_name ON contacts (name)"</w:t>
+        <w:t># CREATE INDEX builds an index named idx_contacts_python_name on the name</w:t>
+      </w:r>
+    </w:p>
+    <w:p>
+      <w:pPr>
+        <w:pStyle w:val="SourceCode"/>
+      </w:pPr>
+      <w:r>
+        <w:t># column of contacts_python: a sorted copy of every name, each with its</w:t>
+      </w:r>
+    </w:p>
+    <w:p>
+      <w:pPr>
+        <w:pStyle w:val="SourceCode"/>
+      </w:pPr>
+      <w:r>
+        <w:t># row's id, that the server keeps up to date on every INSERT, UPDATE, and</w:t>
+      </w:r>
+    </w:p>
+    <w:p>
+      <w:pPr>
+        <w:pStyle w:val="SourceCode"/>
+      </w:pPr>
+      <w:r>
+        <w:t># DELETE. Remember, each language has its own table (Lesson 4.4).</w:t>
+      </w:r>
+    </w:p>
+    <w:p>
+      <w:pPr>
+        <w:pStyle w:val="SourceCode"/>
+      </w:pPr>
+      <w:r>
+        <w:t>CREATE_NAME_INDEX = (</w:t>
+      </w:r>
+    </w:p>
+    <w:p>
+      <w:pPr>
+        <w:pStyle w:val="SourceCode"/>
+      </w:pPr>
+      <w:r>
+        <w:t xml:space="preserve">    "CREATE INDEX idx_contacts_python_name ON contacts_python (name)"</w:t>
+      </w:r>
+    </w:p>
+    <w:p>
+      <w:pPr>
+        <w:pStyle w:val="SourceCode"/>
+      </w:pPr>
+      <w:r>
+        <w:t>)</w:t>
       </w:r>
     </w:p>
     <w:p>
@@ -16911,15 +18970,15 @@
         <w:pStyle w:val="SourceCode"/>
       </w:pPr>
       <w:r>
-        <w:t>CONTACT_INDEXES = "SHOW INDEX FROM contacts"</w:t>
-      </w:r>
-    </w:p>
-    <w:p>
-      <w:pPr>
-        <w:pStyle w:val="SourceCode"/>
-      </w:pPr>
-      <w:r>
-        <w:t>GROUP_INDEXES = "SHOW INDEX FROM contact_groups"</w:t>
+        <w:t>CONTACT_INDEXES = "SHOW INDEX FROM contacts_python"</w:t>
+      </w:r>
+    </w:p>
+    <w:p>
+      <w:pPr>
+        <w:pStyle w:val="SourceCode"/>
+      </w:pPr>
+      <w:r>
+        <w:t>GROUP_INDEXES = "SHOW INDEX FROM contact_groups_python"</w:t>
       </w:r>
     </w:p>
     <w:p>
@@ -17144,7 +19203,7 @@
         <w:pStyle w:val="SourceCode"/>
       </w:pPr>
       <w:r>
-        <w:t xml:space="preserve">    print("Created index idx_contacts_name on contacts (name)")</w:t>
+        <w:t xml:space="preserve">    print("Created index idx_contacts_python_name on contacts_python (name)")</w:t>
       </w:r>
     </w:p>
     <w:p>
@@ -17491,15 +19550,15 @@
         <w:pStyle w:val="SourceCode"/>
       </w:pPr>
       <w:r>
-        <w:t xml:space="preserve">    list_indexes(connection, "Indexes on contacts:", CONTACT_INDEXES)</w:t>
-      </w:r>
-    </w:p>
-    <w:p>
-      <w:pPr>
-        <w:pStyle w:val="SourceCode"/>
-      </w:pPr>
-      <w:r>
-        <w:t xml:space="preserve">    list_indexes(connection, "Indexes on contact_groups:", GROUP_INDEXES)</w:t>
+        <w:t xml:space="preserve">    list_indexes(connection, "Indexes on contacts_python:", CONTACT_INDEXES)</w:t>
+      </w:r>
+    </w:p>
+    <w:p>
+      <w:pPr>
+        <w:pStyle w:val="SourceCode"/>
+      </w:pPr>
+      <w:r>
+        <w:t xml:space="preserve">    list_indexes(connection, "Indexes on contact_groups_python:", GROUP_INDEXES)</w:t>
       </w:r>
     </w:p>
     <w:p>
@@ -17585,7 +19644,7 @@
         <w:keepNext/>
       </w:pPr>
       <w:r>
-        <w:t>Run the block from the lesson-4.12 folder, in a terminal that has SPA_DB_PASSWORD. Python has no build step. The program creates an index, so the block runs the Data Reset's file again just before the program: every run then starts from the known state, without the index.</w:t>
+        <w:t>Run the block from the lesson-4.12 folder, in a terminal that has SPA_DB_PASSWORD. Python has no build step. The program creates an index, so the block runs the language's own Data Reset file, reset_contacts_python.sql, again just before the program: every run then starts from the known state, without the index.</w:t>
       </w:r>
     </w:p>
     <w:p>
@@ -17626,7 +19685,7 @@
         <w:keepNext/>
       </w:pPr>
       <w:r>
-        <w:t xml:space="preserve">    -e "source ./sql/reset_contacts.sql"</w:t>
+        <w:t xml:space="preserve">    -e "source ./sql/reset_contacts_python.sql"</w:t>
       </w:r>
     </w:p>
     <w:p>
@@ -17674,7 +19733,7 @@
         <w:keepNext/>
       </w:pPr>
       <w:r>
-        <w:t>mysql -u devuser -h 127.0.0.1 -P 3306 -D spa_contacts &lt; ./sql/reset_contacts.sql</w:t>
+        <w:t>mysql -u devuser -h 127.0.0.1 -P 3306 -D spa_contacts \</w:t>
       </w:r>
     </w:p>
     <w:p>
@@ -17683,6 +19742,15 @@
         <w:keepNext/>
       </w:pPr>
       <w:r>
+        <w:t xml:space="preserve">    &lt; ./sql/reset_contacts_python.sql</w:t>
+      </w:r>
+    </w:p>
+    <w:p>
+      <w:pPr>
+        <w:pStyle w:val="CommandBlock"/>
+        <w:keepNext/>
+      </w:pPr>
+      <w:r>
         <w:t>unset MYSQL_PWD</w:t>
       </w:r>
     </w:p>
@@ -17744,7 +19812,7 @@
         <w:keepNext/>
       </w:pPr>
       <w:r>
-        <w:t>Created index idx_contacts_name on contacts (name)</w:t>
+        <w:t>Created index idx_contacts_python_name on contacts_python (name)</w:t>
       </w:r>
     </w:p>
     <w:p>
@@ -17753,7 +19821,7 @@
         <w:keepNext/>
       </w:pPr>
       <w:r>
-        <w:t>Plan after the index: type ref, key idx_contacts_name</w:t>
+        <w:t>Plan after the index: type ref, key idx_contacts_python_name</w:t>
       </w:r>
     </w:p>
     <w:p>
@@ -17762,7 +19830,7 @@
         <w:keepNext/>
       </w:pPr>
       <w:r>
-        <w:t>Indexes on contacts:</w:t>
+        <w:t>Indexes on contacts_python:</w:t>
       </w:r>
     </w:p>
     <w:p>
@@ -17798,7 +19866,7 @@
         <w:keepNext/>
       </w:pPr>
       <w:r>
-        <w:t xml:space="preserve">  idx_contacts_name on name, not unique</w:t>
+        <w:t xml:space="preserve">  idx_contacts_python_name on name, not unique</w:t>
       </w:r>
     </w:p>
     <w:p>
@@ -17807,7 +19875,7 @@
         <w:keepNext/>
       </w:pPr>
       <w:r>
-        <w:t>Indexes on contact_groups:</w:t>
+        <w:t>Indexes on contact_groups_python:</w:t>
       </w:r>
     </w:p>
     <w:p>
@@ -17853,7 +19921,7 @@
         <w:pStyle w:val="ListBullet"/>
       </w:pPr>
       <w:r>
-        <w:t>Created index idx_contacts_name on contacts (name) is printed after CREATE INDEX returned.</w:t>
+        <w:t>Created index idx_contacts_python_name on contacts_python (name) is printed after CREATE INDEX returned. Each language's table and index carry the language's name, contacts_python and idx_contacts_python_name here, so no program ever meets another language's index (Lesson 4.4).</w:t>
       </w:r>
     </w:p>
     <w:p>
@@ -17861,7 +19929,7 @@
         <w:pStyle w:val="ListBullet"/>
       </w:pPr>
       <w:r>
-        <w:t>Plan after the index: type ref, key idx_contacts_name proves the same question now has a different plan: the server would look Alan Turing up in the new index and go straight to his row. The answer to the SELECT would be the same row either way; only the way to it changed.</w:t>
+        <w:t>Plan after the index: type ref, key idx_contacts_python_name proves the same question now has a different plan: the server would look Alan Turing up in the new index and go straight to his row. The answer to the SELECT would be the same row either way; only the way to it changed.</w:t>
       </w:r>
     </w:p>
     <w:p>
@@ -17869,7 +19937,7 @@
         <w:pStyle w:val="ListBullet"/>
       </w:pPr>
       <w:r>
-        <w:t>The four lines under Indexes on contacts: prove SHOW INDEX lists every index of the table: three the server built by itself for the PRIMARY KEY, the UNIQUE email, and the FOREIGN KEY, and the one this program created. The two under Indexes on contact_groups: are its PRIMARY KEY and its UNIQUE name.</w:t>
+        <w:t>The four lines under Indexes on contacts_python: prove SHOW INDEX lists every index of the table: three the server built by itself for the PRIMARY KEY, the UNIQUE email, and the FOREIGN KEY, and the one this program created. The two under Indexes on contact_groups_python: are its PRIMARY KEY and its UNIQUE name.</w:t>
       </w:r>
     </w:p>
     <w:p>
@@ -17885,7 +19953,7 @@
         <w:pStyle w:val="ListBullet"/>
       </w:pPr>
       <w:r>
-        <w:t>If the program ran without the reset lines above it, after an earlier run, the index already exists: CREATE INDEX is refused with error 1061, Duplicate key name 'idx_contacts_name', and Python stops with a traceback ending in mysql.connector.errors.ProgrammingError: 1061 (42000): Duplicate key name 'idx_contacts_name'. Run the whole block again, reset lines included.</w:t>
+        <w:t>If the program ran without the reset lines above it, after an earlier run, the index already exists: CREATE INDEX is refused with error 1061, Duplicate key name 'idx_contacts_python_name', and Python stops with a traceback ending in mysql.connector.errors.ProgrammingError: 1061 (42000): Duplicate key name 'idx_contacts_python_name'. Run the whole block again, reset lines included.</w:t>
       </w:r>
     </w:p>
     <w:p>
@@ -18127,7 +20195,7 @@
         <w:pStyle w:val="SourceCode"/>
       </w:pPr>
       <w:r>
-        <w:t xml:space="preserve">    "SELECT id, name, email, phone FROM contacts WHERE name = %s"</w:t>
+        <w:t xml:space="preserve">    "SELECT id, name, email, phone FROM contacts_python WHERE name = %s"</w:t>
       </w:r>
     </w:p>
     <w:p>
@@ -18156,23 +20224,39 @@
         <w:pStyle w:val="SourceCode"/>
       </w:pPr>
       <w:r>
-        <w:t>CREATE_NAME_INDEX = "CREATE INDEX idx_contacts_name ON contacts (name)"</w:t>
-      </w:r>
-    </w:p>
-    <w:p>
-      <w:pPr>
-        <w:pStyle w:val="SourceCode"/>
-      </w:pPr>
-      <w:r>
-        <w:t>CONTACT_INDEXES = "SHOW INDEX FROM contacts"</w:t>
-      </w:r>
-    </w:p>
-    <w:p>
-      <w:pPr>
-        <w:pStyle w:val="SourceCode"/>
-      </w:pPr>
-      <w:r>
-        <w:t>GROUP_INDEXES = "SHOW INDEX FROM contact_groups"</w:t>
+        <w:t>CREATE_NAME_INDEX = (</w:t>
+      </w:r>
+    </w:p>
+    <w:p>
+      <w:pPr>
+        <w:pStyle w:val="SourceCode"/>
+      </w:pPr>
+      <w:r>
+        <w:t xml:space="preserve">    "CREATE INDEX idx_contacts_python_name ON contacts_python (name)"</w:t>
+      </w:r>
+    </w:p>
+    <w:p>
+      <w:pPr>
+        <w:pStyle w:val="SourceCode"/>
+      </w:pPr>
+      <w:r>
+        <w:t>)</w:t>
+      </w:r>
+    </w:p>
+    <w:p>
+      <w:pPr>
+        <w:pStyle w:val="SourceCode"/>
+      </w:pPr>
+      <w:r>
+        <w:t>CONTACT_INDEXES = "SHOW INDEX FROM contacts_python"</w:t>
+      </w:r>
+    </w:p>
+    <w:p>
+      <w:pPr>
+        <w:pStyle w:val="SourceCode"/>
+      </w:pPr>
+      <w:r>
+        <w:t>GROUP_INDEXES = "SHOW INDEX FROM contact_groups_python"</w:t>
       </w:r>
     </w:p>
     <w:p>
@@ -18586,7 +20670,7 @@
         <w:pStyle w:val="SourceCode"/>
       </w:pPr>
       <w:r>
-        <w:t xml:space="preserve">    print("Created index idx_contacts_name on contacts (name)")</w:t>
+        <w:t xml:space="preserve">    print("Created index idx_contacts_python_name on contacts_python (name)")</w:t>
       </w:r>
     </w:p>
     <w:p>
@@ -18955,7 +21039,7 @@
         <w:pStyle w:val="SourceCode"/>
       </w:pPr>
       <w:r>
-        <w:t xml:space="preserve">                                               "Indexes on contacts:",</w:t>
+        <w:t xml:space="preserve">                                               "Indexes on contacts_python:",</w:t>
       </w:r>
     </w:p>
     <w:p>
@@ -18971,23 +21055,15 @@
         <w:pStyle w:val="SourceCode"/>
       </w:pPr>
       <w:r>
-        <w:t xml:space="preserve">            failures = failures + list_indexes(connection,</w:t>
-      </w:r>
-    </w:p>
-    <w:p>
-      <w:pPr>
-        <w:pStyle w:val="SourceCode"/>
-      </w:pPr>
-      <w:r>
-        <w:t xml:space="preserve">                                               "Indexes on contact_groups:",</w:t>
-      </w:r>
-    </w:p>
-    <w:p>
-      <w:pPr>
-        <w:pStyle w:val="SourceCode"/>
-      </w:pPr>
-      <w:r>
-        <w:t xml:space="preserve">                                               GROUP_INDEXES)</w:t>
+        <w:t xml:space="preserve">            failures = failures + list_indexes(</w:t>
+      </w:r>
+    </w:p>
+    <w:p>
+      <w:pPr>
+        <w:pStyle w:val="SourceCode"/>
+      </w:pPr>
+      <w:r>
+        <w:t xml:space="preserve">                connection, "Indexes on contact_groups_python:", GROUP_INDEXES)</w:t>
       </w:r>
     </w:p>
     <w:p>
@@ -19149,7 +21225,7 @@
         <w:keepNext/>
       </w:pPr>
       <w:r>
-        <w:t xml:space="preserve">    -e "source ./sql/reset_contacts.sql"</w:t>
+        <w:t xml:space="preserve">    -e "source ./sql/reset_contacts_python.sql"</w:t>
       </w:r>
     </w:p>
     <w:p>
@@ -19206,7 +21282,7 @@
         <w:keepNext/>
       </w:pPr>
       <w:r>
-        <w:t>mysql -u devuser -h 127.0.0.1 -P 3306 -D spa_contacts &lt; ./sql/reset_contacts.sql</w:t>
+        <w:t>mysql -u devuser -h 127.0.0.1 -P 3306 -D spa_contacts \</w:t>
       </w:r>
     </w:p>
     <w:p>
@@ -19215,6 +21291,15 @@
         <w:keepNext/>
       </w:pPr>
       <w:r>
+        <w:t xml:space="preserve">    &lt; ./sql/reset_contacts_python.sql</w:t>
+      </w:r>
+    </w:p>
+    <w:p>
+      <w:pPr>
+        <w:pStyle w:val="CommandBlock"/>
+        <w:keepNext/>
+      </w:pPr>
+      <w:r>
         <w:t>unset MYSQL_PWD</w:t>
       </w:r>
     </w:p>
@@ -19285,7 +21370,7 @@
         <w:keepNext/>
       </w:pPr>
       <w:r>
-        <w:t>Created index idx_contacts_name on contacts (name)</w:t>
+        <w:t>Created index idx_contacts_python_name on contacts_python (name)</w:t>
       </w:r>
     </w:p>
     <w:p>
@@ -19294,7 +21379,7 @@
         <w:keepNext/>
       </w:pPr>
       <w:r>
-        <w:t>Plan after the index: type ref, key idx_contacts_name</w:t>
+        <w:t>Plan after the index: type ref, key idx_contacts_python_name</w:t>
       </w:r>
     </w:p>
     <w:p>
@@ -19303,7 +21388,7 @@
         <w:keepNext/>
       </w:pPr>
       <w:r>
-        <w:t>Indexes on contacts:</w:t>
+        <w:t>Indexes on contacts_python:</w:t>
       </w:r>
     </w:p>
     <w:p>
@@ -19339,7 +21424,7 @@
         <w:keepNext/>
       </w:pPr>
       <w:r>
-        <w:t xml:space="preserve">  idx_contacts_name on name, not unique</w:t>
+        <w:t xml:space="preserve">  idx_contacts_python_name on name, not unique</w:t>
       </w:r>
     </w:p>
     <w:p>
@@ -19348,7 +21433,7 @@
         <w:keepNext/>
       </w:pPr>
       <w:r>
-        <w:t>Indexes on contact_groups:</w:t>
+        <w:t>Indexes on contact_groups_python:</w:t>
       </w:r>
     </w:p>
     <w:p>
@@ -19394,10 +21479,10 @@
         <w:pStyle w:val="ListBullet"/>
       </w:pPr>
       <w:r>
-        <w:t>Now run only the program line again, without the reset. The index is still there from the first run, because an index belongs to the table and stays until it is dropped: the first plan already shows type ref, key idx_contacts_name, the Created line becomes Error: Duplicate key name 'idx_contacts_name', the server's error 1061, and the exit code is 1. MySQL has no CREATE INDEX IF NOT EXISTS; the Project Connection shows how the project avoids this. Run the whole block again, reset lines included, to start fr</w:t>
-      </w:r>
-      <w:r>
-        <w:t>om the known state.</w:t>
+        <w:t>Now run only the program line again, without the reset. The index is still there from the first run, because an index belongs to the table and stays until it is dropped: the first plan already shows type ref, key idx_contacts_python_name, the Created line becomes Error: Duplicate key name 'idx_contacts_python_name', the server's error 1061, and the exit code is 1. MySQL has no CREATE INDEX IF NOT EXISTS; the Project Connection shows how the project avoids this. Run the whole block again, reset lines include</w:t>
+      </w:r>
+      <w:r>
+        <w:t>d, to start from the known state.</w:t>
       </w:r>
     </w:p>
     <w:p>
@@ -19473,10 +21558,10 @@
     </w:p>
     <w:p>
       <w:r>
-        <w:t>Both versions connect to spa_contacts with Lesson 4.7's rows-matched setting, ask for the plan of the name lookup, create idx_contacts_name, ask again, and list the indexes of both tables. The Basic version trusts every step and has the name lookup built into show_plan. The Production-Minded version passes the EXPLAIN's SQL and value to show_plan, so one function can show the plan of any lookup with one value; it reports a refused statement, such as a second CREATE INDEX, as one Error line with the server's</w:t>
-      </w:r>
-      <w:r>
-        <w:t xml:space="preserve"> own message, keeps going, and exits 1 if any step failed.</w:t>
+        <w:t>Both versions connect to spa_contacts with Lesson 4.7's rows-matched setting, ask for the plan of the name lookup, create idx_contacts_python_name, ask again, and list the indexes of both tables. The Basic version trusts every step and has the name lookup built into show_plan. The Production-Minded version passes the EXPLAIN's SQL and value to show_plan, so one function can show the plan of any lookup with one value; it reports a refused statement, such as a second CREATE INDEX, as one Error line with the s</w:t>
+      </w:r>
+      <w:r>
+        <w:t>erver's own message, keeps going, and exits 1 if any step failed.</w:t>
       </w:r>
     </w:p>
     <w:p>
@@ -19654,36 +21739,52 @@
         <w:pStyle w:val="SourceCode"/>
       </w:pPr>
       <w:r>
-        <w:t xml:space="preserve">    "SELECT id, name, email, phone FROM contacts WHERE name = ?";</w:t>
-      </w:r>
-    </w:p>
-    <w:p>
-      <w:pPr>
-        <w:pStyle w:val="SourceCode"/>
-      </w:pPr>
-    </w:p>
-    <w:p>
-      <w:pPr>
-        <w:pStyle w:val="SourceCode"/>
-      </w:pPr>
-      <w:r>
-        <w:t>// CREATE INDEX builds an index named idx_contacts_name on the name column</w:t>
-      </w:r>
-    </w:p>
-    <w:p>
-      <w:pPr>
-        <w:pStyle w:val="SourceCode"/>
-      </w:pPr>
-      <w:r>
-        <w:t>// of contacts: a sorted copy of every name, each with its row's id, that</w:t>
-      </w:r>
-    </w:p>
-    <w:p>
-      <w:pPr>
-        <w:pStyle w:val="SourceCode"/>
-      </w:pPr>
-      <w:r>
-        <w:t>// the server keeps up to date on every INSERT, UPDATE, and DELETE.</w:t>
+        <w:t xml:space="preserve">    "SELECT id, name, email, phone FROM contacts_typescript WHERE name = ?";</w:t>
+      </w:r>
+    </w:p>
+    <w:p>
+      <w:pPr>
+        <w:pStyle w:val="SourceCode"/>
+      </w:pPr>
+    </w:p>
+    <w:p>
+      <w:pPr>
+        <w:pStyle w:val="SourceCode"/>
+      </w:pPr>
+      <w:r>
+        <w:t>// CREATE INDEX builds an index named idx_contacts_typescript_name on the</w:t>
+      </w:r>
+    </w:p>
+    <w:p>
+      <w:pPr>
+        <w:pStyle w:val="SourceCode"/>
+      </w:pPr>
+      <w:r>
+        <w:t>// name column of contacts_typescript: a sorted copy of every name, each</w:t>
+      </w:r>
+    </w:p>
+    <w:p>
+      <w:pPr>
+        <w:pStyle w:val="SourceCode"/>
+      </w:pPr>
+      <w:r>
+        <w:t>// with its row's id, that the server keeps up to date on every INSERT,</w:t>
+      </w:r>
+    </w:p>
+    <w:p>
+      <w:pPr>
+        <w:pStyle w:val="SourceCode"/>
+      </w:pPr>
+      <w:r>
+        <w:t>// UPDATE, and DELETE. Remember, each language has its own table (Lesson</w:t>
+      </w:r>
+    </w:p>
+    <w:p>
+      <w:pPr>
+        <w:pStyle w:val="SourceCode"/>
+      </w:pPr>
+      <w:r>
+        <w:t>// 4.4).</w:t>
       </w:r>
     </w:p>
     <w:p>
@@ -19699,7 +21800,7 @@
         <w:pStyle w:val="SourceCode"/>
       </w:pPr>
       <w:r>
-        <w:t xml:space="preserve">    "CREATE INDEX idx_contacts_name ON contacts (name)";</w:t>
+        <w:t xml:space="preserve">    "CREATE INDEX idx_contacts_typescript_name ON contacts_typescript (name)";</w:t>
       </w:r>
     </w:p>
     <w:p>
@@ -19720,15 +21821,15 @@
         <w:pStyle w:val="SourceCode"/>
       </w:pPr>
       <w:r>
-        <w:t>const CONTACT_INDEXES: string = "SHOW INDEX FROM contacts";</w:t>
-      </w:r>
-    </w:p>
-    <w:p>
-      <w:pPr>
-        <w:pStyle w:val="SourceCode"/>
-      </w:pPr>
-      <w:r>
-        <w:t>const GROUP_INDEXES: string = "SHOW INDEX FROM contact_groups";</w:t>
+        <w:t>const CONTACT_INDEXES: string = "SHOW INDEX FROM contacts_typescript";</w:t>
+      </w:r>
+    </w:p>
+    <w:p>
+      <w:pPr>
+        <w:pStyle w:val="SourceCode"/>
+      </w:pPr>
+      <w:r>
+        <w:t>const GROUP_INDEXES: string = "SHOW INDEX FROM contact_groups_typescript";</w:t>
       </w:r>
     </w:p>
     <w:p>
@@ -19959,7 +22060,15 @@
         <w:pStyle w:val="SourceCode"/>
       </w:pPr>
       <w:r>
-        <w:t xml:space="preserve">    console.log("Created index idx_contacts_name on contacts (name)");</w:t>
+        <w:t xml:space="preserve">    console.log("Created index idx_contacts_typescript_name " +</w:t>
+      </w:r>
+    </w:p>
+    <w:p>
+      <w:pPr>
+        <w:pStyle w:val="SourceCode"/>
+      </w:pPr>
+      <w:r>
+        <w:t xml:space="preserve">        "on contacts_typescript (name)");</w:t>
       </w:r>
     </w:p>
     <w:p>
@@ -20384,15 +22493,23 @@
         <w:pStyle w:val="SourceCode"/>
       </w:pPr>
       <w:r>
-        <w:t xml:space="preserve">    await listIndexes(connection, "Indexes on contacts:", CONTACT_INDEXES);</w:t>
-      </w:r>
-    </w:p>
-    <w:p>
-      <w:pPr>
-        <w:pStyle w:val="SourceCode"/>
-      </w:pPr>
-      <w:r>
-        <w:t xml:space="preserve">    await listIndexes(connection, "Indexes on contact_groups:",</w:t>
+        <w:t xml:space="preserve">    await listIndexes(connection, "Indexes on contacts_typescript:",</w:t>
+      </w:r>
+    </w:p>
+    <w:p>
+      <w:pPr>
+        <w:pStyle w:val="SourceCode"/>
+      </w:pPr>
+      <w:r>
+        <w:t xml:space="preserve">        CONTACT_INDEXES);</w:t>
+      </w:r>
+    </w:p>
+    <w:p>
+      <w:pPr>
+        <w:pStyle w:val="SourceCode"/>
+      </w:pPr>
+      <w:r>
+        <w:t xml:space="preserve">    await listIndexes(connection, "Indexes on contact_groups_typescript:",</w:t>
       </w:r>
     </w:p>
     <w:p>
@@ -20474,7 +22591,7 @@
         <w:keepNext/>
       </w:pPr>
       <w:r>
-        <w:t>Run the block from the lesson-4.12 folder, in a terminal that has SPA_DB_PASSWORD. The program creates an index, so the block runs the Data Reset's file again just before the program: every run then starts from the known state, without the index.</w:t>
+        <w:t>Run the block from the lesson-4.12 folder, in a terminal that has SPA_DB_PASSWORD. The program creates an index, so the block runs the language's own Data Reset file, reset_contacts_typescript.sql, again just before the program: every run then starts from the known state, without the index.</w:t>
       </w:r>
     </w:p>
     <w:p>
@@ -20533,7 +22650,7 @@
         <w:keepNext/>
       </w:pPr>
       <w:r>
-        <w:t xml:space="preserve">    -e "source ./sql/reset_contacts.sql"</w:t>
+        <w:t xml:space="preserve">    -e "source ./sql/reset_contacts_typescript.sql"</w:t>
       </w:r>
     </w:p>
     <w:p>
@@ -20599,7 +22716,7 @@
         <w:keepNext/>
       </w:pPr>
       <w:r>
-        <w:t>mysql -u devuser -h 127.0.0.1 -P 3306 -D spa_contacts &lt; ./sql/reset_contacts.sql</w:t>
+        <w:t>mysql -u devuser -h 127.0.0.1 -P 3306 -D spa_contacts \</w:t>
       </w:r>
     </w:p>
     <w:p>
@@ -20608,6 +22725,15 @@
         <w:keepNext/>
       </w:pPr>
       <w:r>
+        <w:t xml:space="preserve">    &lt; ./sql/reset_contacts_typescript.sql</w:t>
+      </w:r>
+    </w:p>
+    <w:p>
+      <w:pPr>
+        <w:pStyle w:val="CommandBlock"/>
+        <w:keepNext/>
+      </w:pPr>
+      <w:r>
         <w:t>unset MYSQL_PWD</w:t>
       </w:r>
     </w:p>
@@ -20669,7 +22795,7 @@
         <w:keepNext/>
       </w:pPr>
       <w:r>
-        <w:t>Created index idx_contacts_name on contacts (name)</w:t>
+        <w:t>Created index idx_contacts_typescript_name on contacts_typescript (name)</w:t>
       </w:r>
     </w:p>
     <w:p>
@@ -20678,7 +22804,7 @@
         <w:keepNext/>
       </w:pPr>
       <w:r>
-        <w:t>Plan after the index: type ref, key idx_contacts_name</w:t>
+        <w:t>Plan after the index: type ref, key idx_contacts_typescript_name</w:t>
       </w:r>
     </w:p>
     <w:p>
@@ -20687,7 +22813,7 @@
         <w:keepNext/>
       </w:pPr>
       <w:r>
-        <w:t>Indexes on contacts:</w:t>
+        <w:t>Indexes on contacts_typescript:</w:t>
       </w:r>
     </w:p>
     <w:p>
@@ -20723,7 +22849,7 @@
         <w:keepNext/>
       </w:pPr>
       <w:r>
-        <w:t xml:space="preserve">  idx_contacts_name on name, not unique</w:t>
+        <w:t xml:space="preserve">  idx_contacts_typescript_name on name, not unique</w:t>
       </w:r>
     </w:p>
     <w:p>
@@ -20732,7 +22858,7 @@
         <w:keepNext/>
       </w:pPr>
       <w:r>
-        <w:t>Indexes on contact_groups:</w:t>
+        <w:t>Indexes on contact_groups_typescript:</w:t>
       </w:r>
     </w:p>
     <w:p>
@@ -20778,7 +22904,7 @@
         <w:pStyle w:val="ListBullet"/>
       </w:pPr>
       <w:r>
-        <w:t>Created index idx_contacts_name on contacts (name) is printed after CREATE INDEX returned.</w:t>
+        <w:t>Created index idx_contacts_typescript_name on contacts_typescript (name) is printed after CREATE INDEX returned. Each language's table and index carry the language's name, contacts_typescript and idx_contacts_typescript_name here, so no program ever meets another language's index (Lesson 4.4).</w:t>
       </w:r>
     </w:p>
     <w:p>
@@ -20786,7 +22912,7 @@
         <w:pStyle w:val="ListBullet"/>
       </w:pPr>
       <w:r>
-        <w:t>Plan after the index: type ref, key idx_contacts_name proves the same question now has a different plan: the server would look Alan Turing up in the new index and go straight to his row. The answer to the SELECT would be the same row either way; only the way to it changed.</w:t>
+        <w:t>Plan after the index: type ref, key idx_contacts_typescript_name proves the same question now has a different plan: the server would look Alan Turing up in the new index and go straight to his row. The answer to the SELECT would be the same row either way; only the way to it changed.</w:t>
       </w:r>
     </w:p>
     <w:p>
@@ -20794,7 +22920,7 @@
         <w:pStyle w:val="ListBullet"/>
       </w:pPr>
       <w:r>
-        <w:t>The four lines under Indexes on contacts: prove SHOW INDEX lists every index of the table: three the server built by itself for the PRIMARY KEY, the UNIQUE email, and the FOREIGN KEY, and the one this program created. The two under Indexes on contact_groups: are its PRIMARY KEY and its UNIQUE name.</w:t>
+        <w:t>The four lines under Indexes on contacts_typescript: prove SHOW INDEX lists every index of the table: three the server built by itself for the PRIMARY KEY, the UNIQUE email, and the FOREIGN KEY, and the one this program created. The two under Indexes on contact_groups_typescript: are its PRIMARY KEY and its UNIQUE name.</w:t>
       </w:r>
     </w:p>
     <w:p>
@@ -20810,7 +22936,7 @@
         <w:pStyle w:val="ListBullet"/>
       </w:pPr>
       <w:r>
-        <w:t>If the program ran without the reset lines above it, after an earlier run, the index already exists: CREATE INDEX is refused with error 1061, Duplicate key name 'idx_contacts_name', and Node stops with Error: Duplicate key name 'idx_contacts_name', followed by errno: 1061. Run the whole block again, reset lines included.</w:t>
+        <w:t>If the program ran without the reset lines above it, after an earlier run, the index already exists: CREATE INDEX is refused with error 1061, Duplicate key name 'idx_contacts_typescript_name', and Node stops with Error: Duplicate key name 'idx_contacts_typescript_name', followed by errno: 1061. Run the whole block again, reset lines included.</w:t>
       </w:r>
     </w:p>
     <w:p>
@@ -21026,7 +23152,7 @@
         <w:pStyle w:val="SourceCode"/>
       </w:pPr>
       <w:r>
-        <w:t xml:space="preserve">    "SELECT id, name, email, phone FROM contacts WHERE name = ?";</w:t>
+        <w:t xml:space="preserve">    "SELECT id, name, email, phone FROM contacts_typescript WHERE name = ?";</w:t>
       </w:r>
     </w:p>
     <w:p>
@@ -21055,23 +23181,23 @@
         <w:pStyle w:val="SourceCode"/>
       </w:pPr>
       <w:r>
-        <w:t xml:space="preserve">    "CREATE INDEX idx_contacts_name ON contacts (name)";</w:t>
-      </w:r>
-    </w:p>
-    <w:p>
-      <w:pPr>
-        <w:pStyle w:val="SourceCode"/>
-      </w:pPr>
-      <w:r>
-        <w:t>const CONTACT_INDEXES: string = "SHOW INDEX FROM contacts";</w:t>
-      </w:r>
-    </w:p>
-    <w:p>
-      <w:pPr>
-        <w:pStyle w:val="SourceCode"/>
-      </w:pPr>
-      <w:r>
-        <w:t>const GROUP_INDEXES: string = "SHOW INDEX FROM contact_groups";</w:t>
+        <w:t xml:space="preserve">    "CREATE INDEX idx_contacts_typescript_name ON contacts_typescript (name)";</w:t>
+      </w:r>
+    </w:p>
+    <w:p>
+      <w:pPr>
+        <w:pStyle w:val="SourceCode"/>
+      </w:pPr>
+      <w:r>
+        <w:t>const CONTACT_INDEXES: string = "SHOW INDEX FROM contacts_typescript";</w:t>
+      </w:r>
+    </w:p>
+    <w:p>
+      <w:pPr>
+        <w:pStyle w:val="SourceCode"/>
+      </w:pPr>
+      <w:r>
+        <w:t>const GROUP_INDEXES: string = "SHOW INDEX FROM contact_groups_typescript";</w:t>
       </w:r>
     </w:p>
     <w:p>
@@ -21579,7 +23705,15 @@
         <w:pStyle w:val="SourceCode"/>
       </w:pPr>
       <w:r>
-        <w:t xml:space="preserve">        console.log("Created index idx_contacts_name on contacts (name)");</w:t>
+        <w:t xml:space="preserve">        console.log("Created index idx_contacts_typescript_name " +</w:t>
+      </w:r>
+    </w:p>
+    <w:p>
+      <w:pPr>
+        <w:pStyle w:val="SourceCode"/>
+      </w:pPr>
+      <w:r>
+        <w:t xml:space="preserve">            "on contacts_typescript (name)");</w:t>
       </w:r>
     </w:p>
     <w:p>
@@ -22050,7 +24184,7 @@
         <w:pStyle w:val="SourceCode"/>
       </w:pPr>
       <w:r>
-        <w:t xml:space="preserve">                "Indexes on contacts:", CONTACT_INDEXES);</w:t>
+        <w:t xml:space="preserve">                "Indexes on contacts_typescript:", CONTACT_INDEXES);</w:t>
       </w:r>
     </w:p>
     <w:p>
@@ -22066,7 +24200,7 @@
         <w:pStyle w:val="SourceCode"/>
       </w:pPr>
       <w:r>
-        <w:t xml:space="preserve">                "Indexes on contact_groups:", GROUP_INDEXES);</w:t>
+        <w:t xml:space="preserve">                "Indexes on contact_groups_typescript:", GROUP_INDEXES);</w:t>
       </w:r>
     </w:p>
     <w:p>
@@ -22250,7 +24384,7 @@
         <w:keepNext/>
       </w:pPr>
       <w:r>
-        <w:t xml:space="preserve">    -e "source ./sql/reset_contacts.sql"</w:t>
+        <w:t xml:space="preserve">    -e "source ./sql/reset_contacts_typescript.sql"</w:t>
       </w:r>
     </w:p>
     <w:p>
@@ -22325,7 +24459,7 @@
         <w:keepNext/>
       </w:pPr>
       <w:r>
-        <w:t>mysql -u devuser -h 127.0.0.1 -P 3306 -D spa_contacts &lt; ./sql/reset_contacts.sql</w:t>
+        <w:t>mysql -u devuser -h 127.0.0.1 -P 3306 -D spa_contacts \</w:t>
       </w:r>
     </w:p>
     <w:p>
@@ -22334,6 +24468,15 @@
         <w:keepNext/>
       </w:pPr>
       <w:r>
+        <w:t xml:space="preserve">    &lt; ./sql/reset_contacts_typescript.sql</w:t>
+      </w:r>
+    </w:p>
+    <w:p>
+      <w:pPr>
+        <w:pStyle w:val="CommandBlock"/>
+        <w:keepNext/>
+      </w:pPr>
+      <w:r>
         <w:t>unset MYSQL_PWD</w:t>
       </w:r>
     </w:p>
@@ -22404,7 +24547,7 @@
         <w:keepNext/>
       </w:pPr>
       <w:r>
-        <w:t>Created index idx_contacts_name on contacts (name)</w:t>
+        <w:t>Created index idx_contacts_typescript_name on contacts_typescript (name)</w:t>
       </w:r>
     </w:p>
     <w:p>
@@ -22413,7 +24556,7 @@
         <w:keepNext/>
       </w:pPr>
       <w:r>
-        <w:t>Plan after the index: type ref, key idx_contacts_name</w:t>
+        <w:t>Plan after the index: type ref, key idx_contacts_typescript_name</w:t>
       </w:r>
     </w:p>
     <w:p>
@@ -22422,7 +24565,7 @@
         <w:keepNext/>
       </w:pPr>
       <w:r>
-        <w:t>Indexes on contacts:</w:t>
+        <w:t>Indexes on contacts_typescript:</w:t>
       </w:r>
     </w:p>
     <w:p>
@@ -22458,7 +24601,7 @@
         <w:keepNext/>
       </w:pPr>
       <w:r>
-        <w:t xml:space="preserve">  idx_contacts_name on name, not unique</w:t>
+        <w:t xml:space="preserve">  idx_contacts_typescript_name on name, not unique</w:t>
       </w:r>
     </w:p>
     <w:p>
@@ -22467,7 +24610,7 @@
         <w:keepNext/>
       </w:pPr>
       <w:r>
-        <w:t>Indexes on contact_groups:</w:t>
+        <w:t>Indexes on contact_groups_typescript:</w:t>
       </w:r>
     </w:p>
     <w:p>
@@ -22513,10 +24656,10 @@
         <w:pStyle w:val="ListBullet"/>
       </w:pPr>
       <w:r>
-        <w:t>Now run only the program line again, without the reset. The index is still there from the first run, because an index belongs to the table and stays until it is dropped: the first plan already shows type ref, key idx_contacts_name, the Created line becomes Error: Duplicate key name 'idx_contacts_name', the server's error 1061, and the exit code is 1. MySQL has no CREATE INDEX IF NOT EXISTS; the Project Connection shows how the project avoids this. Run the whole block again, reset lines included, to start fr</w:t>
-      </w:r>
-      <w:r>
-        <w:t>om the known state.</w:t>
+        <w:t>Now run only the program line again, without the reset. The index is still there from the first run, because an index belongs to the table and stays until it is dropped: the first plan already shows type ref, key idx_contacts_typescript_name, the Created line becomes Error: Duplicate key name 'idx_contacts_typescript_name', the server's error 1061, and the exit code is 1. MySQL has no CREATE INDEX IF NOT EXISTS; the Project Connection shows how the project avoids this. Run the whole block again, reset lines</w:t>
+      </w:r>
+      <w:r>
+        <w:t xml:space="preserve"> included, to start from the known state.</w:t>
       </w:r>
     </w:p>
     <w:p>
@@ -22592,10 +24735,10 @@
     </w:p>
     <w:p>
       <w:r>
-        <w:t>Both versions connect to spa_contacts with Lesson 4.7's rows-matched setting, ask for the plan of the name lookup, create idx_contacts_name, ask again, and list the indexes of both tables. The Basic version trusts every step and has the name lookup built into showPlan. The Production-Minded version passes the EXPLAIN's SQL and value to showPlan, so one function can show the plan of any lookup with one value; it reports a refused statement, such as a second CREATE INDEX, as one Error line with the server's o</w:t>
-      </w:r>
-      <w:r>
-        <w:t>wn message, keeps going, and exits 1 if any step failed.</w:t>
+        <w:t>Both versions connect to spa_contacts with Lesson 4.7's rows-matched setting, ask for the plan of the name lookup, create idx_contacts_typescript_name, ask again, and list the indexes of both tables. The Basic version trusts every step and has the name lookup built into showPlan. The Production-Minded version passes the EXPLAIN's SQL and value to showPlan, so one function can show the plan of any lookup with one value; it reports a refused statement, such as a second CREATE INDEX, as one Error line with the</w:t>
+      </w:r>
+      <w:r>
+        <w:t xml:space="preserve"> server's own message, keeps going, and exits 1 if any step failed.</w:t>
       </w:r>
     </w:p>
     <w:p>
@@ -23144,7 +25287,7 @@
         <w:pStyle w:val="ListBullet"/>
       </w:pPr>
       <w:r>
-        <w:t>After a clean-run program, the Plan Check below shows the whole plan from outside the program, with type ref and key idx_contacts_name: the index outlived the program that created it.</w:t>
+        <w:t>After a clean-run program, the Plan Check below shows the whole plan from outside the program, with type ref and key idx_contacts_c_name: the index outlived the program that created it.</w:t>
       </w:r>
     </w:p>
     <w:p>
@@ -23209,6 +25352,24 @@
         <w:keepNext/>
       </w:pPr>
       <w:r>
+        <w:t>Tables: contacts_c and contact_groups_c, and the same pair for cpp, csharp,</w:t>
+      </w:r>
+    </w:p>
+    <w:p>
+      <w:pPr>
+        <w:pStyle w:val="RequiredOutput"/>
+        <w:keepNext/>
+      </w:pPr>
+      <w:r>
+        <w:t xml:space="preserve">  go, python, and typescript; each language's pair reset by its own file</w:t>
+      </w:r>
+    </w:p>
+    <w:p>
+      <w:pPr>
+        <w:pStyle w:val="RequiredOutput"/>
+        <w:keepNext/>
+      </w:pPr>
+      <w:r>
         <w:t>Known rows: 1 Ada Lovelace, 2 Grace Hopper, 3 Alan Turing; no index on name</w:t>
       </w:r>
     </w:p>
@@ -23227,7 +25388,7 @@
         <w:keepNext/>
       </w:pPr>
       <w:r>
-        <w:t>Index: idx_contacts_name on contacts (name)</w:t>
+        <w:t>Index: idx_contacts_c_name on contacts_c (name), and so on per language</w:t>
       </w:r>
     </w:p>
     <w:p>
@@ -23236,7 +25397,7 @@
         <w:keepNext/>
       </w:pPr>
       <w:r>
-        <w:t>Exercise: DROP INDEX idx_contacts_name ON contacts, then the plan again</w:t>
+        <w:t>Exercise: DROP INDEX idx_contacts_c_name ON contacts_c, then the plan again</w:t>
       </w:r>
     </w:p>
     <w:p>
@@ -23270,7 +25431,7 @@
         <w:keepNext/>
       </w:pPr>
       <w:r>
-        <w:t>Both the Basic and the Production-Minded program show these lines and end with exit code 0:</w:t>
+        <w:t>Both the Basic and the Production-Minded program show these lines and end with exit code 0. These are the C programs' lines; every other language shows its own tables' and index's names, such as contacts_go and idx_contacts_go_name, in place of contacts_c and idx_contacts_c_name.</w:t>
       </w:r>
     </w:p>
     <w:p>
@@ -23302,7 +25463,7 @@
         <w:keepNext/>
       </w:pPr>
       <w:r>
-        <w:t>Created index idx_contacts_name on contacts (name)</w:t>
+        <w:t>Created index idx_contacts_c_name on contacts_c (name)</w:t>
       </w:r>
     </w:p>
     <w:p>
@@ -23311,7 +25472,7 @@
         <w:keepNext/>
       </w:pPr>
       <w:r>
-        <w:t>Plan after the index: type ref, key idx_contacts_name</w:t>
+        <w:t>Plan after the index: type ref, key idx_contacts_c_name</w:t>
       </w:r>
     </w:p>
     <w:p>
@@ -23320,7 +25481,7 @@
         <w:keepNext/>
       </w:pPr>
       <w:r>
-        <w:t>Indexes on contacts:</w:t>
+        <w:t>Indexes on contacts_c:</w:t>
       </w:r>
     </w:p>
     <w:p>
@@ -23356,7 +25517,7 @@
         <w:keepNext/>
       </w:pPr>
       <w:r>
-        <w:t xml:space="preserve">  idx_contacts_name on name, not unique</w:t>
+        <w:t xml:space="preserve">  idx_contacts_c_name on name, not unique</w:t>
       </w:r>
     </w:p>
     <w:p>
@@ -23365,7 +25526,7 @@
         <w:keepNext/>
       </w:pPr>
       <w:r>
-        <w:t>Indexes on contact_groups:</w:t>
+        <w:t>Indexes on contact_groups_c:</w:t>
       </w:r>
     </w:p>
     <w:p>
@@ -23405,7 +25566,10 @@
     </w:p>
     <w:p>
       <w:r>
-        <w:t>Right after a clean-run program's Build and Run block, ask the server for the same plan yourself, from the mysql client: a second connection, separate from the program's. -E prints each column of the answer on its own line, name first, which suits a row of 12 columns. $query holds the SELECT, with the name written into it: it is fixed text you typed, not outside input.</w:t>
+        <w:t>Right after a clean-run program's Build and Run block, ask the server for the same plan yourself, from the mysql client: a second connection, separate from the program's. -E prints each column of the answer on its own line, name first, which suits a row of 12 columns. $query holds the SELECT, with the name written into it: it is fixed text you typed, not outside input. In PowerShell, + joins the two pieces of text into one, and the backtick at the end of the line continues the command on the next line. $que</w:t>
+      </w:r>
+      <w:r>
+        <w:t>ry reads contacts_c, the C programs' table; put your language's table in its place, and possible_keys and key name your language's index.</w:t>
       </w:r>
     </w:p>
     <w:p>
@@ -23445,7 +25609,7 @@
         <w:keepNext/>
       </w:pPr>
       <w:r>
-        <w:t>$query = "SELECT id, name, email, phone FROM contacts WHERE name = 'Alan Turing'"</w:t>
+        <w:t>$query = "SELECT id, name, email, phone FROM contacts_c " + `</w:t>
       </w:r>
     </w:p>
     <w:p>
@@ -23454,6 +25618,15 @@
         <w:keepNext/>
       </w:pPr>
       <w:r>
+        <w:t xml:space="preserve">    "WHERE name = 'Alan Turing'"</w:t>
+      </w:r>
+    </w:p>
+    <w:p>
+      <w:pPr>
+        <w:pStyle w:val="CommandBlock"/>
+        <w:keepNext/>
+      </w:pPr>
+      <w:r>
         <w:t>&amp; $mysql -u devuser -h 127.0.0.1 -P 3306 -D spa_contacts -E `</w:t>
       </w:r>
     </w:p>
@@ -23512,7 +25685,7 @@
         <w:keepNext/>
       </w:pPr>
       <w:r>
-        <w:t xml:space="preserve">        table: contacts</w:t>
+        <w:t xml:space="preserve">        table: contacts_c</w:t>
       </w:r>
     </w:p>
     <w:p>
@@ -23539,7 +25712,7 @@
         <w:keepNext/>
       </w:pPr>
       <w:r>
-        <w:t>possible_keys: idx_contacts_name</w:t>
+        <w:t>possible_keys: idx_contacts_c_name</w:t>
       </w:r>
     </w:p>
     <w:p>
@@ -23548,7 +25721,7 @@
         <w:keepNext/>
       </w:pPr>
       <w:r>
-        <w:t xml:space="preserve">          key: idx_contacts_name</w:t>
+        <w:t xml:space="preserve">          key: idx_contacts_c_name</w:t>
       </w:r>
     </w:p>
     <w:p>
@@ -23623,7 +25796,7 @@
         <w:keepNext/>
       </w:pPr>
       <w:r>
-        <w:t>query="SELECT id, name, email, phone FROM contacts WHERE name = 'Alan Turing'"</w:t>
+        <w:t>query="SELECT id, name, email, phone FROM contacts_c WHERE name = 'Alan Turing'"</w:t>
       </w:r>
     </w:p>
     <w:p>
@@ -23801,10 +25974,10 @@
     </w:p>
     <w:p>
       <w:r>
-        <w:t>The Chapter 4 project, the Database-Backed Contact Manager, filters contacts by name (Lesson 4.9) and lists them sorted by name (Lesson 4.10), so it needs exactly this index. Because the project keeps its database between runs, and a second CREATE INDEX is refused, the project declares the index inside its CREATE TABLE IF NOT EXISTS, as a line INDEX idx_contacts_name (name): the schema is then created, index included, only once. Its email lookups already use the UNIQUE email index, and its group lists the g</w:t>
-      </w:r>
-      <w:r>
-        <w:t>roup_id index of Lesson 4.11's foreign key. show_plan (showPlan, ShowPlan) is the tool for checking any new lookup the project adds: give it the EXPLAIN's SQL and one value, and it prints the type and key. connect_database (connectDatabase, ConnectDatabase) is Lesson 4.2's, with Lesson 4.7's rows-matched setting.</w:t>
+        <w:t>The Chapter 4 project, the Database-Backed Contact Manager, filters contacts by name (Lesson 4.9) and lists them sorted by name (Lesson 4.10), so it needs exactly this index. Because the project keeps its database between runs, and a second CREATE INDEX is refused, the project declares the index inside its CREATE TABLE IF NOT EXISTS, as a line such as INDEX idx_contacts_c_name (name): the schema is then created, index included, only once. Its email lookups already use the UNIQUE email index, and its group l</w:t>
+      </w:r>
+      <w:r>
+        <w:t>ists the group_id index of Lesson 4.11's foreign key. show_plan (showPlan, ShowPlan) is the tool for checking any new lookup the project adds: give it the EXPLAIN's SQL and one value, and it prints the type and key. connect_database (connectDatabase, ConnectDatabase) is Lesson 4.2's, with Lesson 4.7's rows-matched setting.</w:t>
       </w:r>
     </w:p>
     <w:p>
@@ -23832,7 +26005,7 @@
     </w:p>
     <w:p>
       <w:r>
-        <w:t>Drop the index and look again. Write drop_name_index (dropNameIndex, DropNameIndex) in the Production-Minded program: it sends DROP INDEX idx_contacts_name ON contacts, prints Dropped index idx_contacts_name, and returns 1 after one Error line when the server refuses, or 0, like create_name_index. Then call it after the second plan, and ask for the plan a third time with the heading Plan after dropping the index.</w:t>
+        <w:t>Drop the index and look again. Write drop_name_index (dropNameIndex, DropNameIndex) in the Production-Minded program: it sends DROP INDEX idx_contacts_c_name ON contacts_c, prints Dropped index idx_contacts_c_name, with its own language's names in place of contacts_c, and returns 1 after one Error line when the server refuses, or 0, like create_name_index. Then call it after the second plan, and ask for the plan a third time with the heading Plan after dropping the index.</w:t>
       </w:r>
     </w:p>
     <w:p>
@@ -23895,30 +26068,30 @@
     </w:p>
     <w:p>
       <w:r>
-        <w:t>Before you run it, predict the third plan, and how many indexes SHOW INDEX will list for contacts.</w:t>
-      </w:r>
-    </w:p>
-    <w:p>
-      <w:pPr>
-        <w:keepNext/>
-      </w:pPr>
-    </w:p>
-    <w:p>
-      <w:r>
-        <w:t>The output must match the Required Exercise Output at the end of this Exercise, with exit code 0: the third plan is back to type ALL, key (none), and contacts lists three indexes again. The contacts and their rows did not change at all; only the way to find them did.</w:t>
-      </w:r>
-    </w:p>
-    <w:p>
-      <w:pPr>
-        <w:keepNext/>
-      </w:pPr>
-    </w:p>
-    <w:p>
-      <w:pPr>
-        <w:keepNext/>
-      </w:pPr>
-      <w:r>
-        <w:t>Then try the mistake once, in your own language, and put it back: in the program without the Exercise's change, copy the line that calls create_name_index so the index is created twice. Run the block. The second CREATE INDEX is refused, and the program prints one line on the error stream, the same in every language:</w:t>
+        <w:t>Before you run it, predict the third plan, and how many indexes SHOW INDEX will list for your contacts table.</w:t>
+      </w:r>
+    </w:p>
+    <w:p>
+      <w:pPr>
+        <w:keepNext/>
+      </w:pPr>
+    </w:p>
+    <w:p>
+      <w:r>
+        <w:t>The output must match the Required Exercise Output at the end of this Exercise, with exit code 0: the third plan is back to type ALL, key (none), and the contacts table lists three indexes again. The contacts and their rows did not change at all; only the way to find them did.</w:t>
+      </w:r>
+    </w:p>
+    <w:p>
+      <w:pPr>
+        <w:keepNext/>
+      </w:pPr>
+    </w:p>
+    <w:p>
+      <w:pPr>
+        <w:keepNext/>
+      </w:pPr>
+      <w:r>
+        <w:t>Then try the mistake once, in your own language, and put it back: in the program without the Exercise's change, copy the line that calls create_name_index so the index is created twice. Run the block. The second CREATE INDEX is refused, and the program prints one line on the error stream, the same in every language except for its own index's name:</w:t>
       </w:r>
     </w:p>
     <w:p>
@@ -23931,7 +26104,7 @@
         <w:pStyle w:val="RequiredOutput"/>
       </w:pPr>
       <w:r>
-        <w:t>Error: Duplicate key name 'idx_contacts_name'</w:t>
+        <w:t>Error: Duplicate key name 'idx_contacts_c_name'</w:t>
       </w:r>
     </w:p>
     <w:p>
@@ -23967,7 +26140,7 @@
         <w:keepNext/>
       </w:pPr>
       <w:r>
-        <w:t>With the index dropped after the second plan, a third plan, and exit code 0:</w:t>
+        <w:t>With the index dropped after the second plan, a third plan, and exit code 0. These are the C programs' lines; every other language shows its own tables' and index's names, such as contacts_go and idx_contacts_go_name, in place of contacts_c and idx_contacts_c_name.</w:t>
       </w:r>
     </w:p>
     <w:p>
@@ -23999,7 +26172,7 @@
         <w:keepNext/>
       </w:pPr>
       <w:r>
-        <w:t>Created index idx_contacts_name on contacts (name)</w:t>
+        <w:t>Created index idx_contacts_c_name on contacts_c (name)</w:t>
       </w:r>
     </w:p>
     <w:p>
@@ -24008,7 +26181,7 @@
         <w:keepNext/>
       </w:pPr>
       <w:r>
-        <w:t>Plan after the index: type ref, key idx_contacts_name</w:t>
+        <w:t>Plan after the index: type ref, key idx_contacts_c_name</w:t>
       </w:r>
     </w:p>
     <w:p>
@@ -24017,7 +26190,7 @@
         <w:keepNext/>
       </w:pPr>
       <w:r>
-        <w:t>Dropped index idx_contacts_name</w:t>
+        <w:t>Dropped index idx_contacts_c_name</w:t>
       </w:r>
     </w:p>
     <w:p>
@@ -24035,7 +26208,7 @@
         <w:keepNext/>
       </w:pPr>
       <w:r>
-        <w:t>Indexes on contacts:</w:t>
+        <w:t>Indexes on contacts_c:</w:t>
       </w:r>
     </w:p>
     <w:p>
@@ -24071,7 +26244,7 @@
         <w:keepNext/>
       </w:pPr>
       <w:r>
-        <w:t>Indexes on contact_groups:</w:t>
+        <w:t>Indexes on contact_groups_c:</w:t>
       </w:r>
     </w:p>
     <w:p>
@@ -24129,7 +26302,7 @@
         <w:pStyle w:val="ListBullet"/>
       </w:pPr>
       <w:r>
-        <w:t>With the heading Plan for an email, the SQL EXPLAIN FORMAT=TRADITIONAL SELECT id, name, email, phone FROM contacts WHERE email = ?, and the value alan@example.com.</w:t>
+        <w:t>With the heading Plan for an email, the SQL EXPLAIN FORMAT=TRADITIONAL SELECT id, name, email, phone FROM contacts_c WHERE email = ?, with its own language's table in place of contacts_c, and the value alan@example.com.</w:t>
       </w:r>
     </w:p>
     <w:p>
@@ -24137,7 +26310,7 @@
         <w:pStyle w:val="ListBullet"/>
       </w:pPr>
       <w:r>
-        <w:t>With the heading Plan for a name ending, the SQL EXPLAIN FORMAT=TRADITIONAL SELECT id, name, email, phone FROM contacts WHERE name LIKE ?, and the value %Turing. Remember, the program puts the % into the value, never into the SQL (Lesson 4.9).</w:t>
+        <w:t>With the heading Plan for a name ending, the SQL EXPLAIN FORMAT=TRADITIONAL SELECT id, name, email, phone FROM contacts_c WHERE name LIKE ?, with its own language's table, and the value %Turing. Remember, the program puts the % into the value, never into the SQL (Lesson 4.9).</w:t>
       </w:r>
     </w:p>
     <w:p>
@@ -24205,10 +26378,10 @@
     </w:p>
     <w:p>
       <w:r>
-        <w:t>Run it. The output must match the Required Challenge Output below, with exit code 0. The email lookup uses Lesson 4.4's UNIQUE index, email, with type const: a unique index holds each value at most once, so the server knows at most one row can match. The name-ending lookup uses no index, although idx_contacts_name exists: the names are sorted by how they start, so every name must be checked for how it ends. Change the value to Al% once, and the plan becomes type range, key idx_contacts_name: a fixed start i</w:t>
-      </w:r>
-      <w:r>
-        <w:t>s one stretch of the sorted names. With the Exercise's change as well, the two plans come first, then the drop, and the output must match the Required Combined Output after it.</w:t>
+        <w:t>Run it. The output must match the Required Challenge Output below, with exit code 0. The email lookup uses Lesson 4.4's UNIQUE index, email, with type const: a unique index holds each value at most once, so the server knows at most one row can match. The name-ending lookup uses no index, although idx_contacts_c_name exists: the names are sorted by how they start, so every name must be checked for how it ends. Change the value to Al% once, and the plan becomes type range, key idx_contacts_c_name: a fixed sta</w:t>
+      </w:r>
+      <w:r>
+        <w:t>rt is one stretch of the sorted names. With the Exercise's change as well, the two plans come first, then the drop, and the output must match the Required Combined Output after it.</w:t>
       </w:r>
     </w:p>
     <w:p>
@@ -24234,7 +26407,7 @@
         <w:keepNext/>
       </w:pPr>
       <w:r>
-        <w:t>With the two plans for an email and for a name ending, and exit code 0:</w:t>
+        <w:t>With the two plans for an email and for a name ending, and exit code 0. These are the C programs' lines; every other language shows its own tables' and index's names, such as contacts_go and idx_contacts_go_name, in place of contacts_c and idx_contacts_c_name.</w:t>
       </w:r>
     </w:p>
     <w:p>
@@ -24266,7 +26439,7 @@
         <w:keepNext/>
       </w:pPr>
       <w:r>
-        <w:t>Created index idx_contacts_name on contacts (name)</w:t>
+        <w:t>Created index idx_contacts_c_name on contacts_c (name)</w:t>
       </w:r>
     </w:p>
     <w:p>
@@ -24275,7 +26448,7 @@
         <w:keepNext/>
       </w:pPr>
       <w:r>
-        <w:t>Plan after the index: type ref, key idx_contacts_name</w:t>
+        <w:t>Plan after the index: type ref, key idx_contacts_c_name</w:t>
       </w:r>
     </w:p>
     <w:p>
@@ -24302,7 +26475,7 @@
         <w:keepNext/>
       </w:pPr>
       <w:r>
-        <w:t>Indexes on contacts:</w:t>
+        <w:t>Indexes on contacts_c:</w:t>
       </w:r>
     </w:p>
     <w:p>
@@ -24338,7 +26511,7 @@
         <w:keepNext/>
       </w:pPr>
       <w:r>
-        <w:t xml:space="preserve">  idx_contacts_name on name, not unique</w:t>
+        <w:t xml:space="preserve">  idx_contacts_c_name on name, not unique</w:t>
       </w:r>
     </w:p>
     <w:p>
@@ -24347,7 +26520,7 @@
         <w:keepNext/>
       </w:pPr>
       <w:r>
-        <w:t>Indexes on contact_groups:</w:t>
+        <w:t>Indexes on contact_groups_c:</w:t>
       </w:r>
     </w:p>
     <w:p>
@@ -24390,7 +26563,7 @@
         <w:keepNext/>
       </w:pPr>
       <w:r>
-        <w:t>With both changes, the Challenge's plans come first, then the Exercise's drop, and exit code 0:</w:t>
+        <w:t>With both changes, the Challenge's plans come first, then the Exercise's drop, and exit code 0. These are the C programs' lines; every other language shows its own tables' and index's names, such as contacts_go and idx_contacts_go_name, in place of contacts_c and idx_contacts_c_name.</w:t>
       </w:r>
     </w:p>
     <w:p>
@@ -24422,7 +26595,7 @@
         <w:keepNext/>
       </w:pPr>
       <w:r>
-        <w:t>Created index idx_contacts_name on contacts (name)</w:t>
+        <w:t>Created index idx_contacts_c_name on contacts_c (name)</w:t>
       </w:r>
     </w:p>
     <w:p>
@@ -24431,7 +26604,7 @@
         <w:keepNext/>
       </w:pPr>
       <w:r>
-        <w:t>Plan after the index: type ref, key idx_contacts_name</w:t>
+        <w:t>Plan after the index: type ref, key idx_contacts_c_name</w:t>
       </w:r>
     </w:p>
     <w:p>
@@ -24458,7 +26631,7 @@
         <w:keepNext/>
       </w:pPr>
       <w:r>
-        <w:t>Dropped index idx_contacts_name</w:t>
+        <w:t>Dropped index idx_contacts_c_name</w:t>
       </w:r>
     </w:p>
     <w:p>
@@ -24476,7 +26649,7 @@
         <w:keepNext/>
       </w:pPr>
       <w:r>
-        <w:t>Indexes on contacts:</w:t>
+        <w:t>Indexes on contacts_c:</w:t>
       </w:r>
     </w:p>
     <w:p>
@@ -24512,7 +26685,7 @@
         <w:keepNext/>
       </w:pPr>
       <w:r>
-        <w:t>Indexes on contact_groups:</w:t>
+        <w:t>Indexes on contact_groups_c:</w:t>
       </w:r>
     </w:p>
     <w:p>
@@ -24833,31 +27006,31 @@
       </w:rPr>
     </w:lvl>
   </w:abstractNum>
-  <w:num w:numId="1" w16cid:durableId="2018380850">
+  <w:num w:numId="1" w16cid:durableId="1767572720">
     <w:abstractNumId w:val="8"/>
   </w:num>
-  <w:num w:numId="2" w16cid:durableId="57478998">
+  <w:num w:numId="2" w16cid:durableId="2128040798">
     <w:abstractNumId w:val="6"/>
   </w:num>
-  <w:num w:numId="3" w16cid:durableId="1977561569">
+  <w:num w:numId="3" w16cid:durableId="1289970106">
     <w:abstractNumId w:val="5"/>
   </w:num>
-  <w:num w:numId="4" w16cid:durableId="579366366">
+  <w:num w:numId="4" w16cid:durableId="181942531">
     <w:abstractNumId w:val="4"/>
   </w:num>
-  <w:num w:numId="5" w16cid:durableId="1470321152">
+  <w:num w:numId="5" w16cid:durableId="1775860950">
     <w:abstractNumId w:val="7"/>
   </w:num>
-  <w:num w:numId="6" w16cid:durableId="191653887">
+  <w:num w:numId="6" w16cid:durableId="1669090046">
     <w:abstractNumId w:val="3"/>
   </w:num>
-  <w:num w:numId="7" w16cid:durableId="384568095">
+  <w:num w:numId="7" w16cid:durableId="1082218818">
     <w:abstractNumId w:val="2"/>
   </w:num>
-  <w:num w:numId="8" w16cid:durableId="478116135">
+  <w:num w:numId="8" w16cid:durableId="5911464">
     <w:abstractNumId w:val="1"/>
   </w:num>
-  <w:num w:numId="9" w16cid:durableId="299237549">
+  <w:num w:numId="9" w16cid:durableId="1388140211">
     <w:abstractNumId w:val="0"/>
   </w:num>
 </w:numbering>

--- a/Volume 1/Chapter 04 - Databases/SPA_Vol1_Ch4_Lesson4_12_Indexes.docx
+++ b/Volume 1/Chapter 04 - Databases/SPA_Vol1_Ch4_Lesson4_12_Indexes.docx
@@ -2421,23 +2421,23 @@
         <w:pStyle w:val="SourceCode"/>
       </w:pPr>
       <w:r>
-        <w:t>-- Remember, Lesson 4.4's contacts table with Lesson 4.11's group_id. The</w:t>
-      </w:r>
-    </w:p>
-    <w:p>
-      <w:pPr>
-        <w:pStyle w:val="SourceCode"/>
-      </w:pPr>
-      <w:r>
-        <w:t>-- PRIMARY KEY, the UNIQUE email, and the FOREIGN KEY each come with an</w:t>
-      </w:r>
-    </w:p>
-    <w:p>
-      <w:pPr>
-        <w:pStyle w:val="SourceCode"/>
-      </w:pPr>
-      <w:r>
-        <w:t>-- index the server builds by itself; this lesson's programs list them.</w:t>
+        <w:t>-- Remember, Lesson 4.11's group_id holds a group's id or NULL (no group),</w:t>
+      </w:r>
+    </w:p>
+    <w:p>
+      <w:pPr>
+        <w:pStyle w:val="SourceCode"/>
+      </w:pPr>
+      <w:r>
+        <w:t>-- and its FOREIGN KEY refuses an id no group has (error 1452). The PRIMARY</w:t>
+      </w:r>
+    </w:p>
+    <w:p>
+      <w:pPr>
+        <w:pStyle w:val="SourceCode"/>
+      </w:pPr>
+      <w:r>
+        <w:t>-- KEY, UNIQUE email, and FOREIGN KEY each get an index the server builds.</w:t>
       </w:r>
     </w:p>
     <w:p>
@@ -2746,23 +2746,23 @@
         <w:pStyle w:val="SourceCode"/>
       </w:pPr>
       <w:r>
-        <w:t>-- Remember, Lesson 4.4's contacts table with Lesson 4.11's group_id. The</w:t>
-      </w:r>
-    </w:p>
-    <w:p>
-      <w:pPr>
-        <w:pStyle w:val="SourceCode"/>
-      </w:pPr>
-      <w:r>
-        <w:t>-- PRIMARY KEY, the UNIQUE email, and the FOREIGN KEY each come with an</w:t>
-      </w:r>
-    </w:p>
-    <w:p>
-      <w:pPr>
-        <w:pStyle w:val="SourceCode"/>
-      </w:pPr>
-      <w:r>
-        <w:t>-- index the server builds by itself; this lesson's programs list them.</w:t>
+        <w:t>-- Remember, Lesson 4.11's group_id holds a group's id or NULL (no group),</w:t>
+      </w:r>
+    </w:p>
+    <w:p>
+      <w:pPr>
+        <w:pStyle w:val="SourceCode"/>
+      </w:pPr>
+      <w:r>
+        <w:t>-- and its FOREIGN KEY refuses an id no group has (error 1452). The PRIMARY</w:t>
+      </w:r>
+    </w:p>
+    <w:p>
+      <w:pPr>
+        <w:pStyle w:val="SourceCode"/>
+      </w:pPr>
+      <w:r>
+        <w:t>-- KEY, UNIQUE email, and FOREIGN KEY each get an index the server builds.</w:t>
       </w:r>
     </w:p>
     <w:p>
@@ -3079,23 +3079,23 @@
         <w:pStyle w:val="SourceCode"/>
       </w:pPr>
       <w:r>
-        <w:t>-- Remember, Lesson 4.4's contacts table with Lesson 4.11's group_id. The</w:t>
-      </w:r>
-    </w:p>
-    <w:p>
-      <w:pPr>
-        <w:pStyle w:val="SourceCode"/>
-      </w:pPr>
-      <w:r>
-        <w:t>-- PRIMARY KEY, the UNIQUE email, and the FOREIGN KEY each come with an</w:t>
-      </w:r>
-    </w:p>
-    <w:p>
-      <w:pPr>
-        <w:pStyle w:val="SourceCode"/>
-      </w:pPr>
-      <w:r>
-        <w:t>-- index the server builds by itself; this lesson's programs list them.</w:t>
+        <w:t>-- Remember, Lesson 4.11's group_id holds a group's id or NULL (no group),</w:t>
+      </w:r>
+    </w:p>
+    <w:p>
+      <w:pPr>
+        <w:pStyle w:val="SourceCode"/>
+      </w:pPr>
+      <w:r>
+        <w:t>-- and its FOREIGN KEY refuses an id no group has (error 1452). The PRIMARY</w:t>
+      </w:r>
+    </w:p>
+    <w:p>
+      <w:pPr>
+        <w:pStyle w:val="SourceCode"/>
+      </w:pPr>
+      <w:r>
+        <w:t>-- KEY, UNIQUE email, and FOREIGN KEY each get an index the server builds.</w:t>
       </w:r>
     </w:p>
     <w:p>
@@ -3404,23 +3404,23 @@
         <w:pStyle w:val="SourceCode"/>
       </w:pPr>
       <w:r>
-        <w:t>-- Remember, Lesson 4.4's contacts table with Lesson 4.11's group_id. The</w:t>
-      </w:r>
-    </w:p>
-    <w:p>
-      <w:pPr>
-        <w:pStyle w:val="SourceCode"/>
-      </w:pPr>
-      <w:r>
-        <w:t>-- PRIMARY KEY, the UNIQUE email, and the FOREIGN KEY each come with an</w:t>
-      </w:r>
-    </w:p>
-    <w:p>
-      <w:pPr>
-        <w:pStyle w:val="SourceCode"/>
-      </w:pPr>
-      <w:r>
-        <w:t>-- index the server builds by itself; this lesson's programs list them.</w:t>
+        <w:t>-- Remember, Lesson 4.11's group_id holds a group's id or NULL (no group),</w:t>
+      </w:r>
+    </w:p>
+    <w:p>
+      <w:pPr>
+        <w:pStyle w:val="SourceCode"/>
+      </w:pPr>
+      <w:r>
+        <w:t>-- and its FOREIGN KEY refuses an id no group has (error 1452). The PRIMARY</w:t>
+      </w:r>
+    </w:p>
+    <w:p>
+      <w:pPr>
+        <w:pStyle w:val="SourceCode"/>
+      </w:pPr>
+      <w:r>
+        <w:t>-- KEY, UNIQUE email, and FOREIGN KEY each get an index the server builds.</w:t>
       </w:r>
     </w:p>
     <w:p>
@@ -3737,23 +3737,23 @@
         <w:pStyle w:val="SourceCode"/>
       </w:pPr>
       <w:r>
-        <w:t>-- Remember, Lesson 4.4's contacts table with Lesson 4.11's group_id. The</w:t>
-      </w:r>
-    </w:p>
-    <w:p>
-      <w:pPr>
-        <w:pStyle w:val="SourceCode"/>
-      </w:pPr>
-      <w:r>
-        <w:t>-- PRIMARY KEY, the UNIQUE email, and the FOREIGN KEY each come with an</w:t>
-      </w:r>
-    </w:p>
-    <w:p>
-      <w:pPr>
-        <w:pStyle w:val="SourceCode"/>
-      </w:pPr>
-      <w:r>
-        <w:t>-- index the server builds by itself; this lesson's programs list them.</w:t>
+        <w:t>-- Remember, Lesson 4.11's group_id holds a group's id or NULL (no group),</w:t>
+      </w:r>
+    </w:p>
+    <w:p>
+      <w:pPr>
+        <w:pStyle w:val="SourceCode"/>
+      </w:pPr>
+      <w:r>
+        <w:t>-- and its FOREIGN KEY refuses an id no group has (error 1452). The PRIMARY</w:t>
+      </w:r>
+    </w:p>
+    <w:p>
+      <w:pPr>
+        <w:pStyle w:val="SourceCode"/>
+      </w:pPr>
+      <w:r>
+        <w:t>-- KEY, UNIQUE email, and FOREIGN KEY each get an index the server builds.</w:t>
       </w:r>
     </w:p>
     <w:p>
@@ -4078,23 +4078,23 @@
         <w:pStyle w:val="SourceCode"/>
       </w:pPr>
       <w:r>
-        <w:t>-- Remember, Lesson 4.4's contacts table with Lesson 4.11's group_id. The</w:t>
-      </w:r>
-    </w:p>
-    <w:p>
-      <w:pPr>
-        <w:pStyle w:val="SourceCode"/>
-      </w:pPr>
-      <w:r>
-        <w:t>-- PRIMARY KEY, the UNIQUE email, and the FOREIGN KEY each come with an</w:t>
-      </w:r>
-    </w:p>
-    <w:p>
-      <w:pPr>
-        <w:pStyle w:val="SourceCode"/>
-      </w:pPr>
-      <w:r>
-        <w:t>-- index the server builds by itself; this lesson's programs list them.</w:t>
+        <w:t>-- Remember, Lesson 4.11's group_id holds a group's id or NULL (no group),</w:t>
+      </w:r>
+    </w:p>
+    <w:p>
+      <w:pPr>
+        <w:pStyle w:val="SourceCode"/>
+      </w:pPr>
+      <w:r>
+        <w:t>-- and its FOREIGN KEY refuses an id no group has (error 1452). The PRIMARY</w:t>
+      </w:r>
+    </w:p>
+    <w:p>
+      <w:pPr>
+        <w:pStyle w:val="SourceCode"/>
+      </w:pPr>
+      <w:r>
+        <w:t>-- KEY, UNIQUE email, and FOREIGN KEY each get an index the server builds.</w:t>
       </w:r>
     </w:p>
     <w:p>
@@ -5333,23 +5333,23 @@
         <w:pStyle w:val="SourceCode"/>
       </w:pPr>
       <w:r>
-        <w:t xml:space="preserve">    // type says how the server reaches the rows: ALL means it reads every</w:t>
-      </w:r>
-    </w:p>
-    <w:p>
-      <w:pPr>
-        <w:pStyle w:val="SourceCode"/>
-      </w:pPr>
-      <w:r>
-        <w:t xml:space="preserve">    // row of the table. key names the index it uses, and is NULL when it</w:t>
-      </w:r>
-    </w:p>
-    <w:p>
-      <w:pPr>
-        <w:pStyle w:val="SourceCode"/>
-      </w:pPr>
-      <w:r>
-        <w:t xml:space="preserve">    // uses none, which the program prints as (none).</w:t>
+        <w:t xml:space="preserve">    // type says how the server reaches the rows: ALL reads every row, and</w:t>
+      </w:r>
+    </w:p>
+    <w:p>
+      <w:pPr>
+        <w:pStyle w:val="SourceCode"/>
+      </w:pPr>
+      <w:r>
+        <w:t xml:space="preserve">    // ref goes through an index straight to the matching rows. key names</w:t>
+      </w:r>
+    </w:p>
+    <w:p>
+      <w:pPr>
+        <w:pStyle w:val="SourceCode"/>
+      </w:pPr>
+      <w:r>
+        <w:t xml:space="preserve">    // that index, or is NULL when it uses none, printed as (none).</w:t>
       </w:r>
     </w:p>
     <w:p>
@@ -5519,23 +5519,23 @@
         <w:pStyle w:val="SourceCode"/>
       </w:pPr>
       <w:r>
-        <w:t xml:space="preserve">    // Remember, Lesson 4.6's query and loop: each row is an array of</w:t>
-      </w:r>
-    </w:p>
-    <w:p>
-      <w:pPr>
-        <w:pStyle w:val="SourceCode"/>
-      </w:pPr>
-      <w:r>
-        <w:t xml:space="preserve">    // text. SHOW INDEX answers like a SELECT, with Non_unique at position</w:t>
-      </w:r>
-    </w:p>
-    <w:p>
-      <w:pPr>
-        <w:pStyle w:val="SourceCode"/>
-      </w:pPr>
-      <w:r>
-        <w:t xml:space="preserve">    // 1 ("0" for a unique index), Key_name at 2, and Column_name at 4.</w:t>
+        <w:t xml:space="preserve">    // Remember, Lesson 4.6's query and loop, each row an array of text, then</w:t>
+      </w:r>
+    </w:p>
+    <w:p>
+      <w:pPr>
+        <w:pStyle w:val="SourceCode"/>
+      </w:pPr>
+      <w:r>
+        <w:t xml:space="preserve">    // mysql_free_result frees the rows. SHOW INDEX answers like a SELECT:</w:t>
+      </w:r>
+    </w:p>
+    <w:p>
+      <w:pPr>
+        <w:pStyle w:val="SourceCode"/>
+      </w:pPr>
+      <w:r>
+        <w:t xml:space="preserve">    // Non_unique at position 1 ("0" = unique), Key_name 2, Column_name 4.</w:t>
       </w:r>
     </w:p>
     <w:p>
@@ -5591,7 +5591,7 @@
         <w:pStyle w:val="SourceCode"/>
       </w:pPr>
       <w:r>
-        <w:t xml:space="preserve">        // 2.7).</w:t>
+        <w:t xml:space="preserve">        // 2.6).</w:t>
       </w:r>
     </w:p>
     <w:p>
@@ -8834,23 +8834,23 @@
         <w:pStyle w:val="SourceCode"/>
       </w:pPr>
       <w:r>
-        <w:t xml:space="preserve">    // says how the server reaches the rows: ALL means it reads every row</w:t>
-      </w:r>
-    </w:p>
-    <w:p>
-      <w:pPr>
-        <w:pStyle w:val="SourceCode"/>
-      </w:pPr>
-      <w:r>
-        <w:t xml:space="preserve">    // of the table. key names the index it uses, and is NULL when it uses</w:t>
-      </w:r>
-    </w:p>
-    <w:p>
-      <w:pPr>
-        <w:pStyle w:val="SourceCode"/>
-      </w:pPr>
-      <w:r>
-        <w:t xml:space="preserve">    // none, which the program prints as (none).</w:t>
+        <w:t xml:space="preserve">    // says how the server reaches the rows: ALL reads every row, and ref</w:t>
+      </w:r>
+    </w:p>
+    <w:p>
+      <w:pPr>
+        <w:pStyle w:val="SourceCode"/>
+      </w:pPr>
+      <w:r>
+        <w:t xml:space="preserve">    // goes through an index straight to the matching rows. key names that</w:t>
+      </w:r>
+    </w:p>
+    <w:p>
+      <w:pPr>
+        <w:pStyle w:val="SourceCode"/>
+      </w:pPr>
+      <w:r>
+        <w:t xml:space="preserve">    // index, or is NULL when it uses none, printed as (none).</w:t>
       </w:r>
     </w:p>
     <w:p>
@@ -12074,7 +12074,7 @@
         <w:pStyle w:val="SourceCode"/>
       </w:pPr>
       <w:r>
-        <w:t xml:space="preserve">        // which travels apart from the SQL (Lesson 4.5).</w:t>
+        <w:t xml:space="preserve">        // which the connector writes into the SQL safely (Lesson 4.5).</w:t>
       </w:r>
     </w:p>
     <w:p>
@@ -12135,23 +12135,23 @@
         <w:pStyle w:val="SourceCode"/>
       </w:pPr>
       <w:r>
-        <w:t xml:space="preserve">        // type says how the server reaches the rows: ALL means it reads</w:t>
-      </w:r>
-    </w:p>
-    <w:p>
-      <w:pPr>
-        <w:pStyle w:val="SourceCode"/>
-      </w:pPr>
-      <w:r>
-        <w:t xml:space="preserve">        // every row of the table. key names the index it uses, and is</w:t>
-      </w:r>
-    </w:p>
-    <w:p>
-      <w:pPr>
-        <w:pStyle w:val="SourceCode"/>
-      </w:pPr>
-      <w:r>
-        <w:t xml:space="preserve">        // NULL when it uses none, which the program prints as (none).</w:t>
+        <w:t xml:space="preserve">        // type says how the server reaches the rows: ALL reads every row,</w:t>
+      </w:r>
+    </w:p>
+    <w:p>
+      <w:pPr>
+        <w:pStyle w:val="SourceCode"/>
+      </w:pPr>
+      <w:r>
+        <w:t xml:space="preserve">        // and ref goes through an index straight to the matching rows. key</w:t>
+      </w:r>
+    </w:p>
+    <w:p>
+      <w:pPr>
+        <w:pStyle w:val="SourceCode"/>
+      </w:pPr>
+      <w:r>
+        <w:t xml:space="preserve">        // names that index, or is NULL when it uses none, printed as (none).</w:t>
       </w:r>
     </w:p>
     <w:p>
@@ -13392,7 +13392,7 @@
         <w:pStyle w:val="SourceCode"/>
       </w:pPr>
       <w:r>
-        <w:t xml:space="preserve">    // columns, without running the SELECT. The value travels as @value.</w:t>
+        <w:t xml:space="preserve">    // columns, without running the SELECT. The connector fills in @value.</w:t>
       </w:r>
     </w:p>
     <w:p>
@@ -15566,23 +15566,23 @@
         <w:pStyle w:val="SourceCode"/>
       </w:pPr>
       <w:r>
-        <w:t xml:space="preserve">    // how the server reaches the rows: ALL means it reads every row of</w:t>
-      </w:r>
-    </w:p>
-    <w:p>
-      <w:pPr>
-        <w:pStyle w:val="SourceCode"/>
-      </w:pPr>
-      <w:r>
-        <w:t xml:space="preserve">    // the table. key names the index it uses, and is NULL when it uses</w:t>
-      </w:r>
-    </w:p>
-    <w:p>
-      <w:pPr>
-        <w:pStyle w:val="SourceCode"/>
-      </w:pPr>
-      <w:r>
-        <w:t xml:space="preserve">    // none, which the program prints as (none).</w:t>
+        <w:t xml:space="preserve">    // how the server reaches the rows: ALL reads every row, and ref goes</w:t>
+      </w:r>
+    </w:p>
+    <w:p>
+      <w:pPr>
+        <w:pStyle w:val="SourceCode"/>
+      </w:pPr>
+      <w:r>
+        <w:t xml:space="preserve">    // through an index straight to the matching rows. key names that</w:t>
+      </w:r>
+    </w:p>
+    <w:p>
+      <w:pPr>
+        <w:pStyle w:val="SourceCode"/>
+      </w:pPr>
+      <w:r>
+        <w:t xml:space="preserve">    // index, or is NULL when it uses none, printed as (none).</w:t>
       </w:r>
     </w:p>
     <w:p>
@@ -15728,31 +15728,31 @@
         <w:pStyle w:val="SourceCode"/>
       </w:pPr>
       <w:r>
-        <w:t xml:space="preserve">    // Remember, Lesson 4.6's query and loop. SHOW INDEX answers like a</w:t>
-      </w:r>
-    </w:p>
-    <w:p>
-      <w:pPr>
-        <w:pStyle w:val="SourceCode"/>
-      </w:pPr>
-      <w:r>
-        <w:t xml:space="preserve">    // SELECT with 15 columns on this server, so each row is scanned into</w:t>
-      </w:r>
-    </w:p>
-    <w:p>
-      <w:pPr>
-        <w:pStyle w:val="SourceCode"/>
-      </w:pPr>
-      <w:r>
-        <w:t xml:space="preserve">    // an array of 15, as showPlan does: Non_unique is index[1] ("0" for a</w:t>
-      </w:r>
-    </w:p>
-    <w:p>
-      <w:pPr>
-        <w:pStyle w:val="SourceCode"/>
-      </w:pPr>
-      <w:r>
-        <w:t xml:space="preserve">    // unique index), Key_name index[2], and Column_name index[4].</w:t>
+        <w:t xml:space="preserve">    // Remember, Lesson 4.6's query and loop; _ discards Query's error value,</w:t>
+      </w:r>
+    </w:p>
+    <w:p>
+      <w:pPr>
+        <w:pStyle w:val="SourceCode"/>
+      </w:pPr>
+      <w:r>
+        <w:t xml:space="preserve">    // and rows.Close() releases the rows. SHOW INDEX answers with 15 columns</w:t>
+      </w:r>
+    </w:p>
+    <w:p>
+      <w:pPr>
+        <w:pStyle w:val="SourceCode"/>
+      </w:pPr>
+      <w:r>
+        <w:t xml:space="preserve">    // here, so each row is scanned into an array of 15: Non_unique is</w:t>
+      </w:r>
+    </w:p>
+    <w:p>
+      <w:pPr>
+        <w:pStyle w:val="SourceCode"/>
+      </w:pPr>
+      <w:r>
+        <w:t xml:space="preserve">    // index[1] ("0" = unique), Key_name index[2], and Column_name index[4].</w:t>
       </w:r>
     </w:p>
     <w:p>
@@ -19081,23 +19081,23 @@
         <w:pStyle w:val="SourceCode"/>
       </w:pPr>
       <w:r>
-        <w:t xml:space="preserve">    # how the server reaches the rows: ALL means it reads every row of</w:t>
-      </w:r>
-    </w:p>
-    <w:p>
-      <w:pPr>
-        <w:pStyle w:val="SourceCode"/>
-      </w:pPr>
-      <w:r>
-        <w:t xml:space="preserve">    # the table. key names the index it uses, and is NULL (None) when it</w:t>
-      </w:r>
-    </w:p>
-    <w:p>
-      <w:pPr>
-        <w:pStyle w:val="SourceCode"/>
-      </w:pPr>
-      <w:r>
-        <w:t xml:space="preserve">    # uses none, which the program prints as (none).</w:t>
+        <w:t xml:space="preserve">    # how the server reaches the rows: ALL reads every row, and ref goes</w:t>
+      </w:r>
+    </w:p>
+    <w:p>
+      <w:pPr>
+        <w:pStyle w:val="SourceCode"/>
+      </w:pPr>
+      <w:r>
+        <w:t xml:space="preserve">    # through an index straight to the matching rows. key names that</w:t>
+      </w:r>
+    </w:p>
+    <w:p>
+      <w:pPr>
+        <w:pStyle w:val="SourceCode"/>
+      </w:pPr>
+      <w:r>
+        <w:t xml:space="preserve">    # index, or is NULL (None) when it uses none, printed as (none).</w:t>
       </w:r>
     </w:p>
     <w:p>
@@ -21943,23 +21943,23 @@
         <w:pStyle w:val="SourceCode"/>
       </w:pPr>
       <w:r>
-        <w:t xml:space="preserve">    // type says how the server reaches the rows: ALL means it reads every</w:t>
-      </w:r>
-    </w:p>
-    <w:p>
-      <w:pPr>
-        <w:pStyle w:val="SourceCode"/>
-      </w:pPr>
-      <w:r>
-        <w:t xml:space="preserve">    // row of the table. key names the index it uses, and is NULL (null)</w:t>
-      </w:r>
-    </w:p>
-    <w:p>
-      <w:pPr>
-        <w:pStyle w:val="SourceCode"/>
-      </w:pPr>
-      <w:r>
-        <w:t xml:space="preserve">    // when it uses none, which the program prints as (none).</w:t>
+        <w:t xml:space="preserve">    // type says how the server reaches the rows: ALL reads every row, and</w:t>
+      </w:r>
+    </w:p>
+    <w:p>
+      <w:pPr>
+        <w:pStyle w:val="SourceCode"/>
+      </w:pPr>
+      <w:r>
+        <w:t xml:space="preserve">    // ref goes through an index straight to the matching rows. key names</w:t>
+      </w:r>
+    </w:p>
+    <w:p>
+      <w:pPr>
+        <w:pStyle w:val="SourceCode"/>
+      </w:pPr>
+      <w:r>
+        <w:t xml:space="preserve">    // that index, or is NULL (null) when it uses none, printed as (none).</w:t>
       </w:r>
     </w:p>
     <w:p>
@@ -27006,31 +27006,31 @@
       </w:rPr>
     </w:lvl>
   </w:abstractNum>
-  <w:num w:numId="1" w16cid:durableId="1767572720">
+  <w:num w:numId="1" w16cid:durableId="195385430">
     <w:abstractNumId w:val="8"/>
   </w:num>
-  <w:num w:numId="2" w16cid:durableId="2128040798">
+  <w:num w:numId="2" w16cid:durableId="1293099346">
     <w:abstractNumId w:val="6"/>
   </w:num>
-  <w:num w:numId="3" w16cid:durableId="1289970106">
+  <w:num w:numId="3" w16cid:durableId="1394739917">
     <w:abstractNumId w:val="5"/>
   </w:num>
-  <w:num w:numId="4" w16cid:durableId="181942531">
+  <w:num w:numId="4" w16cid:durableId="1516456286">
     <w:abstractNumId w:val="4"/>
   </w:num>
-  <w:num w:numId="5" w16cid:durableId="1775860950">
+  <w:num w:numId="5" w16cid:durableId="1866168378">
     <w:abstractNumId w:val="7"/>
   </w:num>
-  <w:num w:numId="6" w16cid:durableId="1669090046">
+  <w:num w:numId="6" w16cid:durableId="531067033">
     <w:abstractNumId w:val="3"/>
   </w:num>
-  <w:num w:numId="7" w16cid:durableId="1082218818">
+  <w:num w:numId="7" w16cid:durableId="1384523578">
     <w:abstractNumId w:val="2"/>
   </w:num>
-  <w:num w:numId="8" w16cid:durableId="5911464">
+  <w:num w:numId="8" w16cid:durableId="130102217">
     <w:abstractNumId w:val="1"/>
   </w:num>
-  <w:num w:numId="9" w16cid:durableId="1388140211">
+  <w:num w:numId="9" w16cid:durableId="1869827984">
     <w:abstractNumId w:val="0"/>
   </w:num>
 </w:numbering>
